--- a/Week 6/Phase2-Jcox.docx
+++ b/Week 6/Phase2-Jcox.docx
@@ -12,6 +12,7 @@
           <w:szCs w:val="52"/>
         </w:rPr>
       </w:pPr>
+      <w:proofErr w:type="spellStart"/>
       <w:r>
         <w:rPr>
           <w:b/>
@@ -21,24 +22,45 @@
         </w:rPr>
         <w:t>Game_Manager</w:t>
       </w:r>
-    </w:p>
-    <w:p>
-      <w:pPr>
-        <w:rPr>
-          <w:b/>
-          <w:bCs/>
-          <w:sz w:val="28"/>
-          <w:szCs w:val="28"/>
-        </w:rPr>
-      </w:pPr>
-      <w:r>
-        <w:rPr>
-          <w:b/>
-          <w:bCs/>
-          <w:sz w:val="28"/>
-          <w:szCs w:val="28"/>
-        </w:rPr>
-        <w:t xml:space="preserve">The Game_Manager script is </w:t>
+      <w:proofErr w:type="spellEnd"/>
+    </w:p>
+    <w:p>
+      <w:pPr>
+        <w:rPr>
+          <w:b/>
+          <w:bCs/>
+          <w:sz w:val="28"/>
+          <w:szCs w:val="28"/>
+        </w:rPr>
+      </w:pPr>
+      <w:r>
+        <w:rPr>
+          <w:b/>
+          <w:bCs/>
+          <w:sz w:val="28"/>
+          <w:szCs w:val="28"/>
+        </w:rPr>
+        <w:t xml:space="preserve">The </w:t>
+      </w:r>
+      <w:proofErr w:type="spellStart"/>
+      <w:r>
+        <w:rPr>
+          <w:b/>
+          <w:bCs/>
+          <w:sz w:val="28"/>
+          <w:szCs w:val="28"/>
+        </w:rPr>
+        <w:t>Game_Manager</w:t>
+      </w:r>
+      <w:proofErr w:type="spellEnd"/>
+      <w:r>
+        <w:rPr>
+          <w:b/>
+          <w:bCs/>
+          <w:sz w:val="28"/>
+          <w:szCs w:val="28"/>
+        </w:rPr>
+        <w:t xml:space="preserve"> script is </w:t>
       </w:r>
       <w:r>
         <w:rPr>
@@ -76,26 +98,66 @@
           <w:sz w:val="28"/>
           <w:szCs w:val="28"/>
         </w:rPr>
-        <w:t xml:space="preserve">The following screenshots show case vital functions that are contained within Game_Manager along with descriptions of what the code accomplishes. </w:t>
-      </w:r>
-    </w:p>
-    <w:p>
-      <w:pPr>
-        <w:rPr>
-          <w:b/>
-          <w:bCs/>
-          <w:sz w:val="28"/>
-          <w:szCs w:val="28"/>
-        </w:rPr>
-      </w:pPr>
-      <w:r>
-        <w:rPr>
-          <w:b/>
-          <w:bCs/>
-          <w:sz w:val="28"/>
-          <w:szCs w:val="28"/>
-        </w:rPr>
-        <w:t>Instances of “GM” in descriptions take the place of “Game_Manager”</w:t>
+        <w:t xml:space="preserve">The following screenshots show case vital functions that are contained within </w:t>
+      </w:r>
+      <w:proofErr w:type="spellStart"/>
+      <w:r>
+        <w:rPr>
+          <w:b/>
+          <w:bCs/>
+          <w:sz w:val="28"/>
+          <w:szCs w:val="28"/>
+        </w:rPr>
+        <w:t>Game_Manager</w:t>
+      </w:r>
+      <w:proofErr w:type="spellEnd"/>
+      <w:r>
+        <w:rPr>
+          <w:b/>
+          <w:bCs/>
+          <w:sz w:val="28"/>
+          <w:szCs w:val="28"/>
+        </w:rPr>
+        <w:t xml:space="preserve"> along with descriptions of what the code accomplishes. </w:t>
+      </w:r>
+    </w:p>
+    <w:p>
+      <w:pPr>
+        <w:rPr>
+          <w:b/>
+          <w:bCs/>
+          <w:sz w:val="28"/>
+          <w:szCs w:val="28"/>
+        </w:rPr>
+      </w:pPr>
+      <w:r>
+        <w:rPr>
+          <w:b/>
+          <w:bCs/>
+          <w:sz w:val="28"/>
+          <w:szCs w:val="28"/>
+        </w:rPr>
+        <w:t>Instances of “GM” in descriptions take the place of “</w:t>
+      </w:r>
+      <w:proofErr w:type="spellStart"/>
+      <w:r>
+        <w:rPr>
+          <w:b/>
+          <w:bCs/>
+          <w:sz w:val="28"/>
+          <w:szCs w:val="28"/>
+        </w:rPr>
+        <w:t>Game_Manager</w:t>
+      </w:r>
+      <w:proofErr w:type="spellEnd"/>
+      <w:r>
+        <w:rPr>
+          <w:b/>
+          <w:bCs/>
+          <w:sz w:val="28"/>
+          <w:szCs w:val="28"/>
+        </w:rPr>
+        <w:t>”</w:t>
       </w:r>
     </w:p>
     <w:p>
@@ -134,6 +196,7 @@
         </w:rPr>
         <w:t>” in descriptions take the place of “</w:t>
       </w:r>
+      <w:proofErr w:type="spellStart"/>
       <w:r>
         <w:rPr>
           <w:b/>
@@ -143,6 +206,7 @@
         </w:rPr>
         <w:t>Signal_Hub</w:t>
       </w:r>
+      <w:proofErr w:type="spellEnd"/>
       <w:r>
         <w:rPr>
           <w:b/>
@@ -262,6 +326,7 @@
           <w:szCs w:val="28"/>
         </w:rPr>
       </w:pPr>
+      <w:proofErr w:type="spellStart"/>
       <w:r>
         <w:rPr>
           <w:b/>
@@ -281,14 +346,75 @@
         </w:rPr>
         <w:t>_</w:t>
       </w:r>
-      <w:r>
-        <w:rPr>
-          <w:b/>
-          <w:bCs/>
-          <w:sz w:val="32"/>
-          <w:szCs w:val="32"/>
-        </w:rPr>
-        <w:t>farm(), load_home():</w:t>
+      <w:proofErr w:type="gramStart"/>
+      <w:r>
+        <w:rPr>
+          <w:b/>
+          <w:bCs/>
+          <w:sz w:val="32"/>
+          <w:szCs w:val="32"/>
+        </w:rPr>
+        <w:t>farm</w:t>
+      </w:r>
+      <w:proofErr w:type="spellEnd"/>
+      <w:r>
+        <w:rPr>
+          <w:b/>
+          <w:bCs/>
+          <w:sz w:val="32"/>
+          <w:szCs w:val="32"/>
+        </w:rPr>
+        <w:t>(</w:t>
+      </w:r>
+      <w:proofErr w:type="gramEnd"/>
+      <w:r>
+        <w:rPr>
+          <w:b/>
+          <w:bCs/>
+          <w:sz w:val="32"/>
+          <w:szCs w:val="32"/>
+        </w:rPr>
+        <w:t xml:space="preserve">), </w:t>
+      </w:r>
+      <w:proofErr w:type="spellStart"/>
+      <w:r>
+        <w:rPr>
+          <w:b/>
+          <w:bCs/>
+          <w:sz w:val="32"/>
+          <w:szCs w:val="32"/>
+        </w:rPr>
+        <w:t>load_</w:t>
+      </w:r>
+      <w:proofErr w:type="gramStart"/>
+      <w:r>
+        <w:rPr>
+          <w:b/>
+          <w:bCs/>
+          <w:sz w:val="32"/>
+          <w:szCs w:val="32"/>
+        </w:rPr>
+        <w:t>home</w:t>
+      </w:r>
+      <w:proofErr w:type="spellEnd"/>
+      <w:r>
+        <w:rPr>
+          <w:b/>
+          <w:bCs/>
+          <w:sz w:val="32"/>
+          <w:szCs w:val="32"/>
+        </w:rPr>
+        <w:t>(</w:t>
+      </w:r>
+      <w:proofErr w:type="gramEnd"/>
+      <w:r>
+        <w:rPr>
+          <w:b/>
+          <w:bCs/>
+          <w:sz w:val="32"/>
+          <w:szCs w:val="32"/>
+        </w:rPr>
+        <w:t>):</w:t>
       </w:r>
       <w:r>
         <w:rPr>
@@ -311,7 +437,119 @@
           <w:sz w:val="28"/>
           <w:szCs w:val="28"/>
         </w:rPr>
-        <w:t>ese functions are responsible for freeing scenes that are currently displayed to the player. These functions also instantiate their related scenes and displays to the player. The load_farm() func calls another function called set_tree_data() this is used to give the 3 Tree scenes on the farm their associated data in order to display proper growth. Note the call_deferred function defers the execution of the code until Godot finishes processing all physics-based interaction. (I.E. area2D, staticbody2D, or collisionArea2D.)</w:t>
+        <w:t xml:space="preserve">ese functions are responsible for freeing scenes that are currently displayed to the player. These functions also instantiate their related scenes and </w:t>
+      </w:r>
+      <w:proofErr w:type="gramStart"/>
+      <w:r>
+        <w:rPr>
+          <w:sz w:val="28"/>
+          <w:szCs w:val="28"/>
+        </w:rPr>
+        <w:t>displays</w:t>
+      </w:r>
+      <w:proofErr w:type="gramEnd"/>
+      <w:r>
+        <w:rPr>
+          <w:sz w:val="28"/>
+          <w:szCs w:val="28"/>
+        </w:rPr>
+        <w:t xml:space="preserve"> to the player. The </w:t>
+      </w:r>
+      <w:proofErr w:type="spellStart"/>
+      <w:r>
+        <w:rPr>
+          <w:sz w:val="28"/>
+          <w:szCs w:val="28"/>
+        </w:rPr>
+        <w:t>load_</w:t>
+      </w:r>
+      <w:proofErr w:type="gramStart"/>
+      <w:r>
+        <w:rPr>
+          <w:sz w:val="28"/>
+          <w:szCs w:val="28"/>
+        </w:rPr>
+        <w:t>farm</w:t>
+      </w:r>
+      <w:proofErr w:type="spellEnd"/>
+      <w:r>
+        <w:rPr>
+          <w:sz w:val="28"/>
+          <w:szCs w:val="28"/>
+        </w:rPr>
+        <w:t>(</w:t>
+      </w:r>
+      <w:proofErr w:type="gramEnd"/>
+      <w:r>
+        <w:rPr>
+          <w:sz w:val="28"/>
+          <w:szCs w:val="28"/>
+        </w:rPr>
+        <w:t xml:space="preserve">) </w:t>
+      </w:r>
+      <w:proofErr w:type="spellStart"/>
+      <w:r>
+        <w:rPr>
+          <w:sz w:val="28"/>
+          <w:szCs w:val="28"/>
+        </w:rPr>
+        <w:t>func</w:t>
+      </w:r>
+      <w:proofErr w:type="spellEnd"/>
+      <w:r>
+        <w:rPr>
+          <w:sz w:val="28"/>
+          <w:szCs w:val="28"/>
+        </w:rPr>
+        <w:t xml:space="preserve"> calls another function called </w:t>
+      </w:r>
+      <w:proofErr w:type="spellStart"/>
+      <w:r>
+        <w:rPr>
+          <w:sz w:val="28"/>
+          <w:szCs w:val="28"/>
+        </w:rPr>
+        <w:t>set_tree_</w:t>
+      </w:r>
+      <w:proofErr w:type="gramStart"/>
+      <w:r>
+        <w:rPr>
+          <w:sz w:val="28"/>
+          <w:szCs w:val="28"/>
+        </w:rPr>
+        <w:t>data</w:t>
+      </w:r>
+      <w:proofErr w:type="spellEnd"/>
+      <w:r>
+        <w:rPr>
+          <w:sz w:val="28"/>
+          <w:szCs w:val="28"/>
+        </w:rPr>
+        <w:t>(</w:t>
+      </w:r>
+      <w:proofErr w:type="gramEnd"/>
+      <w:r>
+        <w:rPr>
+          <w:sz w:val="28"/>
+          <w:szCs w:val="28"/>
+        </w:rPr>
+        <w:t xml:space="preserve">) this is used to give the 3 Tree scenes on the farm their associated data in order to display proper growth. Note the </w:t>
+      </w:r>
+      <w:proofErr w:type="spellStart"/>
+      <w:r>
+        <w:rPr>
+          <w:sz w:val="28"/>
+          <w:szCs w:val="28"/>
+        </w:rPr>
+        <w:t>call_deferred</w:t>
+      </w:r>
+      <w:proofErr w:type="spellEnd"/>
+      <w:r>
+        <w:rPr>
+          <w:sz w:val="28"/>
+          <w:szCs w:val="28"/>
+        </w:rPr>
+        <w:t xml:space="preserve"> function defers the execution of the code until Godot finishes processing all physics-based interaction. (I.E. area2D, staticbody2D, or collisionArea2D.)</w:t>
       </w:r>
     </w:p>
     <w:p>
@@ -444,6 +682,7 @@
           <w:szCs w:val="28"/>
         </w:rPr>
       </w:pPr>
+      <w:proofErr w:type="spellStart"/>
       <w:r>
         <w:rPr>
           <w:b/>
@@ -452,16 +691,58 @@
           <w:szCs w:val="32"/>
         </w:rPr>
         <w:lastRenderedPageBreak/>
-        <w:t xml:space="preserve">handle_interact: </w:t>
-      </w:r>
-      <w:r>
-        <w:t>This function is called when the player presses the interact key, when inside the zone of an object. When the player walks into the interaction_zone of an object that information is stored in GM and is used to determine what code needs to be executed. This function uses flags to stop repeated interaction with objects that should only be interacted with once a day or when other objects are interacted with. This function calls the pause_scene function that pauses the current scene to stop input from the player to control the character or interact with an object.</w:t>
+        <w:t>handle_interact</w:t>
+      </w:r>
+      <w:proofErr w:type="spellEnd"/>
+      <w:r>
+        <w:rPr>
+          <w:b/>
+          <w:bCs/>
+          <w:sz w:val="32"/>
+          <w:szCs w:val="32"/>
+        </w:rPr>
+        <w:t xml:space="preserve">: </w:t>
+      </w:r>
+      <w:r>
+        <w:t xml:space="preserve">This function is called when the player presses the interact key, when inside the zone of an object. When the player walks into the </w:t>
+      </w:r>
+      <w:proofErr w:type="spellStart"/>
+      <w:r>
+        <w:t>interaction_zone</w:t>
+      </w:r>
+      <w:proofErr w:type="spellEnd"/>
+      <w:r>
+        <w:t xml:space="preserve"> of an object that information is stored in GM and is used to determine what code needs to be executed. This function uses flags to stop repeated interaction with objects that should only be interacted with once a day or when other objects are interacted with. This function calls the </w:t>
+      </w:r>
+      <w:proofErr w:type="spellStart"/>
+      <w:r>
+        <w:t>pause_scene</w:t>
+      </w:r>
+      <w:proofErr w:type="spellEnd"/>
+      <w:r>
+        <w:t xml:space="preserve"> function that pauses the current scene to stop input from the player to control the character or interact with an object.</w:t>
       </w:r>
       <w:r>
         <w:t xml:space="preserve"> </w:t>
       </w:r>
       <w:r>
-        <w:t>The last_quiz_tree variable stores the last tree the player interacted with and Is used to assign correct answers to the correct tree’s data set held by GM</w:t>
+        <w:t xml:space="preserve">The </w:t>
+      </w:r>
+      <w:proofErr w:type="spellStart"/>
+      <w:r>
+        <w:t>last_quiz_tree</w:t>
+      </w:r>
+      <w:proofErr w:type="spellEnd"/>
+      <w:r>
+        <w:t xml:space="preserve"> variable stores the last tree the player interacted with and </w:t>
+      </w:r>
+      <w:proofErr w:type="gramStart"/>
+      <w:r>
+        <w:t>Is</w:t>
+      </w:r>
+      <w:proofErr w:type="gramEnd"/>
+      <w:r>
+        <w:t xml:space="preserve"> used to assign correct answers to the correct tree’s data set held by GM</w:t>
       </w:r>
     </w:p>
     <w:p>
@@ -520,6 +801,7 @@
           <w:szCs w:val="28"/>
         </w:rPr>
       </w:pPr>
+      <w:proofErr w:type="spellStart"/>
       <w:r>
         <w:rPr>
           <w:b/>
@@ -528,21 +810,92 @@
           <w:szCs w:val="32"/>
         </w:rPr>
         <w:lastRenderedPageBreak/>
-        <w:t xml:space="preserve">show_new_signs(): </w:t>
-      </w:r>
-      <w:r>
-        <w:rPr>
-          <w:sz w:val="28"/>
-          <w:szCs w:val="28"/>
-        </w:rPr>
-        <w:t>This function is called by handle_interact when the player is interacting with the newspaper in the home scene. This function uses asl_learning_ui</w:t>
-      </w:r>
-      <w:r>
-        <w:rPr>
-          <w:sz w:val="28"/>
-          <w:szCs w:val="28"/>
-        </w:rPr>
-        <w:t xml:space="preserve"> and other ASL Learning classes to pick up to 4 ASL Signs not currently unlocked by the player, display, and unlock them. This function uses a Boolean variable called one_db_used. This is used to prevent data bases from mixing and unlocking signs from different data bases in one learning.</w:t>
+        <w:t>show_new_</w:t>
+      </w:r>
+      <w:proofErr w:type="gramStart"/>
+      <w:r>
+        <w:rPr>
+          <w:b/>
+          <w:bCs/>
+          <w:sz w:val="32"/>
+          <w:szCs w:val="32"/>
+        </w:rPr>
+        <w:t>signs</w:t>
+      </w:r>
+      <w:proofErr w:type="spellEnd"/>
+      <w:r>
+        <w:rPr>
+          <w:b/>
+          <w:bCs/>
+          <w:sz w:val="32"/>
+          <w:szCs w:val="32"/>
+        </w:rPr>
+        <w:t>(</w:t>
+      </w:r>
+      <w:proofErr w:type="gramEnd"/>
+      <w:r>
+        <w:rPr>
+          <w:b/>
+          <w:bCs/>
+          <w:sz w:val="32"/>
+          <w:szCs w:val="32"/>
+        </w:rPr>
+        <w:t xml:space="preserve">): </w:t>
+      </w:r>
+      <w:r>
+        <w:rPr>
+          <w:sz w:val="28"/>
+          <w:szCs w:val="28"/>
+        </w:rPr>
+        <w:t xml:space="preserve">This function is called by </w:t>
+      </w:r>
+      <w:proofErr w:type="spellStart"/>
+      <w:r>
+        <w:rPr>
+          <w:sz w:val="28"/>
+          <w:szCs w:val="28"/>
+        </w:rPr>
+        <w:t>handle_interact</w:t>
+      </w:r>
+      <w:proofErr w:type="spellEnd"/>
+      <w:r>
+        <w:rPr>
+          <w:sz w:val="28"/>
+          <w:szCs w:val="28"/>
+        </w:rPr>
+        <w:t xml:space="preserve"> when the player is interacting with the newspaper in the home scene. This function uses </w:t>
+      </w:r>
+      <w:proofErr w:type="spellStart"/>
+      <w:r>
+        <w:rPr>
+          <w:sz w:val="28"/>
+          <w:szCs w:val="28"/>
+        </w:rPr>
+        <w:t>asl_learning_ui</w:t>
+      </w:r>
+      <w:proofErr w:type="spellEnd"/>
+      <w:r>
+        <w:rPr>
+          <w:sz w:val="28"/>
+          <w:szCs w:val="28"/>
+        </w:rPr>
+        <w:t xml:space="preserve"> and other ASL Learning classes to pick up to 4 ASL Signs not currently unlocked by the player, display, and unlock them. This function uses a Boolean variable called </w:t>
+      </w:r>
+      <w:proofErr w:type="spellStart"/>
+      <w:r>
+        <w:rPr>
+          <w:sz w:val="28"/>
+          <w:szCs w:val="28"/>
+        </w:rPr>
+        <w:t>one_db_used</w:t>
+      </w:r>
+      <w:proofErr w:type="spellEnd"/>
+      <w:r>
+        <w:rPr>
+          <w:sz w:val="28"/>
+          <w:szCs w:val="28"/>
+        </w:rPr>
+        <w:t>. This is used to prevent data bases from mixing and unlocking signs from different data bases in one learning.</w:t>
       </w:r>
     </w:p>
     <w:p>
@@ -669,6 +1022,7 @@
           <w:szCs w:val="28"/>
         </w:rPr>
       </w:pPr>
+      <w:proofErr w:type="spellStart"/>
       <w:r>
         <w:rPr>
           <w:b/>
@@ -677,7 +1031,77 @@
           <w:szCs w:val="32"/>
         </w:rPr>
         <w:lastRenderedPageBreak/>
-        <w:t xml:space="preserve">end_quiz(), end_learning(): </w:t>
+        <w:t>end_</w:t>
+      </w:r>
+      <w:proofErr w:type="gramStart"/>
+      <w:r>
+        <w:rPr>
+          <w:b/>
+          <w:bCs/>
+          <w:sz w:val="32"/>
+          <w:szCs w:val="32"/>
+        </w:rPr>
+        <w:t>quiz</w:t>
+      </w:r>
+      <w:proofErr w:type="spellEnd"/>
+      <w:r>
+        <w:rPr>
+          <w:b/>
+          <w:bCs/>
+          <w:sz w:val="32"/>
+          <w:szCs w:val="32"/>
+        </w:rPr>
+        <w:t>(</w:t>
+      </w:r>
+      <w:proofErr w:type="gramEnd"/>
+      <w:r>
+        <w:rPr>
+          <w:b/>
+          <w:bCs/>
+          <w:sz w:val="32"/>
+          <w:szCs w:val="32"/>
+        </w:rPr>
+        <w:t xml:space="preserve">), </w:t>
+      </w:r>
+      <w:proofErr w:type="spellStart"/>
+      <w:r>
+        <w:rPr>
+          <w:b/>
+          <w:bCs/>
+          <w:sz w:val="32"/>
+          <w:szCs w:val="32"/>
+        </w:rPr>
+        <w:t>end_</w:t>
+      </w:r>
+      <w:proofErr w:type="gramStart"/>
+      <w:r>
+        <w:rPr>
+          <w:b/>
+          <w:bCs/>
+          <w:sz w:val="32"/>
+          <w:szCs w:val="32"/>
+        </w:rPr>
+        <w:t>learning</w:t>
+      </w:r>
+      <w:proofErr w:type="spellEnd"/>
+      <w:r>
+        <w:rPr>
+          <w:b/>
+          <w:bCs/>
+          <w:sz w:val="32"/>
+          <w:szCs w:val="32"/>
+        </w:rPr>
+        <w:t>(</w:t>
+      </w:r>
+      <w:proofErr w:type="gramEnd"/>
+      <w:r>
+        <w:rPr>
+          <w:b/>
+          <w:bCs/>
+          <w:sz w:val="32"/>
+          <w:szCs w:val="32"/>
+        </w:rPr>
+        <w:t xml:space="preserve">): </w:t>
       </w:r>
       <w:r>
         <w:rPr>
@@ -750,21 +1174,68 @@
           <w:szCs w:val="28"/>
         </w:rPr>
       </w:pPr>
-      <w:r>
-        <w:rPr>
-          <w:b/>
-          <w:bCs/>
-          <w:sz w:val="32"/>
-          <w:szCs w:val="32"/>
-        </w:rPr>
-        <w:t xml:space="preserve">set_tree_data(): </w:t>
-      </w:r>
-      <w:r>
-        <w:rPr>
-          <w:sz w:val="28"/>
-          <w:szCs w:val="28"/>
-        </w:rPr>
-        <w:t>Stores the current tree information into tree_data and emits that data via signal, using signal hub. This is used by Tree scenes to correctly assign growth levels each time the farm scene is instantiated.</w:t>
+      <w:proofErr w:type="spellStart"/>
+      <w:r>
+        <w:rPr>
+          <w:b/>
+          <w:bCs/>
+          <w:sz w:val="32"/>
+          <w:szCs w:val="32"/>
+        </w:rPr>
+        <w:t>set_tree_</w:t>
+      </w:r>
+      <w:proofErr w:type="gramStart"/>
+      <w:r>
+        <w:rPr>
+          <w:b/>
+          <w:bCs/>
+          <w:sz w:val="32"/>
+          <w:szCs w:val="32"/>
+        </w:rPr>
+        <w:t>data</w:t>
+      </w:r>
+      <w:proofErr w:type="spellEnd"/>
+      <w:r>
+        <w:rPr>
+          <w:b/>
+          <w:bCs/>
+          <w:sz w:val="32"/>
+          <w:szCs w:val="32"/>
+        </w:rPr>
+        <w:t>(</w:t>
+      </w:r>
+      <w:proofErr w:type="gramEnd"/>
+      <w:r>
+        <w:rPr>
+          <w:b/>
+          <w:bCs/>
+          <w:sz w:val="32"/>
+          <w:szCs w:val="32"/>
+        </w:rPr>
+        <w:t xml:space="preserve">): </w:t>
+      </w:r>
+      <w:r>
+        <w:rPr>
+          <w:sz w:val="28"/>
+          <w:szCs w:val="28"/>
+        </w:rPr>
+        <w:t xml:space="preserve">Stores the current tree information into </w:t>
+      </w:r>
+      <w:proofErr w:type="spellStart"/>
+      <w:r>
+        <w:rPr>
+          <w:sz w:val="28"/>
+          <w:szCs w:val="28"/>
+        </w:rPr>
+        <w:t>tree_data</w:t>
+      </w:r>
+      <w:proofErr w:type="spellEnd"/>
+      <w:r>
+        <w:rPr>
+          <w:sz w:val="28"/>
+          <w:szCs w:val="28"/>
+        </w:rPr>
+        <w:t xml:space="preserve"> and emits that data via signal, using signal hub. This is used by Tree scenes to correctly assign growth levels each time the farm scene is instantiated.</w:t>
       </w:r>
     </w:p>
     <w:p>
@@ -833,6 +1304,7 @@
           <w:szCs w:val="32"/>
         </w:rPr>
       </w:pPr>
+      <w:proofErr w:type="spellStart"/>
       <w:r>
         <w:rPr>
           <w:b/>
@@ -852,38 +1324,226 @@
         </w:rPr>
         <w:t>_</w:t>
       </w:r>
-      <w:r>
-        <w:rPr>
-          <w:b/>
-          <w:bCs/>
-          <w:sz w:val="32"/>
-          <w:szCs w:val="32"/>
-        </w:rPr>
-        <w:t>game(), player_entered_interactable_zone(),</w:t>
-      </w:r>
-    </w:p>
-    <w:p>
-      <w:pPr>
-        <w:rPr>
-          <w:sz w:val="28"/>
-          <w:szCs w:val="28"/>
-        </w:rPr>
-      </w:pPr>
-      <w:r>
-        <w:rPr>
-          <w:b/>
-          <w:bCs/>
-          <w:sz w:val="32"/>
-          <w:szCs w:val="32"/>
-        </w:rPr>
-        <w:t xml:space="preserve">player_left_interactable_zone(): </w:t>
-      </w:r>
-      <w:r>
-        <w:rPr>
-          <w:sz w:val="28"/>
-          <w:szCs w:val="28"/>
-        </w:rPr>
-        <w:t xml:space="preserve">The quit game function is used when the quit_game signal is emited. The other 2 functions are used to store what object the player is currently in the interaction zone of. If a player enters an interaction zone of an object the object is added to the in_zone array of Strings. If the player leaves an interaction zone of an object the object is removed from the in_zone array of strings. These functions use the signals player_entered_interactable_zone and player_left_interactable_zone. </w:t>
+      <w:proofErr w:type="gramStart"/>
+      <w:r>
+        <w:rPr>
+          <w:b/>
+          <w:bCs/>
+          <w:sz w:val="32"/>
+          <w:szCs w:val="32"/>
+        </w:rPr>
+        <w:t>game</w:t>
+      </w:r>
+      <w:proofErr w:type="spellEnd"/>
+      <w:r>
+        <w:rPr>
+          <w:b/>
+          <w:bCs/>
+          <w:sz w:val="32"/>
+          <w:szCs w:val="32"/>
+        </w:rPr>
+        <w:t>(</w:t>
+      </w:r>
+      <w:proofErr w:type="gramEnd"/>
+      <w:r>
+        <w:rPr>
+          <w:b/>
+          <w:bCs/>
+          <w:sz w:val="32"/>
+          <w:szCs w:val="32"/>
+        </w:rPr>
+        <w:t xml:space="preserve">), </w:t>
+      </w:r>
+      <w:proofErr w:type="spellStart"/>
+      <w:r>
+        <w:rPr>
+          <w:b/>
+          <w:bCs/>
+          <w:sz w:val="32"/>
+          <w:szCs w:val="32"/>
+        </w:rPr>
+        <w:t>player_entered_interactable_</w:t>
+      </w:r>
+      <w:proofErr w:type="gramStart"/>
+      <w:r>
+        <w:rPr>
+          <w:b/>
+          <w:bCs/>
+          <w:sz w:val="32"/>
+          <w:szCs w:val="32"/>
+        </w:rPr>
+        <w:t>zone</w:t>
+      </w:r>
+      <w:proofErr w:type="spellEnd"/>
+      <w:r>
+        <w:rPr>
+          <w:b/>
+          <w:bCs/>
+          <w:sz w:val="32"/>
+          <w:szCs w:val="32"/>
+        </w:rPr>
+        <w:t>(</w:t>
+      </w:r>
+      <w:proofErr w:type="gramEnd"/>
+      <w:r>
+        <w:rPr>
+          <w:b/>
+          <w:bCs/>
+          <w:sz w:val="32"/>
+          <w:szCs w:val="32"/>
+        </w:rPr>
+        <w:t>),</w:t>
+      </w:r>
+    </w:p>
+    <w:p>
+      <w:pPr>
+        <w:rPr>
+          <w:sz w:val="28"/>
+          <w:szCs w:val="28"/>
+        </w:rPr>
+      </w:pPr>
+      <w:proofErr w:type="spellStart"/>
+      <w:r>
+        <w:rPr>
+          <w:b/>
+          <w:bCs/>
+          <w:sz w:val="32"/>
+          <w:szCs w:val="32"/>
+        </w:rPr>
+        <w:t>player_left_interactable_</w:t>
+      </w:r>
+      <w:proofErr w:type="gramStart"/>
+      <w:r>
+        <w:rPr>
+          <w:b/>
+          <w:bCs/>
+          <w:sz w:val="32"/>
+          <w:szCs w:val="32"/>
+        </w:rPr>
+        <w:t>zone</w:t>
+      </w:r>
+      <w:proofErr w:type="spellEnd"/>
+      <w:r>
+        <w:rPr>
+          <w:b/>
+          <w:bCs/>
+          <w:sz w:val="32"/>
+          <w:szCs w:val="32"/>
+        </w:rPr>
+        <w:t>(</w:t>
+      </w:r>
+      <w:proofErr w:type="gramEnd"/>
+      <w:r>
+        <w:rPr>
+          <w:b/>
+          <w:bCs/>
+          <w:sz w:val="32"/>
+          <w:szCs w:val="32"/>
+        </w:rPr>
+        <w:t xml:space="preserve">): </w:t>
+      </w:r>
+      <w:r>
+        <w:rPr>
+          <w:sz w:val="28"/>
+          <w:szCs w:val="28"/>
+        </w:rPr>
+        <w:t xml:space="preserve">The quit game function is used when the </w:t>
+      </w:r>
+      <w:proofErr w:type="spellStart"/>
+      <w:r>
+        <w:rPr>
+          <w:sz w:val="28"/>
+          <w:szCs w:val="28"/>
+        </w:rPr>
+        <w:t>quit_game</w:t>
+      </w:r>
+      <w:proofErr w:type="spellEnd"/>
+      <w:r>
+        <w:rPr>
+          <w:sz w:val="28"/>
+          <w:szCs w:val="28"/>
+        </w:rPr>
+        <w:t xml:space="preserve"> signal is </w:t>
+      </w:r>
+      <w:proofErr w:type="spellStart"/>
+      <w:r>
+        <w:rPr>
+          <w:sz w:val="28"/>
+          <w:szCs w:val="28"/>
+        </w:rPr>
+        <w:t>emited</w:t>
+      </w:r>
+      <w:proofErr w:type="spellEnd"/>
+      <w:r>
+        <w:rPr>
+          <w:sz w:val="28"/>
+          <w:szCs w:val="28"/>
+        </w:rPr>
+        <w:t xml:space="preserve">. The other 2 functions are used to store what object the player is currently in the interaction zone of. If a player enters an interaction zone of an object the object is added to the </w:t>
+      </w:r>
+      <w:proofErr w:type="spellStart"/>
+      <w:r>
+        <w:rPr>
+          <w:sz w:val="28"/>
+          <w:szCs w:val="28"/>
+        </w:rPr>
+        <w:t>in_zone</w:t>
+      </w:r>
+      <w:proofErr w:type="spellEnd"/>
+      <w:r>
+        <w:rPr>
+          <w:sz w:val="28"/>
+          <w:szCs w:val="28"/>
+        </w:rPr>
+        <w:t xml:space="preserve"> array of Strings. If the player leaves an interaction zone of an object the object is removed from the </w:t>
+      </w:r>
+      <w:proofErr w:type="spellStart"/>
+      <w:r>
+        <w:rPr>
+          <w:sz w:val="28"/>
+          <w:szCs w:val="28"/>
+        </w:rPr>
+        <w:t>in_zone</w:t>
+      </w:r>
+      <w:proofErr w:type="spellEnd"/>
+      <w:r>
+        <w:rPr>
+          <w:sz w:val="28"/>
+          <w:szCs w:val="28"/>
+        </w:rPr>
+        <w:t xml:space="preserve"> array of strings. These functions use the signals </w:t>
+      </w:r>
+      <w:proofErr w:type="spellStart"/>
+      <w:r>
+        <w:rPr>
+          <w:sz w:val="28"/>
+          <w:szCs w:val="28"/>
+        </w:rPr>
+        <w:t>player_entered_interactable_zone</w:t>
+      </w:r>
+      <w:proofErr w:type="spellEnd"/>
+      <w:r>
+        <w:rPr>
+          <w:sz w:val="28"/>
+          <w:szCs w:val="28"/>
+        </w:rPr>
+        <w:t xml:space="preserve"> and </w:t>
+      </w:r>
+      <w:proofErr w:type="spellStart"/>
+      <w:r>
+        <w:rPr>
+          <w:sz w:val="28"/>
+          <w:szCs w:val="28"/>
+        </w:rPr>
+        <w:t>player_left_interactable_zone</w:t>
+      </w:r>
+      <w:proofErr w:type="spellEnd"/>
+      <w:r>
+        <w:rPr>
+          <w:sz w:val="28"/>
+          <w:szCs w:val="28"/>
+        </w:rPr>
+        <w:t xml:space="preserve">. </w:t>
       </w:r>
       <w:r>
         <w:rPr>
@@ -945,40 +1605,172 @@
     <w:p>
       <w:pPr>
         <w:rPr>
-          <w:sz w:val="28"/>
-          <w:szCs w:val="28"/>
-        </w:rPr>
-      </w:pPr>
-      <w:r>
-        <w:rPr>
-          <w:b/>
-          <w:bCs/>
-          <w:sz w:val="32"/>
-          <w:szCs w:val="32"/>
-        </w:rPr>
-        <w:t xml:space="preserve">_on_fade_reset_day_animation_finished(): </w:t>
-      </w:r>
-      <w:r>
-        <w:rPr>
-          <w:sz w:val="28"/>
-          <w:szCs w:val="28"/>
-        </w:rPr>
-        <w:t>This function is connected to a signal not emmited by signal hub, but instead emitted by an animation player when the animation has finished player. This particular animation is used when the player interacts with the bed. When this happens the screen fades to black, then fades back in to reset the day. All flags that indicate an object has been interacted with resets to false and the unpause_scene is called to allow the player to move and interact with the character again.</w:t>
-      </w:r>
-    </w:p>
-    <w:p>
-      <w:pPr>
-        <w:rPr>
-          <w:sz w:val="28"/>
-          <w:szCs w:val="28"/>
-        </w:rPr>
-      </w:pPr>
-      <w:r>
-        <w:rPr>
-          <w:sz w:val="28"/>
-          <w:szCs w:val="28"/>
+          <w:b/>
+          <w:bCs/>
+          <w:sz w:val="32"/>
+          <w:szCs w:val="32"/>
+        </w:rPr>
+      </w:pPr>
+    </w:p>
+    <w:p>
+      <w:pPr>
+        <w:rPr>
+          <w:b/>
+          <w:bCs/>
+          <w:sz w:val="32"/>
+          <w:szCs w:val="32"/>
+        </w:rPr>
+      </w:pPr>
+    </w:p>
+    <w:p>
+      <w:pPr>
+        <w:rPr>
+          <w:b/>
+          <w:bCs/>
+          <w:sz w:val="32"/>
+          <w:szCs w:val="32"/>
+        </w:rPr>
+      </w:pPr>
+    </w:p>
+    <w:p>
+      <w:pPr>
+        <w:rPr>
+          <w:b/>
+          <w:bCs/>
+          <w:sz w:val="32"/>
+          <w:szCs w:val="32"/>
+        </w:rPr>
+      </w:pPr>
+    </w:p>
+    <w:p>
+      <w:pPr>
+        <w:rPr>
+          <w:b/>
+          <w:bCs/>
+          <w:sz w:val="32"/>
+          <w:szCs w:val="32"/>
+        </w:rPr>
+      </w:pPr>
+    </w:p>
+    <w:p>
+      <w:pPr>
+        <w:rPr>
+          <w:b/>
+          <w:bCs/>
+          <w:sz w:val="32"/>
+          <w:szCs w:val="32"/>
+        </w:rPr>
+      </w:pPr>
+    </w:p>
+    <w:p>
+      <w:pPr>
+        <w:rPr>
+          <w:sz w:val="28"/>
+          <w:szCs w:val="28"/>
+        </w:rPr>
+      </w:pPr>
+      <w:r>
+        <w:rPr>
+          <w:b/>
+          <w:bCs/>
+          <w:sz w:val="32"/>
+          <w:szCs w:val="32"/>
         </w:rPr>
         <w:lastRenderedPageBreak/>
+        <w:t>_</w:t>
+      </w:r>
+      <w:proofErr w:type="spellStart"/>
+      <w:r>
+        <w:rPr>
+          <w:b/>
+          <w:bCs/>
+          <w:sz w:val="32"/>
+          <w:szCs w:val="32"/>
+        </w:rPr>
+        <w:t>on_fade_reset_day_animation_</w:t>
+      </w:r>
+      <w:proofErr w:type="gramStart"/>
+      <w:r>
+        <w:rPr>
+          <w:b/>
+          <w:bCs/>
+          <w:sz w:val="32"/>
+          <w:szCs w:val="32"/>
+        </w:rPr>
+        <w:t>finished</w:t>
+      </w:r>
+      <w:proofErr w:type="spellEnd"/>
+      <w:r>
+        <w:rPr>
+          <w:b/>
+          <w:bCs/>
+          <w:sz w:val="32"/>
+          <w:szCs w:val="32"/>
+        </w:rPr>
+        <w:t>(</w:t>
+      </w:r>
+      <w:proofErr w:type="gramEnd"/>
+      <w:r>
+        <w:rPr>
+          <w:b/>
+          <w:bCs/>
+          <w:sz w:val="32"/>
+          <w:szCs w:val="32"/>
+        </w:rPr>
+        <w:t xml:space="preserve">): </w:t>
+      </w:r>
+      <w:r>
+        <w:rPr>
+          <w:sz w:val="28"/>
+          <w:szCs w:val="28"/>
+        </w:rPr>
+        <w:t xml:space="preserve">This function is connected to a signal not </w:t>
+      </w:r>
+      <w:proofErr w:type="spellStart"/>
+      <w:r>
+        <w:rPr>
+          <w:sz w:val="28"/>
+          <w:szCs w:val="28"/>
+        </w:rPr>
+        <w:t>emmited</w:t>
+      </w:r>
+      <w:proofErr w:type="spellEnd"/>
+      <w:r>
+        <w:rPr>
+          <w:sz w:val="28"/>
+          <w:szCs w:val="28"/>
+        </w:rPr>
+        <w:t xml:space="preserve"> by signal hub, but instead emitted by an animation player when the animation has finished player. This particular animation is used when the player interacts with the bed. When this happens the screen fades to black, then fades back in to reset the day. All flags that indicate an object has been interacted with resets to false and the </w:t>
+      </w:r>
+      <w:proofErr w:type="spellStart"/>
+      <w:r>
+        <w:rPr>
+          <w:sz w:val="28"/>
+          <w:szCs w:val="28"/>
+        </w:rPr>
+        <w:t>unpause_scene</w:t>
+      </w:r>
+      <w:proofErr w:type="spellEnd"/>
+      <w:r>
+        <w:rPr>
+          <w:sz w:val="28"/>
+          <w:szCs w:val="28"/>
+        </w:rPr>
+        <w:t xml:space="preserve"> is called to allow the player to move and interact with the character again.</w:t>
+      </w:r>
+    </w:p>
+    <w:p>
+      <w:pPr>
+        <w:rPr>
+          <w:sz w:val="28"/>
+          <w:szCs w:val="28"/>
+        </w:rPr>
+      </w:pPr>
+      <w:r>
+        <w:rPr>
+          <w:sz w:val="28"/>
+          <w:szCs w:val="28"/>
+        </w:rPr>
         <w:drawing>
           <wp:inline distT="0" distB="0" distL="0" distR="0" wp14:anchorId="1784FD11" wp14:editId="25ECD0B1">
             <wp:extent cx="5943600" cy="1186180"/>
@@ -1004,6 +1796,5642 @@
                     <a:xfrm>
                       <a:off x="0" y="0"/>
                       <a:ext cx="5943600" cy="1186180"/>
+                    </a:xfrm>
+                    <a:prstGeom prst="rect">
+                      <a:avLst/>
+                    </a:prstGeom>
+                  </pic:spPr>
+                </pic:pic>
+              </a:graphicData>
+            </a:graphic>
+          </wp:inline>
+        </w:drawing>
+      </w:r>
+    </w:p>
+    <w:p>
+      <w:pPr>
+        <w:rPr>
+          <w:sz w:val="28"/>
+          <w:szCs w:val="28"/>
+        </w:rPr>
+      </w:pPr>
+    </w:p>
+    <w:p>
+      <w:pPr>
+        <w:jc w:val="center"/>
+        <w:rPr>
+          <w:b/>
+          <w:bCs/>
+          <w:sz w:val="52"/>
+          <w:szCs w:val="52"/>
+        </w:rPr>
+      </w:pPr>
+    </w:p>
+    <w:p>
+      <w:pPr>
+        <w:jc w:val="center"/>
+        <w:rPr>
+          <w:b/>
+          <w:bCs/>
+          <w:sz w:val="52"/>
+          <w:szCs w:val="52"/>
+        </w:rPr>
+      </w:pPr>
+    </w:p>
+    <w:p>
+      <w:pPr>
+        <w:jc w:val="center"/>
+        <w:rPr>
+          <w:b/>
+          <w:bCs/>
+          <w:sz w:val="52"/>
+          <w:szCs w:val="52"/>
+        </w:rPr>
+      </w:pPr>
+    </w:p>
+    <w:p>
+      <w:pPr>
+        <w:jc w:val="center"/>
+        <w:rPr>
+          <w:b/>
+          <w:bCs/>
+          <w:sz w:val="52"/>
+          <w:szCs w:val="52"/>
+        </w:rPr>
+      </w:pPr>
+    </w:p>
+    <w:p>
+      <w:pPr>
+        <w:jc w:val="center"/>
+        <w:rPr>
+          <w:b/>
+          <w:bCs/>
+          <w:sz w:val="52"/>
+          <w:szCs w:val="52"/>
+        </w:rPr>
+      </w:pPr>
+    </w:p>
+    <w:p>
+      <w:pPr>
+        <w:jc w:val="center"/>
+        <w:rPr>
+          <w:b/>
+          <w:bCs/>
+          <w:sz w:val="52"/>
+          <w:szCs w:val="52"/>
+        </w:rPr>
+      </w:pPr>
+    </w:p>
+    <w:p>
+      <w:pPr>
+        <w:jc w:val="center"/>
+        <w:rPr>
+          <w:b/>
+          <w:bCs/>
+          <w:sz w:val="52"/>
+          <w:szCs w:val="52"/>
+        </w:rPr>
+      </w:pPr>
+    </w:p>
+    <w:p>
+      <w:pPr>
+        <w:jc w:val="center"/>
+        <w:rPr>
+          <w:b/>
+          <w:bCs/>
+          <w:sz w:val="52"/>
+          <w:szCs w:val="52"/>
+        </w:rPr>
+      </w:pPr>
+    </w:p>
+    <w:p>
+      <w:pPr>
+        <w:jc w:val="center"/>
+        <w:rPr>
+          <w:b/>
+          <w:bCs/>
+          <w:sz w:val="52"/>
+          <w:szCs w:val="52"/>
+        </w:rPr>
+      </w:pPr>
+      <w:proofErr w:type="spellStart"/>
+      <w:r>
+        <w:rPr>
+          <w:b/>
+          <w:bCs/>
+          <w:sz w:val="52"/>
+          <w:szCs w:val="52"/>
+        </w:rPr>
+        <w:lastRenderedPageBreak/>
+        <w:t>Signal_Hub</w:t>
+      </w:r>
+      <w:proofErr w:type="spellEnd"/>
+    </w:p>
+    <w:p>
+      <w:pPr>
+        <w:rPr>
+          <w:b/>
+          <w:bCs/>
+          <w:sz w:val="32"/>
+          <w:szCs w:val="32"/>
+        </w:rPr>
+      </w:pPr>
+      <w:r>
+        <w:rPr>
+          <w:b/>
+          <w:bCs/>
+          <w:sz w:val="32"/>
+          <w:szCs w:val="32"/>
+        </w:rPr>
+        <w:t>This script is used to consolidate signals used by multiple scripts. These types of signals are declared in this script and a corresponding function is added that emits the signal.</w:t>
+      </w:r>
+    </w:p>
+    <w:p>
+      <w:pPr>
+        <w:rPr>
+          <w:b/>
+          <w:bCs/>
+          <w:sz w:val="32"/>
+          <w:szCs w:val="32"/>
+        </w:rPr>
+      </w:pPr>
+      <w:r>
+        <w:rPr>
+          <w:b/>
+          <w:bCs/>
+          <w:sz w:val="32"/>
+          <w:szCs w:val="32"/>
+        </w:rPr>
+        <w:drawing>
+          <wp:inline distT="0" distB="0" distL="0" distR="0" wp14:anchorId="4753FEFF" wp14:editId="7C6A59C5">
+            <wp:extent cx="5883150" cy="4054191"/>
+            <wp:effectExtent l="0" t="0" r="3810" b="3810"/>
+            <wp:docPr id="797719728" name="Picture 1"/>
+            <wp:cNvGraphicFramePr>
+              <a:graphicFrameLocks xmlns:a="http://schemas.openxmlformats.org/drawingml/2006/main" noChangeAspect="1"/>
+            </wp:cNvGraphicFramePr>
+            <a:graphic xmlns:a="http://schemas.openxmlformats.org/drawingml/2006/main">
+              <a:graphicData uri="http://schemas.openxmlformats.org/drawingml/2006/picture">
+                <pic:pic xmlns:pic="http://schemas.openxmlformats.org/drawingml/2006/picture">
+                  <pic:nvPicPr>
+                    <pic:cNvPr id="797719728" name=""/>
+                    <pic:cNvPicPr/>
+                  </pic:nvPicPr>
+                  <pic:blipFill>
+                    <a:blip r:embed="rId12"/>
+                    <a:stretch>
+                      <a:fillRect/>
+                    </a:stretch>
+                  </pic:blipFill>
+                  <pic:spPr>
+                    <a:xfrm>
+                      <a:off x="0" y="0"/>
+                      <a:ext cx="5883150" cy="4054191"/>
+                    </a:xfrm>
+                    <a:prstGeom prst="rect">
+                      <a:avLst/>
+                    </a:prstGeom>
+                  </pic:spPr>
+                </pic:pic>
+              </a:graphicData>
+            </a:graphic>
+          </wp:inline>
+        </w:drawing>
+      </w:r>
+    </w:p>
+    <w:p>
+      <w:pPr>
+        <w:rPr>
+          <w:b/>
+          <w:bCs/>
+          <w:sz w:val="32"/>
+          <w:szCs w:val="32"/>
+        </w:rPr>
+      </w:pPr>
+      <w:r>
+        <w:rPr>
+          <w:b/>
+          <w:bCs/>
+          <w:sz w:val="32"/>
+          <w:szCs w:val="32"/>
+        </w:rPr>
+        <w:lastRenderedPageBreak/>
+        <w:drawing>
+          <wp:inline distT="0" distB="0" distL="0" distR="0" wp14:anchorId="03BAED10" wp14:editId="35254300">
+            <wp:extent cx="3444538" cy="6614733"/>
+            <wp:effectExtent l="0" t="0" r="3810" b="0"/>
+            <wp:docPr id="1385245563" name="Picture 1"/>
+            <wp:cNvGraphicFramePr>
+              <a:graphicFrameLocks xmlns:a="http://schemas.openxmlformats.org/drawingml/2006/main" noChangeAspect="1"/>
+            </wp:cNvGraphicFramePr>
+            <a:graphic xmlns:a="http://schemas.openxmlformats.org/drawingml/2006/main">
+              <a:graphicData uri="http://schemas.openxmlformats.org/drawingml/2006/picture">
+                <pic:pic xmlns:pic="http://schemas.openxmlformats.org/drawingml/2006/picture">
+                  <pic:nvPicPr>
+                    <pic:cNvPr id="1385245563" name=""/>
+                    <pic:cNvPicPr/>
+                  </pic:nvPicPr>
+                  <pic:blipFill>
+                    <a:blip r:embed="rId13"/>
+                    <a:stretch>
+                      <a:fillRect/>
+                    </a:stretch>
+                  </pic:blipFill>
+                  <pic:spPr>
+                    <a:xfrm>
+                      <a:off x="0" y="0"/>
+                      <a:ext cx="3444538" cy="6614733"/>
+                    </a:xfrm>
+                    <a:prstGeom prst="rect">
+                      <a:avLst/>
+                    </a:prstGeom>
+                  </pic:spPr>
+                </pic:pic>
+              </a:graphicData>
+            </a:graphic>
+          </wp:inline>
+        </w:drawing>
+      </w:r>
+    </w:p>
+    <w:p>
+      <w:pPr>
+        <w:rPr>
+          <w:sz w:val="32"/>
+          <w:szCs w:val="32"/>
+        </w:rPr>
+      </w:pPr>
+    </w:p>
+    <w:p>
+      <w:pPr>
+        <w:jc w:val="center"/>
+        <w:rPr>
+          <w:b/>
+          <w:bCs/>
+          <w:sz w:val="52"/>
+          <w:szCs w:val="52"/>
+        </w:rPr>
+      </w:pPr>
+    </w:p>
+    <w:p>
+      <w:pPr>
+        <w:jc w:val="center"/>
+        <w:rPr>
+          <w:b/>
+          <w:bCs/>
+          <w:sz w:val="52"/>
+          <w:szCs w:val="52"/>
+        </w:rPr>
+      </w:pPr>
+    </w:p>
+    <w:p>
+      <w:pPr>
+        <w:jc w:val="center"/>
+        <w:rPr>
+          <w:b/>
+          <w:bCs/>
+          <w:sz w:val="52"/>
+          <w:szCs w:val="52"/>
+        </w:rPr>
+      </w:pPr>
+      <w:r>
+        <w:rPr>
+          <w:b/>
+          <w:bCs/>
+          <w:sz w:val="52"/>
+          <w:szCs w:val="52"/>
+        </w:rPr>
+        <w:lastRenderedPageBreak/>
+        <w:t>Tree</w:t>
+      </w:r>
+    </w:p>
+    <w:p>
+      <w:pPr>
+        <w:rPr>
+          <w:b/>
+          <w:bCs/>
+          <w:sz w:val="32"/>
+          <w:szCs w:val="32"/>
+        </w:rPr>
+      </w:pPr>
+      <w:r>
+        <w:rPr>
+          <w:b/>
+          <w:bCs/>
+          <w:sz w:val="32"/>
+          <w:szCs w:val="32"/>
+        </w:rPr>
+        <w:t xml:space="preserve">This script is attached to the Tree scene. The script is used to display one of 3 sprites of one of 3 different tree types and </w:t>
+      </w:r>
+      <w:proofErr w:type="gramStart"/>
+      <w:r>
+        <w:rPr>
+          <w:b/>
+          <w:bCs/>
+          <w:sz w:val="32"/>
+          <w:szCs w:val="32"/>
+        </w:rPr>
+        <w:t>show  progress</w:t>
+      </w:r>
+      <w:proofErr w:type="gramEnd"/>
+      <w:r>
+        <w:rPr>
+          <w:b/>
+          <w:bCs/>
+          <w:sz w:val="32"/>
+          <w:szCs w:val="32"/>
+        </w:rPr>
+        <w:t xml:space="preserve"> based on the </w:t>
+      </w:r>
+      <w:proofErr w:type="gramStart"/>
+      <w:r>
+        <w:rPr>
+          <w:b/>
+          <w:bCs/>
+          <w:sz w:val="32"/>
+          <w:szCs w:val="32"/>
+        </w:rPr>
+        <w:t>amount</w:t>
+      </w:r>
+      <w:proofErr w:type="gramEnd"/>
+      <w:r>
+        <w:rPr>
+          <w:b/>
+          <w:bCs/>
+          <w:sz w:val="32"/>
+          <w:szCs w:val="32"/>
+        </w:rPr>
+        <w:t xml:space="preserve"> of questions answered correctly and total questions unlocked.</w:t>
+      </w:r>
+    </w:p>
+    <w:p>
+      <w:pPr>
+        <w:rPr>
+          <w:sz w:val="28"/>
+          <w:szCs w:val="28"/>
+        </w:rPr>
+      </w:pPr>
+      <w:r>
+        <w:rPr>
+          <w:b/>
+          <w:bCs/>
+          <w:sz w:val="32"/>
+          <w:szCs w:val="32"/>
+        </w:rPr>
+        <w:t>Variables:</w:t>
+      </w:r>
+      <w:r>
+        <w:rPr>
+          <w:sz w:val="28"/>
+          <w:szCs w:val="28"/>
+        </w:rPr>
+        <w:t xml:space="preserve"> </w:t>
+      </w:r>
+      <w:proofErr w:type="spellStart"/>
+      <w:r>
+        <w:rPr>
+          <w:sz w:val="28"/>
+          <w:szCs w:val="28"/>
+        </w:rPr>
+        <w:t>obj_name</w:t>
+      </w:r>
+      <w:proofErr w:type="spellEnd"/>
+      <w:r>
+        <w:rPr>
+          <w:sz w:val="28"/>
+          <w:szCs w:val="28"/>
+        </w:rPr>
+        <w:t xml:space="preserve"> is exported, which means it can be assigned a name when instantiated into a scene. Each tree stores 3 sets of sprites d</w:t>
+      </w:r>
+      <w:proofErr w:type="gramStart"/>
+      <w:r>
+        <w:rPr>
+          <w:sz w:val="28"/>
+          <w:szCs w:val="28"/>
+        </w:rPr>
+        <w:t>1,d</w:t>
+      </w:r>
+      <w:proofErr w:type="gramEnd"/>
+      <w:r>
+        <w:rPr>
+          <w:sz w:val="28"/>
+          <w:szCs w:val="28"/>
+        </w:rPr>
+        <w:t>2, and d3. Each sprite set has 3 levels of growth t</w:t>
+      </w:r>
+      <w:proofErr w:type="gramStart"/>
+      <w:r>
+        <w:rPr>
+          <w:sz w:val="28"/>
+          <w:szCs w:val="28"/>
+        </w:rPr>
+        <w:t>1,t2,t</w:t>
+      </w:r>
+      <w:proofErr w:type="gramEnd"/>
+      <w:r>
+        <w:rPr>
+          <w:sz w:val="28"/>
+          <w:szCs w:val="28"/>
+        </w:rPr>
+        <w:t xml:space="preserve">3. The variables here are references to those sprites. The </w:t>
+      </w:r>
+      <w:proofErr w:type="spellStart"/>
+      <w:r>
+        <w:rPr>
+          <w:sz w:val="28"/>
+          <w:szCs w:val="28"/>
+        </w:rPr>
+        <w:t>growth_stage</w:t>
+      </w:r>
+      <w:proofErr w:type="spellEnd"/>
+      <w:r>
+        <w:rPr>
+          <w:sz w:val="28"/>
+          <w:szCs w:val="28"/>
+        </w:rPr>
+        <w:t xml:space="preserve"> variable is used to display what tier (t</w:t>
+      </w:r>
+      <w:proofErr w:type="gramStart"/>
+      <w:r>
+        <w:rPr>
+          <w:sz w:val="28"/>
+          <w:szCs w:val="28"/>
+        </w:rPr>
+        <w:t>1,t2,or</w:t>
+      </w:r>
+      <w:proofErr w:type="gramEnd"/>
+      <w:r>
+        <w:rPr>
+          <w:sz w:val="28"/>
+          <w:szCs w:val="28"/>
+        </w:rPr>
+        <w:t xml:space="preserve"> t3) to display based on progress. The </w:t>
+      </w:r>
+      <w:proofErr w:type="spellStart"/>
+      <w:r>
+        <w:rPr>
+          <w:sz w:val="28"/>
+          <w:szCs w:val="28"/>
+        </w:rPr>
+        <w:t>total_questions</w:t>
+      </w:r>
+      <w:proofErr w:type="spellEnd"/>
+      <w:r>
+        <w:rPr>
+          <w:sz w:val="28"/>
+          <w:szCs w:val="28"/>
+        </w:rPr>
+        <w:t xml:space="preserve"> and </w:t>
+      </w:r>
+      <w:proofErr w:type="spellStart"/>
+      <w:r>
+        <w:rPr>
+          <w:sz w:val="28"/>
+          <w:szCs w:val="28"/>
+        </w:rPr>
+        <w:t>answered_correctly</w:t>
+      </w:r>
+      <w:proofErr w:type="spellEnd"/>
+      <w:r>
+        <w:rPr>
+          <w:sz w:val="28"/>
+          <w:szCs w:val="28"/>
+        </w:rPr>
+        <w:t xml:space="preserve"> </w:t>
+      </w:r>
+      <w:proofErr w:type="spellStart"/>
+      <w:r>
+        <w:rPr>
+          <w:sz w:val="28"/>
+          <w:szCs w:val="28"/>
+        </w:rPr>
+        <w:t>varaiables</w:t>
+      </w:r>
+      <w:proofErr w:type="spellEnd"/>
+      <w:r>
+        <w:rPr>
+          <w:sz w:val="28"/>
+          <w:szCs w:val="28"/>
+        </w:rPr>
+        <w:t xml:space="preserve"> are used to increment </w:t>
+      </w:r>
+      <w:proofErr w:type="spellStart"/>
+      <w:r>
+        <w:rPr>
+          <w:sz w:val="28"/>
+          <w:szCs w:val="28"/>
+        </w:rPr>
+        <w:t>growth_stage</w:t>
+      </w:r>
+      <w:proofErr w:type="spellEnd"/>
+      <w:r>
+        <w:rPr>
+          <w:sz w:val="28"/>
+          <w:szCs w:val="28"/>
+        </w:rPr>
+        <w:t xml:space="preserve"> based on % correct.</w:t>
+      </w:r>
+    </w:p>
+    <w:p>
+      <w:pPr>
+        <w:rPr>
+          <w:sz w:val="32"/>
+          <w:szCs w:val="32"/>
+        </w:rPr>
+      </w:pPr>
+      <w:r>
+        <w:rPr>
+          <w:sz w:val="32"/>
+          <w:szCs w:val="32"/>
+        </w:rPr>
+        <w:drawing>
+          <wp:inline distT="0" distB="0" distL="0" distR="0" wp14:anchorId="13F9C772" wp14:editId="70651443">
+            <wp:extent cx="3101609" cy="3718882"/>
+            <wp:effectExtent l="0" t="0" r="3810" b="0"/>
+            <wp:docPr id="593057397" name="Picture 1"/>
+            <wp:cNvGraphicFramePr>
+              <a:graphicFrameLocks xmlns:a="http://schemas.openxmlformats.org/drawingml/2006/main" noChangeAspect="1"/>
+            </wp:cNvGraphicFramePr>
+            <a:graphic xmlns:a="http://schemas.openxmlformats.org/drawingml/2006/main">
+              <a:graphicData uri="http://schemas.openxmlformats.org/drawingml/2006/picture">
+                <pic:pic xmlns:pic="http://schemas.openxmlformats.org/drawingml/2006/picture">
+                  <pic:nvPicPr>
+                    <pic:cNvPr id="593057397" name=""/>
+                    <pic:cNvPicPr/>
+                  </pic:nvPicPr>
+                  <pic:blipFill>
+                    <a:blip r:embed="rId14"/>
+                    <a:stretch>
+                      <a:fillRect/>
+                    </a:stretch>
+                  </pic:blipFill>
+                  <pic:spPr>
+                    <a:xfrm>
+                      <a:off x="0" y="0"/>
+                      <a:ext cx="3101609" cy="3718882"/>
+                    </a:xfrm>
+                    <a:prstGeom prst="rect">
+                      <a:avLst/>
+                    </a:prstGeom>
+                  </pic:spPr>
+                </pic:pic>
+              </a:graphicData>
+            </a:graphic>
+          </wp:inline>
+        </w:drawing>
+      </w:r>
+    </w:p>
+    <w:p>
+      <w:pPr>
+        <w:rPr>
+          <w:sz w:val="32"/>
+          <w:szCs w:val="32"/>
+        </w:rPr>
+      </w:pPr>
+    </w:p>
+    <w:p>
+      <w:pPr>
+        <w:rPr>
+          <w:sz w:val="32"/>
+          <w:szCs w:val="32"/>
+        </w:rPr>
+      </w:pPr>
+    </w:p>
+    <w:p>
+      <w:pPr>
+        <w:rPr>
+          <w:sz w:val="28"/>
+          <w:szCs w:val="28"/>
+        </w:rPr>
+      </w:pPr>
+      <w:r>
+        <w:rPr>
+          <w:b/>
+          <w:bCs/>
+          <w:sz w:val="32"/>
+          <w:szCs w:val="32"/>
+        </w:rPr>
+        <w:lastRenderedPageBreak/>
+        <w:t>_</w:t>
+      </w:r>
+      <w:proofErr w:type="gramStart"/>
+      <w:r>
+        <w:rPr>
+          <w:b/>
+          <w:bCs/>
+          <w:sz w:val="32"/>
+          <w:szCs w:val="32"/>
+        </w:rPr>
+        <w:t>ready(</w:t>
+      </w:r>
+      <w:proofErr w:type="gramEnd"/>
+      <w:r>
+        <w:rPr>
+          <w:b/>
+          <w:bCs/>
+          <w:sz w:val="32"/>
+          <w:szCs w:val="32"/>
+        </w:rPr>
+        <w:t>):</w:t>
+      </w:r>
+      <w:r>
+        <w:rPr>
+          <w:sz w:val="28"/>
+          <w:szCs w:val="28"/>
+        </w:rPr>
+        <w:t xml:space="preserve"> </w:t>
+      </w:r>
+      <w:proofErr w:type="gramStart"/>
+      <w:r>
+        <w:rPr>
+          <w:sz w:val="28"/>
+          <w:szCs w:val="28"/>
+        </w:rPr>
+        <w:t>This functions</w:t>
+      </w:r>
+      <w:proofErr w:type="gramEnd"/>
+      <w:r>
+        <w:rPr>
+          <w:sz w:val="28"/>
+          <w:szCs w:val="28"/>
+        </w:rPr>
+        <w:t xml:space="preserve"> connects the </w:t>
+      </w:r>
+      <w:proofErr w:type="spellStart"/>
+      <w:r>
+        <w:rPr>
+          <w:sz w:val="28"/>
+          <w:szCs w:val="28"/>
+        </w:rPr>
+        <w:t>tree_data</w:t>
+      </w:r>
+      <w:proofErr w:type="spellEnd"/>
+      <w:r>
+        <w:rPr>
+          <w:sz w:val="28"/>
+          <w:szCs w:val="28"/>
+        </w:rPr>
+        <w:t xml:space="preserve"> signal to </w:t>
+      </w:r>
+      <w:proofErr w:type="spellStart"/>
+      <w:r>
+        <w:rPr>
+          <w:sz w:val="28"/>
+          <w:szCs w:val="28"/>
+        </w:rPr>
+        <w:t>set_tree_data</w:t>
+      </w:r>
+      <w:proofErr w:type="spellEnd"/>
+      <w:r>
+        <w:rPr>
+          <w:sz w:val="28"/>
+          <w:szCs w:val="28"/>
+        </w:rPr>
+        <w:t xml:space="preserve"> and calls </w:t>
+      </w:r>
+      <w:proofErr w:type="spellStart"/>
+      <w:r>
+        <w:rPr>
+          <w:sz w:val="28"/>
+          <w:szCs w:val="28"/>
+        </w:rPr>
+        <w:t>show_growth</w:t>
+      </w:r>
+      <w:proofErr w:type="spellEnd"/>
+      <w:r>
+        <w:rPr>
+          <w:sz w:val="28"/>
+          <w:szCs w:val="28"/>
+        </w:rPr>
+        <w:t>. This function is called automatically by Godot when instantiated.</w:t>
+      </w:r>
+    </w:p>
+    <w:p>
+      <w:pPr>
+        <w:rPr>
+          <w:sz w:val="32"/>
+          <w:szCs w:val="32"/>
+        </w:rPr>
+      </w:pPr>
+      <w:r>
+        <w:rPr>
+          <w:sz w:val="32"/>
+          <w:szCs w:val="32"/>
+        </w:rPr>
+        <w:drawing>
+          <wp:inline distT="0" distB="0" distL="0" distR="0" wp14:anchorId="05B1A47C" wp14:editId="0AFFDF86">
+            <wp:extent cx="3627434" cy="586791"/>
+            <wp:effectExtent l="0" t="0" r="0" b="3810"/>
+            <wp:docPr id="540738929" name="Picture 1"/>
+            <wp:cNvGraphicFramePr>
+              <a:graphicFrameLocks xmlns:a="http://schemas.openxmlformats.org/drawingml/2006/main" noChangeAspect="1"/>
+            </wp:cNvGraphicFramePr>
+            <a:graphic xmlns:a="http://schemas.openxmlformats.org/drawingml/2006/main">
+              <a:graphicData uri="http://schemas.openxmlformats.org/drawingml/2006/picture">
+                <pic:pic xmlns:pic="http://schemas.openxmlformats.org/drawingml/2006/picture">
+                  <pic:nvPicPr>
+                    <pic:cNvPr id="540738929" name=""/>
+                    <pic:cNvPicPr/>
+                  </pic:nvPicPr>
+                  <pic:blipFill>
+                    <a:blip r:embed="rId15"/>
+                    <a:stretch>
+                      <a:fillRect/>
+                    </a:stretch>
+                  </pic:blipFill>
+                  <pic:spPr>
+                    <a:xfrm>
+                      <a:off x="0" y="0"/>
+                      <a:ext cx="3627434" cy="586791"/>
+                    </a:xfrm>
+                    <a:prstGeom prst="rect">
+                      <a:avLst/>
+                    </a:prstGeom>
+                  </pic:spPr>
+                </pic:pic>
+              </a:graphicData>
+            </a:graphic>
+          </wp:inline>
+        </w:drawing>
+      </w:r>
+    </w:p>
+    <w:p>
+      <w:pPr>
+        <w:rPr>
+          <w:sz w:val="28"/>
+          <w:szCs w:val="28"/>
+        </w:rPr>
+      </w:pPr>
+      <w:proofErr w:type="spellStart"/>
+      <w:r>
+        <w:rPr>
+          <w:b/>
+          <w:bCs/>
+          <w:sz w:val="32"/>
+          <w:szCs w:val="32"/>
+        </w:rPr>
+        <w:t>set_tree_</w:t>
+      </w:r>
+      <w:proofErr w:type="gramStart"/>
+      <w:r>
+        <w:rPr>
+          <w:b/>
+          <w:bCs/>
+          <w:sz w:val="32"/>
+          <w:szCs w:val="32"/>
+        </w:rPr>
+        <w:t>data</w:t>
+      </w:r>
+      <w:proofErr w:type="spellEnd"/>
+      <w:r>
+        <w:rPr>
+          <w:b/>
+          <w:bCs/>
+          <w:sz w:val="32"/>
+          <w:szCs w:val="32"/>
+        </w:rPr>
+        <w:t>(</w:t>
+      </w:r>
+      <w:proofErr w:type="gramEnd"/>
+      <w:r>
+        <w:rPr>
+          <w:b/>
+          <w:bCs/>
+          <w:sz w:val="32"/>
+          <w:szCs w:val="32"/>
+        </w:rPr>
+        <w:t xml:space="preserve">): </w:t>
+      </w:r>
+      <w:r>
+        <w:rPr>
+          <w:sz w:val="28"/>
+          <w:szCs w:val="28"/>
+        </w:rPr>
+        <w:t xml:space="preserve">Is called when the </w:t>
+      </w:r>
+      <w:proofErr w:type="spellStart"/>
+      <w:r>
+        <w:rPr>
+          <w:sz w:val="28"/>
+          <w:szCs w:val="28"/>
+        </w:rPr>
+        <w:t>tree_data</w:t>
+      </w:r>
+      <w:proofErr w:type="spellEnd"/>
+      <w:r>
+        <w:rPr>
+          <w:sz w:val="28"/>
+          <w:szCs w:val="28"/>
+        </w:rPr>
+        <w:t xml:space="preserve"> signal is emitted by </w:t>
+      </w:r>
+      <w:proofErr w:type="spellStart"/>
+      <w:r>
+        <w:rPr>
+          <w:sz w:val="28"/>
+          <w:szCs w:val="28"/>
+        </w:rPr>
+        <w:t>Signal_hub</w:t>
+      </w:r>
+      <w:proofErr w:type="spellEnd"/>
+      <w:r>
+        <w:rPr>
+          <w:sz w:val="28"/>
+          <w:szCs w:val="28"/>
+        </w:rPr>
+        <w:t xml:space="preserve">. This function pulls information from the </w:t>
+      </w:r>
+      <w:proofErr w:type="spellStart"/>
+      <w:r>
+        <w:rPr>
+          <w:sz w:val="28"/>
+          <w:szCs w:val="28"/>
+        </w:rPr>
+        <w:t>tree_data</w:t>
+      </w:r>
+      <w:proofErr w:type="spellEnd"/>
+      <w:r>
+        <w:rPr>
+          <w:sz w:val="28"/>
+          <w:szCs w:val="28"/>
+        </w:rPr>
+        <w:t xml:space="preserve"> array and stores the information based on the name of the object into </w:t>
+      </w:r>
+      <w:proofErr w:type="spellStart"/>
+      <w:r>
+        <w:rPr>
+          <w:sz w:val="28"/>
+          <w:szCs w:val="28"/>
+        </w:rPr>
+        <w:t>total_questions</w:t>
+      </w:r>
+      <w:proofErr w:type="spellEnd"/>
+      <w:r>
+        <w:rPr>
+          <w:sz w:val="28"/>
+          <w:szCs w:val="28"/>
+        </w:rPr>
+        <w:t xml:space="preserve"> and </w:t>
+      </w:r>
+      <w:proofErr w:type="spellStart"/>
+      <w:r>
+        <w:rPr>
+          <w:sz w:val="28"/>
+          <w:szCs w:val="28"/>
+        </w:rPr>
+        <w:t>answered_correctly</w:t>
+      </w:r>
+      <w:proofErr w:type="spellEnd"/>
+      <w:r>
+        <w:rPr>
+          <w:sz w:val="28"/>
+          <w:szCs w:val="28"/>
+        </w:rPr>
+        <w:t xml:space="preserve">. This function then calls the </w:t>
+      </w:r>
+      <w:proofErr w:type="gramStart"/>
+      <w:r>
+        <w:rPr>
+          <w:sz w:val="28"/>
+          <w:szCs w:val="28"/>
+        </w:rPr>
+        <w:t>grow(</w:t>
+      </w:r>
+      <w:proofErr w:type="gramEnd"/>
+      <w:r>
+        <w:rPr>
+          <w:sz w:val="28"/>
+          <w:szCs w:val="28"/>
+        </w:rPr>
+        <w:t xml:space="preserve">) function to ensure the </w:t>
+      </w:r>
+      <w:proofErr w:type="spellStart"/>
+      <w:r>
+        <w:rPr>
+          <w:sz w:val="28"/>
+          <w:szCs w:val="28"/>
+        </w:rPr>
+        <w:t>growth_level</w:t>
+      </w:r>
+      <w:proofErr w:type="spellEnd"/>
+      <w:r>
+        <w:rPr>
+          <w:sz w:val="28"/>
+          <w:szCs w:val="28"/>
+        </w:rPr>
+        <w:t xml:space="preserve"> is adjusted.</w:t>
+      </w:r>
+    </w:p>
+    <w:p>
+      <w:pPr>
+        <w:rPr>
+          <w:sz w:val="32"/>
+          <w:szCs w:val="32"/>
+        </w:rPr>
+      </w:pPr>
+      <w:r>
+        <w:rPr>
+          <w:sz w:val="32"/>
+          <w:szCs w:val="32"/>
+        </w:rPr>
+        <w:drawing>
+          <wp:inline distT="0" distB="0" distL="0" distR="0" wp14:anchorId="3EA5F39E" wp14:editId="7F7FD44E">
+            <wp:extent cx="5273497" cy="2872989"/>
+            <wp:effectExtent l="0" t="0" r="3810" b="3810"/>
+            <wp:docPr id="1671536320" name="Picture 1"/>
+            <wp:cNvGraphicFramePr>
+              <a:graphicFrameLocks xmlns:a="http://schemas.openxmlformats.org/drawingml/2006/main" noChangeAspect="1"/>
+            </wp:cNvGraphicFramePr>
+            <a:graphic xmlns:a="http://schemas.openxmlformats.org/drawingml/2006/main">
+              <a:graphicData uri="http://schemas.openxmlformats.org/drawingml/2006/picture">
+                <pic:pic xmlns:pic="http://schemas.openxmlformats.org/drawingml/2006/picture">
+                  <pic:nvPicPr>
+                    <pic:cNvPr id="1671536320" name=""/>
+                    <pic:cNvPicPr/>
+                  </pic:nvPicPr>
+                  <pic:blipFill>
+                    <a:blip r:embed="rId16"/>
+                    <a:stretch>
+                      <a:fillRect/>
+                    </a:stretch>
+                  </pic:blipFill>
+                  <pic:spPr>
+                    <a:xfrm>
+                      <a:off x="0" y="0"/>
+                      <a:ext cx="5273497" cy="2872989"/>
+                    </a:xfrm>
+                    <a:prstGeom prst="rect">
+                      <a:avLst/>
+                    </a:prstGeom>
+                  </pic:spPr>
+                </pic:pic>
+              </a:graphicData>
+            </a:graphic>
+          </wp:inline>
+        </w:drawing>
+      </w:r>
+    </w:p>
+    <w:p>
+      <w:pPr>
+        <w:rPr>
+          <w:b/>
+          <w:bCs/>
+          <w:sz w:val="32"/>
+          <w:szCs w:val="32"/>
+        </w:rPr>
+      </w:pPr>
+    </w:p>
+    <w:p>
+      <w:pPr>
+        <w:rPr>
+          <w:b/>
+          <w:bCs/>
+          <w:sz w:val="32"/>
+          <w:szCs w:val="32"/>
+        </w:rPr>
+      </w:pPr>
+    </w:p>
+    <w:p>
+      <w:pPr>
+        <w:rPr>
+          <w:b/>
+          <w:bCs/>
+          <w:sz w:val="32"/>
+          <w:szCs w:val="32"/>
+        </w:rPr>
+      </w:pPr>
+    </w:p>
+    <w:p>
+      <w:pPr>
+        <w:rPr>
+          <w:b/>
+          <w:bCs/>
+          <w:sz w:val="32"/>
+          <w:szCs w:val="32"/>
+        </w:rPr>
+      </w:pPr>
+    </w:p>
+    <w:p>
+      <w:pPr>
+        <w:rPr>
+          <w:sz w:val="28"/>
+          <w:szCs w:val="28"/>
+        </w:rPr>
+      </w:pPr>
+      <w:proofErr w:type="gramStart"/>
+      <w:r>
+        <w:rPr>
+          <w:b/>
+          <w:bCs/>
+          <w:sz w:val="32"/>
+          <w:szCs w:val="32"/>
+        </w:rPr>
+        <w:lastRenderedPageBreak/>
+        <w:t>g</w:t>
+      </w:r>
+      <w:r>
+        <w:rPr>
+          <w:b/>
+          <w:bCs/>
+          <w:sz w:val="32"/>
+          <w:szCs w:val="32"/>
+        </w:rPr>
+        <w:t>row(</w:t>
+      </w:r>
+      <w:proofErr w:type="gramEnd"/>
+      <w:r>
+        <w:rPr>
+          <w:b/>
+          <w:bCs/>
+          <w:sz w:val="32"/>
+          <w:szCs w:val="32"/>
+        </w:rPr>
+        <w:t xml:space="preserve">): </w:t>
+      </w:r>
+      <w:r>
+        <w:rPr>
+          <w:sz w:val="32"/>
+          <w:szCs w:val="32"/>
+        </w:rPr>
+        <w:t xml:space="preserve">Is used to set the </w:t>
+      </w:r>
+      <w:proofErr w:type="spellStart"/>
+      <w:r>
+        <w:rPr>
+          <w:sz w:val="32"/>
+          <w:szCs w:val="32"/>
+        </w:rPr>
+        <w:t>growth_stage</w:t>
+      </w:r>
+      <w:proofErr w:type="spellEnd"/>
+      <w:r>
+        <w:rPr>
+          <w:sz w:val="32"/>
+          <w:szCs w:val="32"/>
+        </w:rPr>
+        <w:t xml:space="preserve"> of the tree or regress the </w:t>
+      </w:r>
+      <w:proofErr w:type="spellStart"/>
+      <w:r>
+        <w:rPr>
+          <w:sz w:val="32"/>
+          <w:szCs w:val="32"/>
+        </w:rPr>
+        <w:t>growth_stage</w:t>
+      </w:r>
+      <w:proofErr w:type="spellEnd"/>
+      <w:r>
+        <w:rPr>
+          <w:sz w:val="32"/>
+          <w:szCs w:val="32"/>
+        </w:rPr>
+        <w:t xml:space="preserve"> if the player is not performing well. This function then calls </w:t>
+      </w:r>
+      <w:proofErr w:type="spellStart"/>
+      <w:r>
+        <w:rPr>
+          <w:sz w:val="32"/>
+          <w:szCs w:val="32"/>
+        </w:rPr>
+        <w:t>show_growth</w:t>
+      </w:r>
+      <w:proofErr w:type="spellEnd"/>
+      <w:r>
+        <w:rPr>
+          <w:sz w:val="32"/>
+          <w:szCs w:val="32"/>
+        </w:rPr>
+        <w:t xml:space="preserve"> to display the correct sprites.</w:t>
+      </w:r>
+    </w:p>
+    <w:p>
+      <w:pPr>
+        <w:rPr>
+          <w:sz w:val="28"/>
+          <w:szCs w:val="28"/>
+        </w:rPr>
+      </w:pPr>
+      <w:r>
+        <w:rPr>
+          <w:sz w:val="28"/>
+          <w:szCs w:val="28"/>
+        </w:rPr>
+        <w:drawing>
+          <wp:inline distT="0" distB="0" distL="0" distR="0" wp14:anchorId="303A867D" wp14:editId="0D7021D5">
+            <wp:extent cx="5943600" cy="1283970"/>
+            <wp:effectExtent l="0" t="0" r="0" b="0"/>
+            <wp:docPr id="1696918828" name="Picture 1"/>
+            <wp:cNvGraphicFramePr>
+              <a:graphicFrameLocks xmlns:a="http://schemas.openxmlformats.org/drawingml/2006/main" noChangeAspect="1"/>
+            </wp:cNvGraphicFramePr>
+            <a:graphic xmlns:a="http://schemas.openxmlformats.org/drawingml/2006/main">
+              <a:graphicData uri="http://schemas.openxmlformats.org/drawingml/2006/picture">
+                <pic:pic xmlns:pic="http://schemas.openxmlformats.org/drawingml/2006/picture">
+                  <pic:nvPicPr>
+                    <pic:cNvPr id="1696918828" name=""/>
+                    <pic:cNvPicPr/>
+                  </pic:nvPicPr>
+                  <pic:blipFill>
+                    <a:blip r:embed="rId17"/>
+                    <a:stretch>
+                      <a:fillRect/>
+                    </a:stretch>
+                  </pic:blipFill>
+                  <pic:spPr>
+                    <a:xfrm>
+                      <a:off x="0" y="0"/>
+                      <a:ext cx="5943600" cy="1283970"/>
+                    </a:xfrm>
+                    <a:prstGeom prst="rect">
+                      <a:avLst/>
+                    </a:prstGeom>
+                  </pic:spPr>
+                </pic:pic>
+              </a:graphicData>
+            </a:graphic>
+          </wp:inline>
+        </w:drawing>
+      </w:r>
+    </w:p>
+    <w:p>
+      <w:pPr>
+        <w:rPr>
+          <w:sz w:val="28"/>
+          <w:szCs w:val="28"/>
+        </w:rPr>
+      </w:pPr>
+      <w:proofErr w:type="spellStart"/>
+      <w:r>
+        <w:rPr>
+          <w:b/>
+          <w:bCs/>
+          <w:sz w:val="32"/>
+          <w:szCs w:val="32"/>
+        </w:rPr>
+        <w:t>Show_</w:t>
+      </w:r>
+      <w:proofErr w:type="gramStart"/>
+      <w:r>
+        <w:rPr>
+          <w:b/>
+          <w:bCs/>
+          <w:sz w:val="32"/>
+          <w:szCs w:val="32"/>
+        </w:rPr>
+        <w:t>growth</w:t>
+      </w:r>
+      <w:proofErr w:type="spellEnd"/>
+      <w:r>
+        <w:rPr>
+          <w:b/>
+          <w:bCs/>
+          <w:sz w:val="32"/>
+          <w:szCs w:val="32"/>
+        </w:rPr>
+        <w:t>(</w:t>
+      </w:r>
+      <w:proofErr w:type="gramEnd"/>
+      <w:r>
+        <w:rPr>
+          <w:b/>
+          <w:bCs/>
+          <w:sz w:val="32"/>
+          <w:szCs w:val="32"/>
+        </w:rPr>
+        <w:t xml:space="preserve">): </w:t>
+      </w:r>
+      <w:r>
+        <w:rPr>
+          <w:sz w:val="28"/>
+          <w:szCs w:val="28"/>
+        </w:rPr>
+        <w:t xml:space="preserve">Is used to display the correct sprites. It checks the growth stage, compares the name of the object to determine what sprite it should show, then </w:t>
+      </w:r>
+      <w:proofErr w:type="spellStart"/>
+      <w:r>
+        <w:rPr>
+          <w:sz w:val="28"/>
+          <w:szCs w:val="28"/>
+        </w:rPr>
+        <w:t>dsiplays</w:t>
+      </w:r>
+      <w:proofErr w:type="spellEnd"/>
+      <w:r>
+        <w:rPr>
+          <w:sz w:val="28"/>
+          <w:szCs w:val="28"/>
+        </w:rPr>
+        <w:t xml:space="preserve"> the correct sprite.</w:t>
+      </w:r>
+    </w:p>
+    <w:p>
+      <w:pPr>
+        <w:rPr>
+          <w:noProof/>
+        </w:rPr>
+      </w:pPr>
+      <w:r>
+        <w:rPr>
+          <w:sz w:val="28"/>
+          <w:szCs w:val="28"/>
+        </w:rPr>
+        <w:drawing>
+          <wp:inline distT="0" distB="0" distL="0" distR="0" wp14:anchorId="2A08D976" wp14:editId="308B3B77">
+            <wp:extent cx="2956816" cy="2690093"/>
+            <wp:effectExtent l="0" t="0" r="0" b="0"/>
+            <wp:docPr id="1508605090" name="Picture 1"/>
+            <wp:cNvGraphicFramePr>
+              <a:graphicFrameLocks xmlns:a="http://schemas.openxmlformats.org/drawingml/2006/main" noChangeAspect="1"/>
+            </wp:cNvGraphicFramePr>
+            <a:graphic xmlns:a="http://schemas.openxmlformats.org/drawingml/2006/main">
+              <a:graphicData uri="http://schemas.openxmlformats.org/drawingml/2006/picture">
+                <pic:pic xmlns:pic="http://schemas.openxmlformats.org/drawingml/2006/picture">
+                  <pic:nvPicPr>
+                    <pic:cNvPr id="1508605090" name=""/>
+                    <pic:cNvPicPr/>
+                  </pic:nvPicPr>
+                  <pic:blipFill>
+                    <a:blip r:embed="rId18"/>
+                    <a:stretch>
+                      <a:fillRect/>
+                    </a:stretch>
+                  </pic:blipFill>
+                  <pic:spPr>
+                    <a:xfrm>
+                      <a:off x="0" y="0"/>
+                      <a:ext cx="2956816" cy="2690093"/>
+                    </a:xfrm>
+                    <a:prstGeom prst="rect">
+                      <a:avLst/>
+                    </a:prstGeom>
+                  </pic:spPr>
+                </pic:pic>
+              </a:graphicData>
+            </a:graphic>
+          </wp:inline>
+        </w:drawing>
+      </w:r>
+      <w:r>
+        <w:rPr>
+          <w:noProof/>
+        </w:rPr>
+        <w:t xml:space="preserve"> </w:t>
+      </w:r>
+      <w:r>
+        <w:rPr>
+          <w:sz w:val="28"/>
+          <w:szCs w:val="28"/>
+        </w:rPr>
+        <w:drawing>
+          <wp:inline distT="0" distB="0" distL="0" distR="0" wp14:anchorId="08FCA312" wp14:editId="5F08A854">
+            <wp:extent cx="2872989" cy="2720576"/>
+            <wp:effectExtent l="0" t="0" r="3810" b="3810"/>
+            <wp:docPr id="984782696" name="Picture 1"/>
+            <wp:cNvGraphicFramePr>
+              <a:graphicFrameLocks xmlns:a="http://schemas.openxmlformats.org/drawingml/2006/main" noChangeAspect="1"/>
+            </wp:cNvGraphicFramePr>
+            <a:graphic xmlns:a="http://schemas.openxmlformats.org/drawingml/2006/main">
+              <a:graphicData uri="http://schemas.openxmlformats.org/drawingml/2006/picture">
+                <pic:pic xmlns:pic="http://schemas.openxmlformats.org/drawingml/2006/picture">
+                  <pic:nvPicPr>
+                    <pic:cNvPr id="984782696" name=""/>
+                    <pic:cNvPicPr/>
+                  </pic:nvPicPr>
+                  <pic:blipFill>
+                    <a:blip r:embed="rId19"/>
+                    <a:stretch>
+                      <a:fillRect/>
+                    </a:stretch>
+                  </pic:blipFill>
+                  <pic:spPr>
+                    <a:xfrm>
+                      <a:off x="0" y="0"/>
+                      <a:ext cx="2872989" cy="2720576"/>
+                    </a:xfrm>
+                    <a:prstGeom prst="rect">
+                      <a:avLst/>
+                    </a:prstGeom>
+                  </pic:spPr>
+                </pic:pic>
+              </a:graphicData>
+            </a:graphic>
+          </wp:inline>
+        </w:drawing>
+      </w:r>
+    </w:p>
+    <w:p>
+      <w:pPr>
+        <w:rPr>
+          <w:noProof/>
+        </w:rPr>
+      </w:pPr>
+    </w:p>
+    <w:p>
+      <w:pPr>
+        <w:rPr>
+          <w:noProof/>
+        </w:rPr>
+      </w:pPr>
+    </w:p>
+    <w:p>
+      <w:pPr>
+        <w:rPr>
+          <w:noProof/>
+        </w:rPr>
+      </w:pPr>
+    </w:p>
+    <w:p>
+      <w:pPr>
+        <w:rPr>
+          <w:noProof/>
+        </w:rPr>
+      </w:pPr>
+    </w:p>
+    <w:p>
+      <w:pPr>
+        <w:rPr>
+          <w:noProof/>
+        </w:rPr>
+      </w:pPr>
+    </w:p>
+    <w:p>
+      <w:pPr>
+        <w:rPr>
+          <w:noProof/>
+        </w:rPr>
+      </w:pPr>
+    </w:p>
+    <w:p>
+      <w:pPr>
+        <w:rPr>
+          <w:noProof/>
+        </w:rPr>
+      </w:pPr>
+    </w:p>
+    <w:p>
+      <w:pPr>
+        <w:rPr>
+          <w:noProof/>
+          <w:sz w:val="28"/>
+          <w:szCs w:val="28"/>
+        </w:rPr>
+      </w:pPr>
+      <w:r>
+        <w:rPr>
+          <w:b/>
+          <w:bCs/>
+          <w:sz w:val="32"/>
+          <w:szCs w:val="32"/>
+        </w:rPr>
+        <w:lastRenderedPageBreak/>
+        <w:t>_</w:t>
+      </w:r>
+      <w:proofErr w:type="spellStart"/>
+      <w:r>
+        <w:rPr>
+          <w:b/>
+          <w:bCs/>
+          <w:sz w:val="32"/>
+          <w:szCs w:val="32"/>
+        </w:rPr>
+        <w:t>on_body_entered</w:t>
+      </w:r>
+      <w:proofErr w:type="spellEnd"/>
+      <w:r>
+        <w:rPr>
+          <w:b/>
+          <w:bCs/>
+          <w:sz w:val="32"/>
+          <w:szCs w:val="32"/>
+        </w:rPr>
+        <w:t>(</w:t>
+      </w:r>
+      <w:proofErr w:type="gramStart"/>
+      <w:r>
+        <w:rPr>
+          <w:b/>
+          <w:bCs/>
+          <w:sz w:val="32"/>
+          <w:szCs w:val="32"/>
+        </w:rPr>
+        <w:t>),_</w:t>
+      </w:r>
+      <w:proofErr w:type="spellStart"/>
+      <w:proofErr w:type="gramEnd"/>
+      <w:r>
+        <w:rPr>
+          <w:b/>
+          <w:bCs/>
+          <w:sz w:val="32"/>
+          <w:szCs w:val="32"/>
+        </w:rPr>
+        <w:t>on_body_</w:t>
+      </w:r>
+      <w:proofErr w:type="gramStart"/>
+      <w:r>
+        <w:rPr>
+          <w:b/>
+          <w:bCs/>
+          <w:sz w:val="32"/>
+          <w:szCs w:val="32"/>
+        </w:rPr>
+        <w:t>exited</w:t>
+      </w:r>
+      <w:proofErr w:type="spellEnd"/>
+      <w:r>
+        <w:rPr>
+          <w:b/>
+          <w:bCs/>
+          <w:sz w:val="32"/>
+          <w:szCs w:val="32"/>
+        </w:rPr>
+        <w:t>(</w:t>
+      </w:r>
+      <w:proofErr w:type="gramEnd"/>
+      <w:r>
+        <w:rPr>
+          <w:b/>
+          <w:bCs/>
+          <w:sz w:val="32"/>
+          <w:szCs w:val="32"/>
+        </w:rPr>
+        <w:t xml:space="preserve">): </w:t>
+      </w:r>
+      <w:r>
+        <w:rPr>
+          <w:sz w:val="28"/>
+          <w:szCs w:val="28"/>
+        </w:rPr>
+        <w:t xml:space="preserve">These functions are used to detect when the character enters/leaves the interaction zone of the tree. The functions then </w:t>
+      </w:r>
+      <w:proofErr w:type="gramStart"/>
+      <w:r>
+        <w:rPr>
+          <w:sz w:val="28"/>
+          <w:szCs w:val="28"/>
+        </w:rPr>
+        <w:t>emits</w:t>
+      </w:r>
+      <w:proofErr w:type="gramEnd"/>
+      <w:r>
+        <w:rPr>
+          <w:sz w:val="28"/>
+          <w:szCs w:val="28"/>
+        </w:rPr>
+        <w:t xml:space="preserve"> an enter/leaves signal using </w:t>
+      </w:r>
+      <w:proofErr w:type="spellStart"/>
+      <w:r>
+        <w:rPr>
+          <w:sz w:val="28"/>
+          <w:szCs w:val="28"/>
+        </w:rPr>
+        <w:t>SignalHub</w:t>
+      </w:r>
+      <w:proofErr w:type="spellEnd"/>
+      <w:r>
+        <w:rPr>
+          <w:sz w:val="28"/>
+          <w:szCs w:val="28"/>
+        </w:rPr>
+        <w:t xml:space="preserve"> and sends the object name with it.</w:t>
+      </w:r>
+    </w:p>
+    <w:p>
+      <w:pPr>
+        <w:rPr>
+          <w:sz w:val="28"/>
+          <w:szCs w:val="28"/>
+        </w:rPr>
+      </w:pPr>
+      <w:r>
+        <w:rPr>
+          <w:sz w:val="28"/>
+          <w:szCs w:val="28"/>
+        </w:rPr>
+        <w:drawing>
+          <wp:inline distT="0" distB="0" distL="0" distR="0" wp14:anchorId="7AF2CEB2" wp14:editId="28DFF0D9">
+            <wp:extent cx="5943600" cy="1824355"/>
+            <wp:effectExtent l="0" t="0" r="0" b="4445"/>
+            <wp:docPr id="2063861138" name="Picture 1"/>
+            <wp:cNvGraphicFramePr>
+              <a:graphicFrameLocks xmlns:a="http://schemas.openxmlformats.org/drawingml/2006/main" noChangeAspect="1"/>
+            </wp:cNvGraphicFramePr>
+            <a:graphic xmlns:a="http://schemas.openxmlformats.org/drawingml/2006/main">
+              <a:graphicData uri="http://schemas.openxmlformats.org/drawingml/2006/picture">
+                <pic:pic xmlns:pic="http://schemas.openxmlformats.org/drawingml/2006/picture">
+                  <pic:nvPicPr>
+                    <pic:cNvPr id="2063861138" name=""/>
+                    <pic:cNvPicPr/>
+                  </pic:nvPicPr>
+                  <pic:blipFill>
+                    <a:blip r:embed="rId20"/>
+                    <a:stretch>
+                      <a:fillRect/>
+                    </a:stretch>
+                  </pic:blipFill>
+                  <pic:spPr>
+                    <a:xfrm>
+                      <a:off x="0" y="0"/>
+                      <a:ext cx="5943600" cy="1824355"/>
+                    </a:xfrm>
+                    <a:prstGeom prst="rect">
+                      <a:avLst/>
+                    </a:prstGeom>
+                  </pic:spPr>
+                </pic:pic>
+              </a:graphicData>
+            </a:graphic>
+          </wp:inline>
+        </w:drawing>
+      </w:r>
+    </w:p>
+    <w:p>
+      <w:pPr>
+        <w:rPr>
+          <w:sz w:val="28"/>
+          <w:szCs w:val="28"/>
+        </w:rPr>
+      </w:pPr>
+    </w:p>
+    <w:p>
+      <w:pPr>
+        <w:jc w:val="center"/>
+        <w:rPr>
+          <w:b/>
+          <w:bCs/>
+          <w:sz w:val="52"/>
+          <w:szCs w:val="52"/>
+        </w:rPr>
+      </w:pPr>
+    </w:p>
+    <w:p>
+      <w:pPr>
+        <w:jc w:val="center"/>
+        <w:rPr>
+          <w:b/>
+          <w:bCs/>
+          <w:sz w:val="52"/>
+          <w:szCs w:val="52"/>
+        </w:rPr>
+      </w:pPr>
+    </w:p>
+    <w:p>
+      <w:pPr>
+        <w:jc w:val="center"/>
+        <w:rPr>
+          <w:b/>
+          <w:bCs/>
+          <w:sz w:val="52"/>
+          <w:szCs w:val="52"/>
+        </w:rPr>
+      </w:pPr>
+    </w:p>
+    <w:p>
+      <w:pPr>
+        <w:jc w:val="center"/>
+        <w:rPr>
+          <w:b/>
+          <w:bCs/>
+          <w:sz w:val="52"/>
+          <w:szCs w:val="52"/>
+        </w:rPr>
+      </w:pPr>
+    </w:p>
+    <w:p>
+      <w:pPr>
+        <w:jc w:val="center"/>
+        <w:rPr>
+          <w:b/>
+          <w:bCs/>
+          <w:sz w:val="52"/>
+          <w:szCs w:val="52"/>
+        </w:rPr>
+      </w:pPr>
+    </w:p>
+    <w:p>
+      <w:pPr>
+        <w:jc w:val="center"/>
+        <w:rPr>
+          <w:b/>
+          <w:bCs/>
+          <w:sz w:val="52"/>
+          <w:szCs w:val="52"/>
+        </w:rPr>
+      </w:pPr>
+    </w:p>
+    <w:p>
+      <w:pPr>
+        <w:jc w:val="center"/>
+        <w:rPr>
+          <w:b/>
+          <w:bCs/>
+          <w:sz w:val="52"/>
+          <w:szCs w:val="52"/>
+        </w:rPr>
+      </w:pPr>
+    </w:p>
+    <w:p>
+      <w:pPr>
+        <w:jc w:val="center"/>
+        <w:rPr>
+          <w:b/>
+          <w:bCs/>
+          <w:sz w:val="52"/>
+          <w:szCs w:val="52"/>
+        </w:rPr>
+      </w:pPr>
+    </w:p>
+    <w:p>
+      <w:pPr>
+        <w:jc w:val="center"/>
+        <w:rPr>
+          <w:b/>
+          <w:bCs/>
+          <w:sz w:val="52"/>
+          <w:szCs w:val="52"/>
+        </w:rPr>
+      </w:pPr>
+      <w:r>
+        <w:rPr>
+          <w:b/>
+          <w:bCs/>
+          <w:sz w:val="52"/>
+          <w:szCs w:val="52"/>
+        </w:rPr>
+        <w:lastRenderedPageBreak/>
+        <w:t>Character</w:t>
+      </w:r>
+    </w:p>
+    <w:p>
+      <w:pPr>
+        <w:rPr>
+          <w:b/>
+          <w:bCs/>
+          <w:sz w:val="32"/>
+          <w:szCs w:val="32"/>
+        </w:rPr>
+      </w:pPr>
+      <w:r>
+        <w:rPr>
+          <w:b/>
+          <w:bCs/>
+          <w:sz w:val="32"/>
+          <w:szCs w:val="32"/>
+        </w:rPr>
+        <w:t>The character is the medium to how the player interacts with the game. The player can move the character around the map and is able to interact with objects to learn ASL Signs and test their knowledge via ASL Quizzes.</w:t>
+      </w:r>
+    </w:p>
+    <w:p>
+      <w:pPr>
+        <w:rPr>
+          <w:sz w:val="28"/>
+          <w:szCs w:val="28"/>
+        </w:rPr>
+      </w:pPr>
+      <w:r>
+        <w:rPr>
+          <w:b/>
+          <w:bCs/>
+          <w:sz w:val="32"/>
+          <w:szCs w:val="32"/>
+        </w:rPr>
+        <w:t xml:space="preserve">Variables: </w:t>
+      </w:r>
+      <w:r>
+        <w:rPr>
+          <w:sz w:val="28"/>
+          <w:szCs w:val="28"/>
+        </w:rPr>
+        <w:t>The walk variables are</w:t>
+      </w:r>
+      <w:r>
+        <w:rPr>
+          <w:sz w:val="28"/>
+          <w:szCs w:val="28"/>
+        </w:rPr>
+        <w:t xml:space="preserve"> references to</w:t>
+      </w:r>
+      <w:r>
+        <w:rPr>
+          <w:sz w:val="28"/>
+          <w:szCs w:val="28"/>
+        </w:rPr>
+        <w:t xml:space="preserve"> animated sprites that are used when the character is </w:t>
+      </w:r>
+      <w:r>
+        <w:rPr>
+          <w:sz w:val="28"/>
+          <w:szCs w:val="28"/>
+        </w:rPr>
+        <w:t>moving</w:t>
+      </w:r>
+      <w:r>
+        <w:rPr>
+          <w:sz w:val="28"/>
+          <w:szCs w:val="28"/>
+        </w:rPr>
+        <w:t xml:space="preserve">. MOVE_SPEED is used to determine how fast the character is able to move. The </w:t>
+      </w:r>
+      <w:proofErr w:type="spellStart"/>
+      <w:r>
+        <w:rPr>
+          <w:sz w:val="28"/>
+          <w:szCs w:val="28"/>
+        </w:rPr>
+        <w:t>move_direction</w:t>
+      </w:r>
+      <w:proofErr w:type="spellEnd"/>
+      <w:r>
+        <w:rPr>
+          <w:sz w:val="28"/>
+          <w:szCs w:val="28"/>
+        </w:rPr>
+        <w:t xml:space="preserve"> Vector2 variable is used to determine what direction the player is moving.</w:t>
+      </w:r>
+    </w:p>
+    <w:p>
+      <w:pPr>
+        <w:rPr>
+          <w:b/>
+          <w:bCs/>
+          <w:sz w:val="32"/>
+          <w:szCs w:val="32"/>
+        </w:rPr>
+      </w:pPr>
+      <w:r>
+        <w:rPr>
+          <w:b/>
+          <w:bCs/>
+          <w:sz w:val="32"/>
+          <w:szCs w:val="32"/>
+        </w:rPr>
+        <w:t xml:space="preserve"> </w:t>
+      </w:r>
+      <w:r>
+        <w:rPr>
+          <w:b/>
+          <w:bCs/>
+          <w:sz w:val="32"/>
+          <w:szCs w:val="32"/>
+        </w:rPr>
+        <w:drawing>
+          <wp:inline distT="0" distB="0" distL="0" distR="0" wp14:anchorId="720E0326" wp14:editId="1E9BB155">
+            <wp:extent cx="4244708" cy="1699407"/>
+            <wp:effectExtent l="0" t="0" r="3810" b="0"/>
+            <wp:docPr id="942808140" name="Picture 1"/>
+            <wp:cNvGraphicFramePr>
+              <a:graphicFrameLocks xmlns:a="http://schemas.openxmlformats.org/drawingml/2006/main" noChangeAspect="1"/>
+            </wp:cNvGraphicFramePr>
+            <a:graphic xmlns:a="http://schemas.openxmlformats.org/drawingml/2006/main">
+              <a:graphicData uri="http://schemas.openxmlformats.org/drawingml/2006/picture">
+                <pic:pic xmlns:pic="http://schemas.openxmlformats.org/drawingml/2006/picture">
+                  <pic:nvPicPr>
+                    <pic:cNvPr id="942808140" name=""/>
+                    <pic:cNvPicPr/>
+                  </pic:nvPicPr>
+                  <pic:blipFill>
+                    <a:blip r:embed="rId21"/>
+                    <a:stretch>
+                      <a:fillRect/>
+                    </a:stretch>
+                  </pic:blipFill>
+                  <pic:spPr>
+                    <a:xfrm>
+                      <a:off x="0" y="0"/>
+                      <a:ext cx="4244708" cy="1699407"/>
+                    </a:xfrm>
+                    <a:prstGeom prst="rect">
+                      <a:avLst/>
+                    </a:prstGeom>
+                  </pic:spPr>
+                </pic:pic>
+              </a:graphicData>
+            </a:graphic>
+          </wp:inline>
+        </w:drawing>
+      </w:r>
+    </w:p>
+    <w:p>
+      <w:pPr>
+        <w:rPr>
+          <w:sz w:val="28"/>
+          <w:szCs w:val="28"/>
+        </w:rPr>
+      </w:pPr>
+      <w:proofErr w:type="spellStart"/>
+      <w:r>
+        <w:rPr>
+          <w:b/>
+          <w:bCs/>
+          <w:sz w:val="32"/>
+          <w:szCs w:val="32"/>
+        </w:rPr>
+        <w:t>play_</w:t>
+      </w:r>
+      <w:proofErr w:type="gramStart"/>
+      <w:r>
+        <w:rPr>
+          <w:b/>
+          <w:bCs/>
+          <w:sz w:val="32"/>
+          <w:szCs w:val="32"/>
+        </w:rPr>
+        <w:t>animation</w:t>
+      </w:r>
+      <w:proofErr w:type="spellEnd"/>
+      <w:r>
+        <w:rPr>
+          <w:b/>
+          <w:bCs/>
+          <w:sz w:val="32"/>
+          <w:szCs w:val="32"/>
+        </w:rPr>
+        <w:t>(</w:t>
+      </w:r>
+      <w:proofErr w:type="gramEnd"/>
+      <w:r>
+        <w:rPr>
+          <w:b/>
+          <w:bCs/>
+          <w:sz w:val="32"/>
+          <w:szCs w:val="32"/>
+        </w:rPr>
+        <w:t xml:space="preserve">): </w:t>
+      </w:r>
+      <w:r>
+        <w:rPr>
+          <w:sz w:val="28"/>
+          <w:szCs w:val="28"/>
+        </w:rPr>
+        <w:t>plays the correct animation based on the direction the player is moving and stops all other animations.</w:t>
+      </w:r>
+    </w:p>
+    <w:p>
+      <w:pPr>
+        <w:rPr>
+          <w:b/>
+          <w:bCs/>
+          <w:sz w:val="32"/>
+          <w:szCs w:val="32"/>
+        </w:rPr>
+      </w:pPr>
+      <w:r>
+        <w:rPr>
+          <w:b/>
+          <w:bCs/>
+          <w:sz w:val="32"/>
+          <w:szCs w:val="32"/>
+        </w:rPr>
+        <w:drawing>
+          <wp:inline distT="0" distB="0" distL="0" distR="0" wp14:anchorId="5F432FE3" wp14:editId="2F9107EF">
+            <wp:extent cx="4046571" cy="2080440"/>
+            <wp:effectExtent l="0" t="0" r="0" b="0"/>
+            <wp:docPr id="989050038" name="Picture 1"/>
+            <wp:cNvGraphicFramePr>
+              <a:graphicFrameLocks xmlns:a="http://schemas.openxmlformats.org/drawingml/2006/main" noChangeAspect="1"/>
+            </wp:cNvGraphicFramePr>
+            <a:graphic xmlns:a="http://schemas.openxmlformats.org/drawingml/2006/main">
+              <a:graphicData uri="http://schemas.openxmlformats.org/drawingml/2006/picture">
+                <pic:pic xmlns:pic="http://schemas.openxmlformats.org/drawingml/2006/picture">
+                  <pic:nvPicPr>
+                    <pic:cNvPr id="989050038" name=""/>
+                    <pic:cNvPicPr/>
+                  </pic:nvPicPr>
+                  <pic:blipFill>
+                    <a:blip r:embed="rId22"/>
+                    <a:stretch>
+                      <a:fillRect/>
+                    </a:stretch>
+                  </pic:blipFill>
+                  <pic:spPr>
+                    <a:xfrm>
+                      <a:off x="0" y="0"/>
+                      <a:ext cx="4046571" cy="2080440"/>
+                    </a:xfrm>
+                    <a:prstGeom prst="rect">
+                      <a:avLst/>
+                    </a:prstGeom>
+                  </pic:spPr>
+                </pic:pic>
+              </a:graphicData>
+            </a:graphic>
+          </wp:inline>
+        </w:drawing>
+      </w:r>
+    </w:p>
+    <w:p>
+      <w:pPr>
+        <w:rPr>
+          <w:b/>
+          <w:bCs/>
+          <w:sz w:val="32"/>
+          <w:szCs w:val="32"/>
+        </w:rPr>
+      </w:pPr>
+    </w:p>
+    <w:p>
+      <w:pPr>
+        <w:rPr>
+          <w:sz w:val="28"/>
+          <w:szCs w:val="28"/>
+        </w:rPr>
+      </w:pPr>
+      <w:proofErr w:type="spellStart"/>
+      <w:r>
+        <w:rPr>
+          <w:b/>
+          <w:bCs/>
+          <w:sz w:val="32"/>
+          <w:szCs w:val="32"/>
+        </w:rPr>
+        <w:lastRenderedPageBreak/>
+        <w:t>stop_</w:t>
+      </w:r>
+      <w:proofErr w:type="gramStart"/>
+      <w:r>
+        <w:rPr>
+          <w:b/>
+          <w:bCs/>
+          <w:sz w:val="32"/>
+          <w:szCs w:val="32"/>
+        </w:rPr>
+        <w:t>animation</w:t>
+      </w:r>
+      <w:proofErr w:type="spellEnd"/>
+      <w:r>
+        <w:rPr>
+          <w:b/>
+          <w:bCs/>
+          <w:sz w:val="32"/>
+          <w:szCs w:val="32"/>
+        </w:rPr>
+        <w:t>(</w:t>
+      </w:r>
+      <w:proofErr w:type="gramEnd"/>
+      <w:r>
+        <w:rPr>
+          <w:b/>
+          <w:bCs/>
+          <w:sz w:val="32"/>
+          <w:szCs w:val="32"/>
+        </w:rPr>
+        <w:t xml:space="preserve">): </w:t>
+      </w:r>
+      <w:r>
+        <w:rPr>
+          <w:sz w:val="28"/>
+          <w:szCs w:val="28"/>
+        </w:rPr>
+        <w:t>Stops all currently playing animations. Is used when the player is no longer moving the character.</w:t>
+      </w:r>
+    </w:p>
+    <w:p>
+      <w:pPr>
+        <w:rPr>
+          <w:sz w:val="28"/>
+          <w:szCs w:val="28"/>
+        </w:rPr>
+      </w:pPr>
+      <w:r>
+        <w:rPr>
+          <w:b/>
+          <w:bCs/>
+          <w:sz w:val="32"/>
+          <w:szCs w:val="32"/>
+        </w:rPr>
+        <w:drawing>
+          <wp:inline distT="0" distB="0" distL="0" distR="0" wp14:anchorId="5FD2F025" wp14:editId="3A53A11F">
+            <wp:extent cx="1867062" cy="1120237"/>
+            <wp:effectExtent l="0" t="0" r="0" b="3810"/>
+            <wp:docPr id="2071384432" name="Picture 1"/>
+            <wp:cNvGraphicFramePr>
+              <a:graphicFrameLocks xmlns:a="http://schemas.openxmlformats.org/drawingml/2006/main" noChangeAspect="1"/>
+            </wp:cNvGraphicFramePr>
+            <a:graphic xmlns:a="http://schemas.openxmlformats.org/drawingml/2006/main">
+              <a:graphicData uri="http://schemas.openxmlformats.org/drawingml/2006/picture">
+                <pic:pic xmlns:pic="http://schemas.openxmlformats.org/drawingml/2006/picture">
+                  <pic:nvPicPr>
+                    <pic:cNvPr id="2071384432" name=""/>
+                    <pic:cNvPicPr/>
+                  </pic:nvPicPr>
+                  <pic:blipFill>
+                    <a:blip r:embed="rId23"/>
+                    <a:stretch>
+                      <a:fillRect/>
+                    </a:stretch>
+                  </pic:blipFill>
+                  <pic:spPr>
+                    <a:xfrm>
+                      <a:off x="0" y="0"/>
+                      <a:ext cx="1867062" cy="1120237"/>
+                    </a:xfrm>
+                    <a:prstGeom prst="rect">
+                      <a:avLst/>
+                    </a:prstGeom>
+                  </pic:spPr>
+                </pic:pic>
+              </a:graphicData>
+            </a:graphic>
+          </wp:inline>
+        </w:drawing>
+      </w:r>
+    </w:p>
+    <w:p>
+      <w:pPr>
+        <w:rPr>
+          <w:sz w:val="28"/>
+          <w:szCs w:val="28"/>
+        </w:rPr>
+      </w:pPr>
+      <w:r>
+        <w:rPr>
+          <w:b/>
+          <w:bCs/>
+          <w:sz w:val="32"/>
+          <w:szCs w:val="32"/>
+        </w:rPr>
+        <w:t>_</w:t>
+      </w:r>
+      <w:proofErr w:type="spellStart"/>
+      <w:r>
+        <w:rPr>
+          <w:b/>
+          <w:bCs/>
+          <w:sz w:val="32"/>
+          <w:szCs w:val="32"/>
+        </w:rPr>
+        <w:t>physics_</w:t>
+      </w:r>
+      <w:proofErr w:type="gramStart"/>
+      <w:r>
+        <w:rPr>
+          <w:b/>
+          <w:bCs/>
+          <w:sz w:val="32"/>
+          <w:szCs w:val="32"/>
+        </w:rPr>
+        <w:t>process</w:t>
+      </w:r>
+      <w:proofErr w:type="spellEnd"/>
+      <w:r>
+        <w:rPr>
+          <w:b/>
+          <w:bCs/>
+          <w:sz w:val="32"/>
+          <w:szCs w:val="32"/>
+        </w:rPr>
+        <w:t>(</w:t>
+      </w:r>
+      <w:proofErr w:type="gramEnd"/>
+      <w:r>
+        <w:rPr>
+          <w:b/>
+          <w:bCs/>
+          <w:sz w:val="32"/>
+          <w:szCs w:val="32"/>
+        </w:rPr>
+        <w:t>):</w:t>
+      </w:r>
+      <w:r>
+        <w:rPr>
+          <w:sz w:val="28"/>
+          <w:szCs w:val="28"/>
+        </w:rPr>
+        <w:t xml:space="preserve"> This function is what Godot </w:t>
+      </w:r>
+      <w:r>
+        <w:rPr>
+          <w:sz w:val="28"/>
+          <w:szCs w:val="28"/>
+        </w:rPr>
+        <w:t xml:space="preserve">uses to calculate physics changes. This function is automatically executed by Godot every frame (at 60 frames per second). The function is constantly resetting </w:t>
+      </w:r>
+      <w:proofErr w:type="spellStart"/>
+      <w:r>
+        <w:rPr>
+          <w:sz w:val="28"/>
+          <w:szCs w:val="28"/>
+        </w:rPr>
+        <w:t>move_direction</w:t>
+      </w:r>
+      <w:proofErr w:type="spellEnd"/>
+      <w:r>
+        <w:rPr>
+          <w:sz w:val="28"/>
+          <w:szCs w:val="28"/>
+        </w:rPr>
+        <w:t xml:space="preserve"> to (0,0) and detected whether the player is pressing a movement button. The movement buttons are </w:t>
+      </w:r>
+      <w:proofErr w:type="gramStart"/>
+      <w:r>
+        <w:rPr>
+          <w:sz w:val="28"/>
+          <w:szCs w:val="28"/>
+        </w:rPr>
+        <w:t>assign</w:t>
+      </w:r>
+      <w:proofErr w:type="gramEnd"/>
+      <w:r>
+        <w:rPr>
+          <w:sz w:val="28"/>
+          <w:szCs w:val="28"/>
+        </w:rPr>
+        <w:t xml:space="preserve"> as a global variable W = “Up”, S = “Down”, D = “Right”, and A = “Left”. This function executes </w:t>
+      </w:r>
+      <w:proofErr w:type="spellStart"/>
+      <w:r>
+        <w:rPr>
+          <w:sz w:val="28"/>
+          <w:szCs w:val="28"/>
+        </w:rPr>
+        <w:t>move_and_</w:t>
+      </w:r>
+      <w:proofErr w:type="gramStart"/>
+      <w:r>
+        <w:rPr>
+          <w:sz w:val="28"/>
+          <w:szCs w:val="28"/>
+        </w:rPr>
+        <w:t>slide</w:t>
+      </w:r>
+      <w:proofErr w:type="spellEnd"/>
+      <w:r>
+        <w:rPr>
+          <w:sz w:val="28"/>
+          <w:szCs w:val="28"/>
+        </w:rPr>
+        <w:t>(</w:t>
+      </w:r>
+      <w:proofErr w:type="gramEnd"/>
+      <w:r>
+        <w:rPr>
+          <w:sz w:val="28"/>
+          <w:szCs w:val="28"/>
+        </w:rPr>
+        <w:t xml:space="preserve">) which is a default function for Godot. The </w:t>
+      </w:r>
+      <w:proofErr w:type="spellStart"/>
+      <w:r>
+        <w:rPr>
+          <w:sz w:val="28"/>
+          <w:szCs w:val="28"/>
+        </w:rPr>
+        <w:t>move_and_</w:t>
+      </w:r>
+      <w:proofErr w:type="gramStart"/>
+      <w:r>
+        <w:rPr>
+          <w:sz w:val="28"/>
+          <w:szCs w:val="28"/>
+        </w:rPr>
+        <w:t>slide</w:t>
+      </w:r>
+      <w:proofErr w:type="spellEnd"/>
+      <w:r>
+        <w:rPr>
+          <w:sz w:val="28"/>
+          <w:szCs w:val="28"/>
+        </w:rPr>
+        <w:t>(</w:t>
+      </w:r>
+      <w:proofErr w:type="gramEnd"/>
+      <w:r>
+        <w:rPr>
+          <w:sz w:val="28"/>
+          <w:szCs w:val="28"/>
+        </w:rPr>
+        <w:t>) function allows objects with physical presence to interact. I.E. Character runs into a wall or tree, or the bed.</w:t>
+      </w:r>
+    </w:p>
+    <w:p>
+      <w:pPr>
+        <w:rPr>
+          <w:sz w:val="28"/>
+          <w:szCs w:val="28"/>
+        </w:rPr>
+      </w:pPr>
+      <w:r>
+        <w:rPr>
+          <w:sz w:val="28"/>
+          <w:szCs w:val="28"/>
+        </w:rPr>
+        <w:drawing>
+          <wp:inline distT="0" distB="0" distL="0" distR="0" wp14:anchorId="4A16F2CE" wp14:editId="6D6D9842">
+            <wp:extent cx="3223539" cy="3033023"/>
+            <wp:effectExtent l="0" t="0" r="0" b="0"/>
+            <wp:docPr id="600403723" name="Picture 1"/>
+            <wp:cNvGraphicFramePr>
+              <a:graphicFrameLocks xmlns:a="http://schemas.openxmlformats.org/drawingml/2006/main" noChangeAspect="1"/>
+            </wp:cNvGraphicFramePr>
+            <a:graphic xmlns:a="http://schemas.openxmlformats.org/drawingml/2006/main">
+              <a:graphicData uri="http://schemas.openxmlformats.org/drawingml/2006/picture">
+                <pic:pic xmlns:pic="http://schemas.openxmlformats.org/drawingml/2006/picture">
+                  <pic:nvPicPr>
+                    <pic:cNvPr id="600403723" name=""/>
+                    <pic:cNvPicPr/>
+                  </pic:nvPicPr>
+                  <pic:blipFill>
+                    <a:blip r:embed="rId24"/>
+                    <a:stretch>
+                      <a:fillRect/>
+                    </a:stretch>
+                  </pic:blipFill>
+                  <pic:spPr>
+                    <a:xfrm>
+                      <a:off x="0" y="0"/>
+                      <a:ext cx="3223539" cy="3033023"/>
+                    </a:xfrm>
+                    <a:prstGeom prst="rect">
+                      <a:avLst/>
+                    </a:prstGeom>
+                  </pic:spPr>
+                </pic:pic>
+              </a:graphicData>
+            </a:graphic>
+          </wp:inline>
+        </w:drawing>
+      </w:r>
+    </w:p>
+    <w:p>
+      <w:pPr>
+        <w:rPr>
+          <w:sz w:val="28"/>
+          <w:szCs w:val="28"/>
+        </w:rPr>
+      </w:pPr>
+    </w:p>
+    <w:p>
+      <w:pPr>
+        <w:rPr>
+          <w:sz w:val="28"/>
+          <w:szCs w:val="28"/>
+        </w:rPr>
+      </w:pPr>
+    </w:p>
+    <w:p>
+      <w:pPr>
+        <w:jc w:val="center"/>
+        <w:rPr>
+          <w:b/>
+          <w:bCs/>
+          <w:sz w:val="52"/>
+          <w:szCs w:val="52"/>
+        </w:rPr>
+      </w:pPr>
+      <w:r>
+        <w:rPr>
+          <w:b/>
+          <w:bCs/>
+          <w:sz w:val="52"/>
+          <w:szCs w:val="52"/>
+        </w:rPr>
+        <w:lastRenderedPageBreak/>
+        <w:t>ASL Functions (Quiz/Learning)</w:t>
+      </w:r>
+    </w:p>
+    <w:p>
+      <w:pPr>
+        <w:rPr>
+          <w:b/>
+          <w:bCs/>
+          <w:sz w:val="32"/>
+          <w:szCs w:val="32"/>
+        </w:rPr>
+      </w:pPr>
+      <w:r>
+        <w:rPr>
+          <w:b/>
+          <w:bCs/>
+          <w:sz w:val="32"/>
+          <w:szCs w:val="32"/>
+        </w:rPr>
+        <w:t>The following functions are core components of the game that are used to pull asl signs from 3 different databases of varying difficulty to display ASL Learning and ASL Quizzes. The player learns new signs, then tests their knowledge via ASL Quizzes.</w:t>
+      </w:r>
+    </w:p>
+    <w:p>
+      <w:pPr>
+        <w:rPr>
+          <w:b/>
+          <w:bCs/>
+          <w:sz w:val="32"/>
+          <w:szCs w:val="32"/>
+        </w:rPr>
+      </w:pPr>
+    </w:p>
+    <w:p>
+      <w:pPr>
+        <w:rPr>
+          <w:sz w:val="28"/>
+          <w:szCs w:val="28"/>
+        </w:rPr>
+      </w:pPr>
+      <w:r>
+        <w:rPr>
+          <w:b/>
+          <w:bCs/>
+          <w:sz w:val="32"/>
+          <w:szCs w:val="32"/>
+        </w:rPr>
+        <w:t xml:space="preserve">Resource Classes: </w:t>
+      </w:r>
+      <w:r>
+        <w:rPr>
+          <w:sz w:val="28"/>
+          <w:szCs w:val="28"/>
+        </w:rPr>
+        <w:t xml:space="preserve">Both </w:t>
+      </w:r>
+      <w:proofErr w:type="spellStart"/>
+      <w:r>
+        <w:rPr>
+          <w:sz w:val="28"/>
+          <w:szCs w:val="28"/>
+        </w:rPr>
+        <w:t>ASLSign</w:t>
+      </w:r>
+      <w:proofErr w:type="spellEnd"/>
+      <w:r>
+        <w:rPr>
+          <w:sz w:val="28"/>
+          <w:szCs w:val="28"/>
+        </w:rPr>
+        <w:t xml:space="preserve"> and </w:t>
+      </w:r>
+      <w:proofErr w:type="spellStart"/>
+      <w:r>
+        <w:rPr>
+          <w:sz w:val="28"/>
+          <w:szCs w:val="28"/>
+        </w:rPr>
+        <w:t>ASLDataBase</w:t>
+      </w:r>
+      <w:proofErr w:type="spellEnd"/>
+      <w:r>
+        <w:rPr>
+          <w:sz w:val="28"/>
+          <w:szCs w:val="28"/>
+        </w:rPr>
+        <w:t xml:space="preserve"> are resource classes. </w:t>
+      </w:r>
+      <w:proofErr w:type="spellStart"/>
+      <w:r>
+        <w:rPr>
+          <w:sz w:val="28"/>
+          <w:szCs w:val="28"/>
+        </w:rPr>
+        <w:t>ASLSign</w:t>
+      </w:r>
+      <w:proofErr w:type="spellEnd"/>
+      <w:r>
+        <w:rPr>
+          <w:sz w:val="28"/>
+          <w:szCs w:val="28"/>
+        </w:rPr>
+        <w:t xml:space="preserve"> stores a </w:t>
+      </w:r>
+      <w:proofErr w:type="gramStart"/>
+      <w:r>
+        <w:rPr>
+          <w:sz w:val="28"/>
+          <w:szCs w:val="28"/>
+        </w:rPr>
+        <w:t>meaning(</w:t>
+      </w:r>
+      <w:proofErr w:type="gramEnd"/>
+      <w:r>
+        <w:rPr>
+          <w:sz w:val="28"/>
+          <w:szCs w:val="28"/>
+        </w:rPr>
+        <w:t xml:space="preserve">String), an </w:t>
+      </w:r>
+      <w:proofErr w:type="gramStart"/>
+      <w:r>
+        <w:rPr>
+          <w:sz w:val="28"/>
+          <w:szCs w:val="28"/>
+        </w:rPr>
+        <w:t>image(</w:t>
+      </w:r>
+      <w:proofErr w:type="gramEnd"/>
+      <w:r>
+        <w:rPr>
+          <w:sz w:val="28"/>
+          <w:szCs w:val="28"/>
+        </w:rPr>
+        <w:t xml:space="preserve">Testured2D), and </w:t>
+      </w:r>
+      <w:proofErr w:type="spellStart"/>
+      <w:r>
+        <w:rPr>
+          <w:sz w:val="28"/>
+          <w:szCs w:val="28"/>
+        </w:rPr>
+        <w:t>is_unlocked</w:t>
+      </w:r>
+      <w:proofErr w:type="spellEnd"/>
+      <w:r>
+        <w:rPr>
+          <w:sz w:val="28"/>
+          <w:szCs w:val="28"/>
+        </w:rPr>
+        <w:t xml:space="preserve"> a Boolean telling the game whether the player has seen this sign before. </w:t>
+      </w:r>
+      <w:proofErr w:type="spellStart"/>
+      <w:r>
+        <w:rPr>
+          <w:sz w:val="28"/>
+          <w:szCs w:val="28"/>
+        </w:rPr>
+        <w:t>ASLDataBase</w:t>
+      </w:r>
+      <w:proofErr w:type="spellEnd"/>
+      <w:r>
+        <w:rPr>
+          <w:sz w:val="28"/>
+          <w:szCs w:val="28"/>
+        </w:rPr>
+        <w:t xml:space="preserve"> contains </w:t>
+      </w:r>
+      <w:proofErr w:type="spellStart"/>
+      <w:r>
+        <w:rPr>
+          <w:sz w:val="28"/>
+          <w:szCs w:val="28"/>
+        </w:rPr>
+        <w:t>all_questions</w:t>
+      </w:r>
+      <w:proofErr w:type="spellEnd"/>
+      <w:r>
+        <w:rPr>
+          <w:sz w:val="28"/>
+          <w:szCs w:val="28"/>
+        </w:rPr>
+        <w:t xml:space="preserve"> a variable that holds an Array of </w:t>
+      </w:r>
+      <w:proofErr w:type="spellStart"/>
+      <w:r>
+        <w:rPr>
+          <w:sz w:val="28"/>
+          <w:szCs w:val="28"/>
+        </w:rPr>
+        <w:t>ASLSign’s</w:t>
+      </w:r>
+      <w:proofErr w:type="spellEnd"/>
+      <w:r>
+        <w:rPr>
+          <w:sz w:val="32"/>
+          <w:szCs w:val="32"/>
+        </w:rPr>
+        <w:t xml:space="preserve"> </w:t>
+      </w:r>
+      <w:r>
+        <w:rPr>
+          <w:sz w:val="28"/>
+          <w:szCs w:val="28"/>
+        </w:rPr>
+        <w:t xml:space="preserve">and a Boolean that tells whether all </w:t>
+      </w:r>
+      <w:proofErr w:type="spellStart"/>
+      <w:r>
+        <w:rPr>
+          <w:sz w:val="28"/>
+          <w:szCs w:val="28"/>
+        </w:rPr>
+        <w:t>ASLSigns</w:t>
+      </w:r>
+      <w:proofErr w:type="spellEnd"/>
+      <w:r>
+        <w:rPr>
+          <w:sz w:val="28"/>
+          <w:szCs w:val="28"/>
+        </w:rPr>
+        <w:t xml:space="preserve"> in the </w:t>
+      </w:r>
+      <w:proofErr w:type="spellStart"/>
+      <w:r>
+        <w:rPr>
+          <w:sz w:val="28"/>
+          <w:szCs w:val="28"/>
+        </w:rPr>
+        <w:t>ASLDataBase</w:t>
+      </w:r>
+      <w:proofErr w:type="spellEnd"/>
+      <w:r>
+        <w:rPr>
+          <w:sz w:val="28"/>
+          <w:szCs w:val="28"/>
+        </w:rPr>
+        <w:t xml:space="preserve"> have been learned. </w:t>
+      </w:r>
+      <w:proofErr w:type="spellStart"/>
+      <w:r>
+        <w:rPr>
+          <w:sz w:val="28"/>
+          <w:szCs w:val="28"/>
+        </w:rPr>
+        <w:t>ASLDataBase</w:t>
+      </w:r>
+      <w:proofErr w:type="spellEnd"/>
+      <w:r>
+        <w:rPr>
+          <w:sz w:val="28"/>
+          <w:szCs w:val="28"/>
+        </w:rPr>
+        <w:t xml:space="preserve"> contains </w:t>
+      </w:r>
+      <w:r>
+        <w:rPr>
+          <w:sz w:val="28"/>
+          <w:szCs w:val="28"/>
+        </w:rPr>
+        <w:t>one function:</w:t>
+      </w:r>
+      <w:r>
+        <w:rPr>
+          <w:sz w:val="28"/>
+          <w:szCs w:val="28"/>
+        </w:rPr>
+        <w:t xml:space="preserve"> is_lear</w:t>
+      </w:r>
+      <w:proofErr w:type="spellStart"/>
+      <w:r>
+        <w:rPr>
+          <w:sz w:val="28"/>
+          <w:szCs w:val="28"/>
+        </w:rPr>
+        <w:t>ned_</w:t>
+      </w:r>
+      <w:proofErr w:type="gramStart"/>
+      <w:r>
+        <w:rPr>
+          <w:sz w:val="28"/>
+          <w:szCs w:val="28"/>
+        </w:rPr>
+        <w:t>test</w:t>
+      </w:r>
+      <w:proofErr w:type="spellEnd"/>
+      <w:r>
+        <w:rPr>
+          <w:sz w:val="28"/>
+          <w:szCs w:val="28"/>
+        </w:rPr>
+        <w:t>(</w:t>
+      </w:r>
+      <w:proofErr w:type="gramEnd"/>
+      <w:r>
+        <w:rPr>
+          <w:sz w:val="28"/>
+          <w:szCs w:val="28"/>
+        </w:rPr>
+        <w:t xml:space="preserve">), which cycles through all </w:t>
+      </w:r>
+      <w:proofErr w:type="spellStart"/>
+      <w:r>
+        <w:rPr>
+          <w:sz w:val="28"/>
+          <w:szCs w:val="28"/>
+        </w:rPr>
+        <w:t>ASLSigns</w:t>
+      </w:r>
+      <w:proofErr w:type="spellEnd"/>
+      <w:r>
+        <w:rPr>
+          <w:sz w:val="28"/>
+          <w:szCs w:val="28"/>
+        </w:rPr>
+        <w:t xml:space="preserve"> contained in </w:t>
+      </w:r>
+      <w:proofErr w:type="spellStart"/>
+      <w:r>
+        <w:rPr>
+          <w:sz w:val="28"/>
+          <w:szCs w:val="28"/>
+        </w:rPr>
+        <w:t>all_questions</w:t>
+      </w:r>
+      <w:proofErr w:type="spellEnd"/>
+      <w:r>
+        <w:rPr>
+          <w:sz w:val="28"/>
+          <w:szCs w:val="28"/>
+        </w:rPr>
+        <w:t xml:space="preserve"> to see if all of them have been unlocked by the player.</w:t>
+      </w:r>
+    </w:p>
+    <w:p>
+      <w:pPr>
+        <w:rPr>
+          <w:sz w:val="28"/>
+          <w:szCs w:val="28"/>
+        </w:rPr>
+      </w:pPr>
+      <w:r>
+        <w:rPr>
+          <w:sz w:val="28"/>
+          <w:szCs w:val="28"/>
+        </w:rPr>
+        <w:t xml:space="preserve"> </w:t>
+      </w:r>
+      <w:r>
+        <w:rPr>
+          <w:sz w:val="28"/>
+          <w:szCs w:val="28"/>
+        </w:rPr>
+        <w:drawing>
+          <wp:inline distT="0" distB="0" distL="0" distR="0" wp14:anchorId="1B5808F4" wp14:editId="1B5C491E">
+            <wp:extent cx="2377646" cy="1531753"/>
+            <wp:effectExtent l="0" t="0" r="3810" b="0"/>
+            <wp:docPr id="979496002" name="Picture 1"/>
+            <wp:cNvGraphicFramePr>
+              <a:graphicFrameLocks xmlns:a="http://schemas.openxmlformats.org/drawingml/2006/main" noChangeAspect="1"/>
+            </wp:cNvGraphicFramePr>
+            <a:graphic xmlns:a="http://schemas.openxmlformats.org/drawingml/2006/main">
+              <a:graphicData uri="http://schemas.openxmlformats.org/drawingml/2006/picture">
+                <pic:pic xmlns:pic="http://schemas.openxmlformats.org/drawingml/2006/picture">
+                  <pic:nvPicPr>
+                    <pic:cNvPr id="979496002" name=""/>
+                    <pic:cNvPicPr/>
+                  </pic:nvPicPr>
+                  <pic:blipFill>
+                    <a:blip r:embed="rId25"/>
+                    <a:stretch>
+                      <a:fillRect/>
+                    </a:stretch>
+                  </pic:blipFill>
+                  <pic:spPr>
+                    <a:xfrm>
+                      <a:off x="0" y="0"/>
+                      <a:ext cx="2377646" cy="1531753"/>
+                    </a:xfrm>
+                    <a:prstGeom prst="rect">
+                      <a:avLst/>
+                    </a:prstGeom>
+                  </pic:spPr>
+                </pic:pic>
+              </a:graphicData>
+            </a:graphic>
+          </wp:inline>
+        </w:drawing>
+      </w:r>
+      <w:r>
+        <w:rPr>
+          <w:sz w:val="28"/>
+          <w:szCs w:val="28"/>
+        </w:rPr>
+        <w:drawing>
+          <wp:inline distT="0" distB="0" distL="0" distR="0" wp14:anchorId="5B2755BE" wp14:editId="16697BA9">
+            <wp:extent cx="3274920" cy="2453277"/>
+            <wp:effectExtent l="0" t="0" r="1905" b="4445"/>
+            <wp:docPr id="1046115404" name="Picture 1"/>
+            <wp:cNvGraphicFramePr>
+              <a:graphicFrameLocks xmlns:a="http://schemas.openxmlformats.org/drawingml/2006/main" noChangeAspect="1"/>
+            </wp:cNvGraphicFramePr>
+            <a:graphic xmlns:a="http://schemas.openxmlformats.org/drawingml/2006/main">
+              <a:graphicData uri="http://schemas.openxmlformats.org/drawingml/2006/picture">
+                <pic:pic xmlns:pic="http://schemas.openxmlformats.org/drawingml/2006/picture">
+                  <pic:nvPicPr>
+                    <pic:cNvPr id="1046115404" name=""/>
+                    <pic:cNvPicPr/>
+                  </pic:nvPicPr>
+                  <pic:blipFill>
+                    <a:blip r:embed="rId26"/>
+                    <a:stretch>
+                      <a:fillRect/>
+                    </a:stretch>
+                  </pic:blipFill>
+                  <pic:spPr>
+                    <a:xfrm>
+                      <a:off x="0" y="0"/>
+                      <a:ext cx="3280858" cy="2457725"/>
+                    </a:xfrm>
+                    <a:prstGeom prst="rect">
+                      <a:avLst/>
+                    </a:prstGeom>
+                  </pic:spPr>
+                </pic:pic>
+              </a:graphicData>
+            </a:graphic>
+          </wp:inline>
+        </w:drawing>
+      </w:r>
+    </w:p>
+    <w:p>
+      <w:pPr>
+        <w:rPr>
+          <w:sz w:val="28"/>
+          <w:szCs w:val="28"/>
+        </w:rPr>
+      </w:pPr>
+    </w:p>
+    <w:p>
+      <w:pPr>
+        <w:rPr>
+          <w:b/>
+          <w:bCs/>
+          <w:sz w:val="32"/>
+          <w:szCs w:val="32"/>
+        </w:rPr>
+      </w:pPr>
+    </w:p>
+    <w:p>
+      <w:pPr>
+        <w:rPr>
+          <w:b/>
+          <w:bCs/>
+          <w:sz w:val="32"/>
+          <w:szCs w:val="32"/>
+        </w:rPr>
+      </w:pPr>
+    </w:p>
+    <w:p>
+      <w:pPr>
+        <w:rPr>
+          <w:sz w:val="28"/>
+          <w:szCs w:val="28"/>
+        </w:rPr>
+      </w:pPr>
+      <w:proofErr w:type="spellStart"/>
+      <w:r>
+        <w:rPr>
+          <w:b/>
+          <w:bCs/>
+          <w:sz w:val="32"/>
+          <w:szCs w:val="32"/>
+        </w:rPr>
+        <w:lastRenderedPageBreak/>
+        <w:t>ASLLearning</w:t>
+      </w:r>
+      <w:proofErr w:type="spellEnd"/>
+      <w:r>
+        <w:rPr>
+          <w:b/>
+          <w:bCs/>
+          <w:sz w:val="32"/>
+          <w:szCs w:val="32"/>
+        </w:rPr>
+        <w:t>:</w:t>
+      </w:r>
+      <w:r>
+        <w:rPr>
+          <w:sz w:val="28"/>
+          <w:szCs w:val="28"/>
+        </w:rPr>
+        <w:t xml:space="preserve"> this class contains one function that is used to get one </w:t>
+      </w:r>
+      <w:proofErr w:type="spellStart"/>
+      <w:r>
+        <w:rPr>
+          <w:sz w:val="28"/>
+          <w:szCs w:val="28"/>
+        </w:rPr>
+        <w:t>ASLSign</w:t>
+      </w:r>
+      <w:proofErr w:type="spellEnd"/>
+      <w:r>
+        <w:rPr>
+          <w:sz w:val="28"/>
+          <w:szCs w:val="28"/>
+        </w:rPr>
+        <w:t xml:space="preserve"> that has not been unlocked from the Array of </w:t>
+      </w:r>
+      <w:proofErr w:type="spellStart"/>
+      <w:r>
+        <w:rPr>
+          <w:sz w:val="28"/>
+          <w:szCs w:val="28"/>
+        </w:rPr>
+        <w:t>ASLSigns</w:t>
+      </w:r>
+      <w:proofErr w:type="spellEnd"/>
+      <w:r>
+        <w:rPr>
+          <w:sz w:val="28"/>
+          <w:szCs w:val="28"/>
+        </w:rPr>
+        <w:t xml:space="preserve"> (</w:t>
+      </w:r>
+      <w:proofErr w:type="spellStart"/>
+      <w:r>
+        <w:rPr>
+          <w:sz w:val="28"/>
+          <w:szCs w:val="28"/>
+        </w:rPr>
+        <w:t>ASLDataBase.all_questions</w:t>
+      </w:r>
+      <w:proofErr w:type="spellEnd"/>
+      <w:r>
+        <w:rPr>
+          <w:sz w:val="28"/>
+          <w:szCs w:val="28"/>
+        </w:rPr>
+        <w:t>). Once a sign is found it marks it as unlocked and returns.</w:t>
+      </w:r>
+    </w:p>
+    <w:p>
+      <w:pPr>
+        <w:rPr>
+          <w:sz w:val="28"/>
+          <w:szCs w:val="28"/>
+        </w:rPr>
+      </w:pPr>
+      <w:r>
+        <w:rPr>
+          <w:sz w:val="28"/>
+          <w:szCs w:val="28"/>
+        </w:rPr>
+        <w:drawing>
+          <wp:inline distT="0" distB="0" distL="0" distR="0" wp14:anchorId="2E73EF7B" wp14:editId="30B6FAB5">
+            <wp:extent cx="4435224" cy="3254022"/>
+            <wp:effectExtent l="0" t="0" r="3810" b="3810"/>
+            <wp:docPr id="2028299724" name="Picture 1"/>
+            <wp:cNvGraphicFramePr>
+              <a:graphicFrameLocks xmlns:a="http://schemas.openxmlformats.org/drawingml/2006/main" noChangeAspect="1"/>
+            </wp:cNvGraphicFramePr>
+            <a:graphic xmlns:a="http://schemas.openxmlformats.org/drawingml/2006/main">
+              <a:graphicData uri="http://schemas.openxmlformats.org/drawingml/2006/picture">
+                <pic:pic xmlns:pic="http://schemas.openxmlformats.org/drawingml/2006/picture">
+                  <pic:nvPicPr>
+                    <pic:cNvPr id="2028299724" name=""/>
+                    <pic:cNvPicPr/>
+                  </pic:nvPicPr>
+                  <pic:blipFill>
+                    <a:blip r:embed="rId27"/>
+                    <a:stretch>
+                      <a:fillRect/>
+                    </a:stretch>
+                  </pic:blipFill>
+                  <pic:spPr>
+                    <a:xfrm>
+                      <a:off x="0" y="0"/>
+                      <a:ext cx="4435224" cy="3254022"/>
+                    </a:xfrm>
+                    <a:prstGeom prst="rect">
+                      <a:avLst/>
+                    </a:prstGeom>
+                  </pic:spPr>
+                </pic:pic>
+              </a:graphicData>
+            </a:graphic>
+          </wp:inline>
+        </w:drawing>
+      </w:r>
+    </w:p>
+    <w:p>
+      <w:pPr>
+        <w:rPr>
+          <w:sz w:val="28"/>
+          <w:szCs w:val="28"/>
+        </w:rPr>
+      </w:pPr>
+      <w:proofErr w:type="spellStart"/>
+      <w:r>
+        <w:rPr>
+          <w:b/>
+          <w:bCs/>
+          <w:sz w:val="32"/>
+          <w:szCs w:val="32"/>
+        </w:rPr>
+        <w:t>CreateASLLearning</w:t>
+      </w:r>
+      <w:proofErr w:type="spellEnd"/>
+      <w:r>
+        <w:rPr>
+          <w:b/>
+          <w:bCs/>
+          <w:sz w:val="32"/>
+          <w:szCs w:val="32"/>
+        </w:rPr>
+        <w:t xml:space="preserve">: </w:t>
+      </w:r>
+      <w:r>
+        <w:rPr>
+          <w:sz w:val="28"/>
+          <w:szCs w:val="28"/>
+        </w:rPr>
+        <w:t xml:space="preserve">This class contains one function and variable. The variable is used to tell the function how large the array of </w:t>
+      </w:r>
+      <w:proofErr w:type="spellStart"/>
+      <w:r>
+        <w:rPr>
+          <w:sz w:val="28"/>
+          <w:szCs w:val="28"/>
+        </w:rPr>
+        <w:t>ASLSign’s</w:t>
+      </w:r>
+      <w:proofErr w:type="spellEnd"/>
+      <w:r>
+        <w:rPr>
+          <w:sz w:val="28"/>
+          <w:szCs w:val="28"/>
+        </w:rPr>
+        <w:t xml:space="preserve"> should be. The function calls </w:t>
+      </w:r>
+      <w:proofErr w:type="spellStart"/>
+      <w:r>
+        <w:rPr>
+          <w:sz w:val="28"/>
+          <w:szCs w:val="28"/>
+        </w:rPr>
+        <w:t>ASLLearning</w:t>
+      </w:r>
+      <w:proofErr w:type="spellEnd"/>
+      <w:r>
+        <w:rPr>
+          <w:sz w:val="28"/>
+          <w:szCs w:val="28"/>
+        </w:rPr>
+        <w:t xml:space="preserve"> that many times and adds the </w:t>
+      </w:r>
+      <w:proofErr w:type="spellStart"/>
+      <w:r>
+        <w:rPr>
+          <w:sz w:val="28"/>
+          <w:szCs w:val="28"/>
+        </w:rPr>
+        <w:t>ASLSign</w:t>
+      </w:r>
+      <w:proofErr w:type="spellEnd"/>
+      <w:r>
+        <w:rPr>
+          <w:sz w:val="28"/>
+          <w:szCs w:val="28"/>
+        </w:rPr>
+        <w:t xml:space="preserve"> generated from </w:t>
+      </w:r>
+      <w:proofErr w:type="spellStart"/>
+      <w:r>
+        <w:rPr>
+          <w:sz w:val="28"/>
+          <w:szCs w:val="28"/>
+        </w:rPr>
+        <w:t>ASLLearning</w:t>
+      </w:r>
+      <w:proofErr w:type="spellEnd"/>
+      <w:r>
+        <w:rPr>
+          <w:sz w:val="28"/>
+          <w:szCs w:val="28"/>
+        </w:rPr>
+        <w:t xml:space="preserve"> to the array.</w:t>
+      </w:r>
+    </w:p>
+    <w:p>
+      <w:pPr>
+        <w:rPr>
+          <w:sz w:val="28"/>
+          <w:szCs w:val="28"/>
+        </w:rPr>
+      </w:pPr>
+      <w:r>
+        <w:rPr>
+          <w:sz w:val="28"/>
+          <w:szCs w:val="28"/>
+        </w:rPr>
+        <w:drawing>
+          <wp:inline distT="0" distB="0" distL="0" distR="0" wp14:anchorId="70C381B0" wp14:editId="1753276A">
+            <wp:extent cx="4625741" cy="2286198"/>
+            <wp:effectExtent l="0" t="0" r="3810" b="0"/>
+            <wp:docPr id="1737732258" name="Picture 1"/>
+            <wp:cNvGraphicFramePr>
+              <a:graphicFrameLocks xmlns:a="http://schemas.openxmlformats.org/drawingml/2006/main" noChangeAspect="1"/>
+            </wp:cNvGraphicFramePr>
+            <a:graphic xmlns:a="http://schemas.openxmlformats.org/drawingml/2006/main">
+              <a:graphicData uri="http://schemas.openxmlformats.org/drawingml/2006/picture">
+                <pic:pic xmlns:pic="http://schemas.openxmlformats.org/drawingml/2006/picture">
+                  <pic:nvPicPr>
+                    <pic:cNvPr id="1737732258" name=""/>
+                    <pic:cNvPicPr/>
+                  </pic:nvPicPr>
+                  <pic:blipFill>
+                    <a:blip r:embed="rId28"/>
+                    <a:stretch>
+                      <a:fillRect/>
+                    </a:stretch>
+                  </pic:blipFill>
+                  <pic:spPr>
+                    <a:xfrm>
+                      <a:off x="0" y="0"/>
+                      <a:ext cx="4625741" cy="2286198"/>
+                    </a:xfrm>
+                    <a:prstGeom prst="rect">
+                      <a:avLst/>
+                    </a:prstGeom>
+                  </pic:spPr>
+                </pic:pic>
+              </a:graphicData>
+            </a:graphic>
+          </wp:inline>
+        </w:drawing>
+      </w:r>
+    </w:p>
+    <w:p>
+      <w:pPr>
+        <w:jc w:val="center"/>
+        <w:rPr>
+          <w:sz w:val="48"/>
+          <w:szCs w:val="48"/>
+        </w:rPr>
+      </w:pPr>
+      <w:proofErr w:type="spellStart"/>
+      <w:r>
+        <w:rPr>
+          <w:b/>
+          <w:bCs/>
+          <w:sz w:val="52"/>
+          <w:szCs w:val="52"/>
+        </w:rPr>
+        <w:lastRenderedPageBreak/>
+        <w:t>AS</w:t>
+      </w:r>
+      <w:r>
+        <w:rPr>
+          <w:b/>
+          <w:bCs/>
+          <w:sz w:val="52"/>
+          <w:szCs w:val="52"/>
+        </w:rPr>
+        <w:t>L_Learning_UI</w:t>
+      </w:r>
+      <w:proofErr w:type="spellEnd"/>
+    </w:p>
+    <w:p>
+      <w:pPr>
+        <w:rPr>
+          <w:b/>
+          <w:bCs/>
+          <w:sz w:val="28"/>
+          <w:szCs w:val="28"/>
+        </w:rPr>
+      </w:pPr>
+      <w:r>
+        <w:rPr>
+          <w:b/>
+          <w:bCs/>
+          <w:sz w:val="28"/>
+          <w:szCs w:val="28"/>
+        </w:rPr>
+        <w:t xml:space="preserve">This </w:t>
+      </w:r>
+      <w:r>
+        <w:rPr>
+          <w:b/>
+          <w:bCs/>
+          <w:sz w:val="28"/>
+          <w:szCs w:val="28"/>
+        </w:rPr>
+        <w:t>scene</w:t>
+      </w:r>
+      <w:r>
+        <w:rPr>
+          <w:b/>
+          <w:bCs/>
+          <w:sz w:val="28"/>
+          <w:szCs w:val="28"/>
+        </w:rPr>
+        <w:t xml:space="preserve"> is designed to show 4 ASL Signs to the player that they have not seen before. The</w:t>
+      </w:r>
+      <w:r>
+        <w:rPr>
+          <w:b/>
+          <w:bCs/>
+          <w:sz w:val="28"/>
+          <w:szCs w:val="28"/>
+        </w:rPr>
+        <w:t xml:space="preserve"> script</w:t>
+      </w:r>
+      <w:r>
+        <w:rPr>
+          <w:b/>
+          <w:bCs/>
+          <w:sz w:val="28"/>
+          <w:szCs w:val="28"/>
+        </w:rPr>
+        <w:t xml:space="preserve"> contains 2 variables, </w:t>
+      </w:r>
+      <w:proofErr w:type="spellStart"/>
+      <w:r>
+        <w:rPr>
+          <w:b/>
+          <w:bCs/>
+          <w:sz w:val="28"/>
+          <w:szCs w:val="28"/>
+        </w:rPr>
+        <w:t>asl_images</w:t>
+      </w:r>
+      <w:proofErr w:type="spellEnd"/>
+      <w:r>
+        <w:rPr>
+          <w:b/>
+          <w:bCs/>
+          <w:sz w:val="28"/>
+          <w:szCs w:val="28"/>
+        </w:rPr>
+        <w:t xml:space="preserve"> which stores references to 4 </w:t>
+      </w:r>
+      <w:proofErr w:type="spellStart"/>
+      <w:r>
+        <w:rPr>
+          <w:b/>
+          <w:bCs/>
+          <w:sz w:val="28"/>
+          <w:szCs w:val="28"/>
+        </w:rPr>
+        <w:t>TextureRect’s</w:t>
+      </w:r>
+      <w:proofErr w:type="spellEnd"/>
+      <w:r>
+        <w:rPr>
+          <w:b/>
+          <w:bCs/>
+          <w:sz w:val="28"/>
+          <w:szCs w:val="28"/>
+        </w:rPr>
+        <w:t xml:space="preserve"> contained within the scene and meanings which stores 4 references to Label’s contained within the scene. The </w:t>
+      </w:r>
+      <w:proofErr w:type="spellStart"/>
+      <w:r>
+        <w:rPr>
+          <w:b/>
+          <w:bCs/>
+          <w:sz w:val="28"/>
+          <w:szCs w:val="28"/>
+        </w:rPr>
+        <w:t>start_learning</w:t>
+      </w:r>
+      <w:proofErr w:type="spellEnd"/>
+      <w:r>
+        <w:rPr>
+          <w:b/>
+          <w:bCs/>
+          <w:sz w:val="28"/>
+          <w:szCs w:val="28"/>
+        </w:rPr>
+        <w:t xml:space="preserve"> function is given an array of </w:t>
+      </w:r>
+      <w:proofErr w:type="spellStart"/>
+      <w:r>
+        <w:rPr>
+          <w:b/>
+          <w:bCs/>
+          <w:sz w:val="28"/>
+          <w:szCs w:val="28"/>
+        </w:rPr>
+        <w:t>ASLSigns</w:t>
+      </w:r>
+      <w:proofErr w:type="spellEnd"/>
+      <w:r>
+        <w:rPr>
+          <w:b/>
+          <w:bCs/>
+          <w:sz w:val="28"/>
+          <w:szCs w:val="28"/>
+        </w:rPr>
+        <w:t xml:space="preserve"> and sets the one of the references in </w:t>
+      </w:r>
+      <w:proofErr w:type="spellStart"/>
+      <w:r>
+        <w:rPr>
+          <w:b/>
+          <w:bCs/>
+          <w:sz w:val="28"/>
+          <w:szCs w:val="28"/>
+        </w:rPr>
+        <w:t>asl_images</w:t>
+      </w:r>
+      <w:proofErr w:type="spellEnd"/>
+      <w:r>
+        <w:rPr>
+          <w:b/>
+          <w:bCs/>
+          <w:sz w:val="28"/>
+          <w:szCs w:val="28"/>
+        </w:rPr>
+        <w:t xml:space="preserve"> and </w:t>
+      </w:r>
+      <w:proofErr w:type="spellStart"/>
+      <w:r>
+        <w:rPr>
+          <w:b/>
+          <w:bCs/>
+          <w:sz w:val="28"/>
+          <w:szCs w:val="28"/>
+        </w:rPr>
+        <w:t>meaings</w:t>
+      </w:r>
+      <w:proofErr w:type="spellEnd"/>
+      <w:r>
+        <w:rPr>
+          <w:b/>
+          <w:bCs/>
+          <w:sz w:val="28"/>
+          <w:szCs w:val="28"/>
+        </w:rPr>
+        <w:t xml:space="preserve"> to the image and meaning of the </w:t>
+      </w:r>
+      <w:proofErr w:type="spellStart"/>
+      <w:r>
+        <w:rPr>
+          <w:b/>
+          <w:bCs/>
+          <w:sz w:val="28"/>
+          <w:szCs w:val="28"/>
+        </w:rPr>
+        <w:t>ASLSign</w:t>
+      </w:r>
+      <w:proofErr w:type="spellEnd"/>
+      <w:r>
+        <w:rPr>
+          <w:b/>
+          <w:bCs/>
+          <w:sz w:val="28"/>
+          <w:szCs w:val="28"/>
+        </w:rPr>
+        <w:t xml:space="preserve"> from the array. This scene contains a button that when pressed uses </w:t>
+      </w:r>
+      <w:proofErr w:type="spellStart"/>
+      <w:r>
+        <w:rPr>
+          <w:b/>
+          <w:bCs/>
+          <w:sz w:val="28"/>
+          <w:szCs w:val="28"/>
+        </w:rPr>
+        <w:t>SignalHub</w:t>
+      </w:r>
+      <w:proofErr w:type="spellEnd"/>
+      <w:r>
+        <w:rPr>
+          <w:b/>
+          <w:bCs/>
+          <w:sz w:val="28"/>
+          <w:szCs w:val="28"/>
+        </w:rPr>
+        <w:t xml:space="preserve"> to emit a signal called </w:t>
+      </w:r>
+      <w:proofErr w:type="spellStart"/>
+      <w:r>
+        <w:rPr>
+          <w:b/>
+          <w:bCs/>
+          <w:sz w:val="28"/>
+          <w:szCs w:val="28"/>
+        </w:rPr>
+        <w:t>learning_finished</w:t>
+      </w:r>
+      <w:proofErr w:type="spellEnd"/>
+      <w:r>
+        <w:rPr>
+          <w:b/>
+          <w:bCs/>
+          <w:sz w:val="28"/>
+          <w:szCs w:val="28"/>
+        </w:rPr>
+        <w:t xml:space="preserve">, that prompts </w:t>
+      </w:r>
+      <w:proofErr w:type="spellStart"/>
+      <w:r>
+        <w:rPr>
+          <w:b/>
+          <w:bCs/>
+          <w:sz w:val="28"/>
+          <w:szCs w:val="28"/>
+        </w:rPr>
+        <w:t>game_manager</w:t>
+      </w:r>
+      <w:proofErr w:type="spellEnd"/>
+      <w:r>
+        <w:rPr>
+          <w:b/>
+          <w:bCs/>
+          <w:sz w:val="28"/>
+          <w:szCs w:val="28"/>
+        </w:rPr>
+        <w:t xml:space="preserve"> to hide this UI.</w:t>
+      </w:r>
+    </w:p>
+    <w:p>
+      <w:pPr>
+        <w:rPr>
+          <w:sz w:val="28"/>
+          <w:szCs w:val="28"/>
+        </w:rPr>
+      </w:pPr>
+      <w:r>
+        <w:rPr>
+          <w:b/>
+          <w:bCs/>
+          <w:sz w:val="32"/>
+          <w:szCs w:val="32"/>
+        </w:rPr>
+        <w:drawing>
+          <wp:inline distT="0" distB="0" distL="0" distR="0" wp14:anchorId="42953E7D" wp14:editId="728B2B0E">
+            <wp:extent cx="3924640" cy="3589331"/>
+            <wp:effectExtent l="0" t="0" r="0" b="0"/>
+            <wp:docPr id="1420154751" name="Picture 1"/>
+            <wp:cNvGraphicFramePr>
+              <a:graphicFrameLocks xmlns:a="http://schemas.openxmlformats.org/drawingml/2006/main" noChangeAspect="1"/>
+            </wp:cNvGraphicFramePr>
+            <a:graphic xmlns:a="http://schemas.openxmlformats.org/drawingml/2006/main">
+              <a:graphicData uri="http://schemas.openxmlformats.org/drawingml/2006/picture">
+                <pic:pic xmlns:pic="http://schemas.openxmlformats.org/drawingml/2006/picture">
+                  <pic:nvPicPr>
+                    <pic:cNvPr id="1420154751" name=""/>
+                    <pic:cNvPicPr/>
+                  </pic:nvPicPr>
+                  <pic:blipFill>
+                    <a:blip r:embed="rId29"/>
+                    <a:stretch>
+                      <a:fillRect/>
+                    </a:stretch>
+                  </pic:blipFill>
+                  <pic:spPr>
+                    <a:xfrm>
+                      <a:off x="0" y="0"/>
+                      <a:ext cx="3924640" cy="3589331"/>
+                    </a:xfrm>
+                    <a:prstGeom prst="rect">
+                      <a:avLst/>
+                    </a:prstGeom>
+                  </pic:spPr>
+                </pic:pic>
+              </a:graphicData>
+            </a:graphic>
+          </wp:inline>
+        </w:drawing>
+      </w:r>
+    </w:p>
+    <w:p>
+      <w:pPr>
+        <w:rPr>
+          <w:sz w:val="28"/>
+          <w:szCs w:val="28"/>
+        </w:rPr>
+      </w:pPr>
+    </w:p>
+    <w:p>
+      <w:pPr>
+        <w:rPr>
+          <w:sz w:val="28"/>
+          <w:szCs w:val="28"/>
+        </w:rPr>
+      </w:pPr>
+    </w:p>
+    <w:p>
+      <w:pPr>
+        <w:rPr>
+          <w:sz w:val="28"/>
+          <w:szCs w:val="28"/>
+        </w:rPr>
+      </w:pPr>
+    </w:p>
+    <w:p>
+      <w:pPr>
+        <w:rPr>
+          <w:sz w:val="28"/>
+          <w:szCs w:val="28"/>
+        </w:rPr>
+      </w:pPr>
+    </w:p>
+    <w:p>
+      <w:pPr>
+        <w:rPr>
+          <w:sz w:val="28"/>
+          <w:szCs w:val="28"/>
+        </w:rPr>
+      </w:pPr>
+    </w:p>
+    <w:p>
+      <w:pPr>
+        <w:rPr>
+          <w:sz w:val="28"/>
+          <w:szCs w:val="28"/>
+        </w:rPr>
+      </w:pPr>
+    </w:p>
+    <w:p>
+      <w:pPr>
+        <w:rPr>
+          <w:sz w:val="28"/>
+          <w:szCs w:val="28"/>
+        </w:rPr>
+      </w:pPr>
+      <w:proofErr w:type="spellStart"/>
+      <w:r>
+        <w:rPr>
+          <w:b/>
+          <w:bCs/>
+          <w:sz w:val="32"/>
+          <w:szCs w:val="32"/>
+        </w:rPr>
+        <w:t>ASLQuestion</w:t>
+      </w:r>
+      <w:proofErr w:type="spellEnd"/>
+      <w:r>
+        <w:rPr>
+          <w:b/>
+          <w:bCs/>
+          <w:sz w:val="32"/>
+          <w:szCs w:val="32"/>
+        </w:rPr>
+        <w:t xml:space="preserve">: </w:t>
+      </w:r>
+      <w:r>
+        <w:rPr>
+          <w:sz w:val="28"/>
+          <w:szCs w:val="28"/>
+        </w:rPr>
+        <w:t xml:space="preserve">This class uses </w:t>
+      </w:r>
+      <w:proofErr w:type="spellStart"/>
+      <w:r>
+        <w:rPr>
+          <w:sz w:val="28"/>
+          <w:szCs w:val="28"/>
+        </w:rPr>
+        <w:t>generate_question</w:t>
+      </w:r>
+      <w:proofErr w:type="spellEnd"/>
+      <w:r>
+        <w:rPr>
+          <w:sz w:val="28"/>
+          <w:szCs w:val="28"/>
+        </w:rPr>
+        <w:t xml:space="preserve"> to create </w:t>
+      </w:r>
+      <w:proofErr w:type="gramStart"/>
+      <w:r>
+        <w:rPr>
+          <w:sz w:val="28"/>
+          <w:szCs w:val="28"/>
+        </w:rPr>
+        <w:t>an</w:t>
+      </w:r>
+      <w:proofErr w:type="gramEnd"/>
+      <w:r>
+        <w:rPr>
+          <w:sz w:val="28"/>
+          <w:szCs w:val="28"/>
+        </w:rPr>
+        <w:t xml:space="preserve"> quiz question using </w:t>
+      </w:r>
+      <w:proofErr w:type="spellStart"/>
+      <w:r>
+        <w:rPr>
+          <w:sz w:val="28"/>
+          <w:szCs w:val="28"/>
+        </w:rPr>
+        <w:t>ASLSigns</w:t>
+      </w:r>
+      <w:proofErr w:type="spellEnd"/>
+      <w:r>
+        <w:rPr>
+          <w:sz w:val="28"/>
+          <w:szCs w:val="28"/>
+        </w:rPr>
+        <w:t xml:space="preserve"> from the </w:t>
+      </w:r>
+      <w:proofErr w:type="spellStart"/>
+      <w:r>
+        <w:rPr>
+          <w:sz w:val="28"/>
+          <w:szCs w:val="28"/>
+        </w:rPr>
+        <w:t>ASLDataBase</w:t>
+      </w:r>
+      <w:proofErr w:type="spellEnd"/>
+      <w:r>
+        <w:rPr>
+          <w:sz w:val="28"/>
+          <w:szCs w:val="28"/>
+        </w:rPr>
+        <w:t xml:space="preserve"> given to it. The </w:t>
+      </w:r>
+      <w:proofErr w:type="spellStart"/>
+      <w:r>
+        <w:rPr>
+          <w:sz w:val="28"/>
+          <w:szCs w:val="28"/>
+        </w:rPr>
+        <w:t>generate_correct_sign</w:t>
+      </w:r>
+      <w:proofErr w:type="spellEnd"/>
+      <w:r>
+        <w:rPr>
+          <w:sz w:val="28"/>
+          <w:szCs w:val="28"/>
+        </w:rPr>
+        <w:t xml:space="preserve"> that gets an </w:t>
+      </w:r>
+      <w:proofErr w:type="spellStart"/>
+      <w:r>
+        <w:rPr>
+          <w:sz w:val="28"/>
+          <w:szCs w:val="28"/>
+        </w:rPr>
+        <w:t>ASLSign</w:t>
+      </w:r>
+      <w:proofErr w:type="spellEnd"/>
+      <w:r>
+        <w:rPr>
+          <w:sz w:val="28"/>
+          <w:szCs w:val="28"/>
+        </w:rPr>
+        <w:t xml:space="preserve"> from the data base that the player has unlocked already and stores that in an </w:t>
+      </w:r>
+      <w:proofErr w:type="gramStart"/>
+      <w:r>
+        <w:rPr>
+          <w:sz w:val="28"/>
+          <w:szCs w:val="28"/>
+        </w:rPr>
+        <w:t>array questions</w:t>
+      </w:r>
+      <w:proofErr w:type="gramEnd"/>
+      <w:r>
+        <w:rPr>
+          <w:sz w:val="28"/>
+          <w:szCs w:val="28"/>
+        </w:rPr>
+        <w:t xml:space="preserve"> at index 0. The </w:t>
+      </w:r>
+      <w:proofErr w:type="spellStart"/>
+      <w:r>
+        <w:rPr>
+          <w:sz w:val="28"/>
+          <w:szCs w:val="28"/>
+        </w:rPr>
+        <w:t>generate_random</w:t>
+      </w:r>
+      <w:proofErr w:type="spellEnd"/>
+      <w:r>
+        <w:rPr>
+          <w:sz w:val="28"/>
+          <w:szCs w:val="28"/>
+        </w:rPr>
+        <w:t xml:space="preserve"> function grabs another </w:t>
+      </w:r>
+      <w:proofErr w:type="spellStart"/>
+      <w:r>
+        <w:rPr>
+          <w:sz w:val="28"/>
+          <w:szCs w:val="28"/>
+        </w:rPr>
+        <w:t>ASLSign</w:t>
+      </w:r>
+      <w:proofErr w:type="spellEnd"/>
+      <w:r>
+        <w:rPr>
+          <w:sz w:val="28"/>
+          <w:szCs w:val="28"/>
+        </w:rPr>
+        <w:t xml:space="preserve"> at random from the database</w:t>
+      </w:r>
+      <w:r>
+        <w:rPr>
+          <w:sz w:val="28"/>
+          <w:szCs w:val="28"/>
+        </w:rPr>
+        <w:t xml:space="preserve">, that is not already contained within array of </w:t>
+      </w:r>
+      <w:proofErr w:type="spellStart"/>
+      <w:r>
+        <w:rPr>
+          <w:sz w:val="28"/>
+          <w:szCs w:val="28"/>
+        </w:rPr>
+        <w:t>ASLSign’s</w:t>
+      </w:r>
+      <w:proofErr w:type="spellEnd"/>
+      <w:r>
+        <w:rPr>
+          <w:sz w:val="28"/>
+          <w:szCs w:val="28"/>
+        </w:rPr>
+        <w:t>, question.</w:t>
+      </w:r>
+    </w:p>
+    <w:p>
+      <w:pPr>
+        <w:rPr>
+          <w:sz w:val="28"/>
+          <w:szCs w:val="28"/>
+        </w:rPr>
+      </w:pPr>
+      <w:r>
+        <w:rPr>
+          <w:sz w:val="28"/>
+          <w:szCs w:val="28"/>
+        </w:rPr>
+        <w:drawing>
+          <wp:inline distT="0" distB="0" distL="0" distR="0" wp14:anchorId="50493B56" wp14:editId="77DEB7FF">
+            <wp:extent cx="5943600" cy="5753100"/>
+            <wp:effectExtent l="0" t="0" r="0" b="0"/>
+            <wp:docPr id="1102852424" name="Picture 1"/>
+            <wp:cNvGraphicFramePr>
+              <a:graphicFrameLocks xmlns:a="http://schemas.openxmlformats.org/drawingml/2006/main" noChangeAspect="1"/>
+            </wp:cNvGraphicFramePr>
+            <a:graphic xmlns:a="http://schemas.openxmlformats.org/drawingml/2006/main">
+              <a:graphicData uri="http://schemas.openxmlformats.org/drawingml/2006/picture">
+                <pic:pic xmlns:pic="http://schemas.openxmlformats.org/drawingml/2006/picture">
+                  <pic:nvPicPr>
+                    <pic:cNvPr id="1102852424" name=""/>
+                    <pic:cNvPicPr/>
+                  </pic:nvPicPr>
+                  <pic:blipFill>
+                    <a:blip r:embed="rId30"/>
+                    <a:stretch>
+                      <a:fillRect/>
+                    </a:stretch>
+                  </pic:blipFill>
+                  <pic:spPr>
+                    <a:xfrm>
+                      <a:off x="0" y="0"/>
+                      <a:ext cx="5943600" cy="5753100"/>
+                    </a:xfrm>
+                    <a:prstGeom prst="rect">
+                      <a:avLst/>
+                    </a:prstGeom>
+                  </pic:spPr>
+                </pic:pic>
+              </a:graphicData>
+            </a:graphic>
+          </wp:inline>
+        </w:drawing>
+      </w:r>
+    </w:p>
+    <w:p>
+      <w:pPr>
+        <w:rPr>
+          <w:sz w:val="28"/>
+          <w:szCs w:val="28"/>
+        </w:rPr>
+      </w:pPr>
+    </w:p>
+    <w:p>
+      <w:pPr>
+        <w:rPr>
+          <w:sz w:val="28"/>
+          <w:szCs w:val="28"/>
+        </w:rPr>
+      </w:pPr>
+    </w:p>
+    <w:p>
+      <w:pPr>
+        <w:rPr>
+          <w:sz w:val="28"/>
+          <w:szCs w:val="28"/>
+        </w:rPr>
+      </w:pPr>
+      <w:proofErr w:type="spellStart"/>
+      <w:r>
+        <w:rPr>
+          <w:b/>
+          <w:bCs/>
+          <w:sz w:val="32"/>
+          <w:szCs w:val="32"/>
+        </w:rPr>
+        <w:t>CreateASLQuiz</w:t>
+      </w:r>
+      <w:proofErr w:type="spellEnd"/>
+      <w:r>
+        <w:rPr>
+          <w:b/>
+          <w:bCs/>
+          <w:sz w:val="32"/>
+          <w:szCs w:val="32"/>
+        </w:rPr>
+        <w:t xml:space="preserve">: </w:t>
+      </w:r>
+      <w:r>
+        <w:rPr>
+          <w:sz w:val="28"/>
+          <w:szCs w:val="28"/>
+        </w:rPr>
+        <w:t xml:space="preserve">Instantiates AMT_OF_QUESTIONS (4) </w:t>
+      </w:r>
+      <w:proofErr w:type="spellStart"/>
+      <w:r>
+        <w:rPr>
+          <w:sz w:val="28"/>
+          <w:szCs w:val="28"/>
+        </w:rPr>
+        <w:t>ASLQuestion’s</w:t>
+      </w:r>
+      <w:proofErr w:type="spellEnd"/>
+      <w:r>
+        <w:rPr>
+          <w:sz w:val="28"/>
+          <w:szCs w:val="28"/>
+        </w:rPr>
+        <w:t xml:space="preserve">, runs generate question for each of them, then stores them in an array, then returns the array of </w:t>
+      </w:r>
+      <w:proofErr w:type="spellStart"/>
+      <w:r>
+        <w:rPr>
+          <w:sz w:val="28"/>
+          <w:szCs w:val="28"/>
+        </w:rPr>
+        <w:t>ASLQuestions</w:t>
+      </w:r>
+      <w:proofErr w:type="spellEnd"/>
+      <w:r>
+        <w:rPr>
+          <w:sz w:val="28"/>
+          <w:szCs w:val="28"/>
+        </w:rPr>
+        <w:t>.</w:t>
+      </w:r>
+    </w:p>
+    <w:p>
+      <w:pPr>
+        <w:rPr>
+          <w:sz w:val="28"/>
+          <w:szCs w:val="28"/>
+        </w:rPr>
+      </w:pPr>
+      <w:r>
+        <w:rPr>
+          <w:sz w:val="28"/>
+          <w:szCs w:val="28"/>
+        </w:rPr>
+        <w:drawing>
+          <wp:inline distT="0" distB="0" distL="0" distR="0" wp14:anchorId="10022FA7" wp14:editId="3EEAD3E3">
+            <wp:extent cx="5349704" cy="2720576"/>
+            <wp:effectExtent l="0" t="0" r="3810" b="3810"/>
+            <wp:docPr id="1596445903" name="Picture 1"/>
+            <wp:cNvGraphicFramePr>
+              <a:graphicFrameLocks xmlns:a="http://schemas.openxmlformats.org/drawingml/2006/main" noChangeAspect="1"/>
+            </wp:cNvGraphicFramePr>
+            <a:graphic xmlns:a="http://schemas.openxmlformats.org/drawingml/2006/main">
+              <a:graphicData uri="http://schemas.openxmlformats.org/drawingml/2006/picture">
+                <pic:pic xmlns:pic="http://schemas.openxmlformats.org/drawingml/2006/picture">
+                  <pic:nvPicPr>
+                    <pic:cNvPr id="1596445903" name=""/>
+                    <pic:cNvPicPr/>
+                  </pic:nvPicPr>
+                  <pic:blipFill>
+                    <a:blip r:embed="rId31"/>
+                    <a:stretch>
+                      <a:fillRect/>
+                    </a:stretch>
+                  </pic:blipFill>
+                  <pic:spPr>
+                    <a:xfrm>
+                      <a:off x="0" y="0"/>
+                      <a:ext cx="5349704" cy="2720576"/>
+                    </a:xfrm>
+                    <a:prstGeom prst="rect">
+                      <a:avLst/>
+                    </a:prstGeom>
+                  </pic:spPr>
+                </pic:pic>
+              </a:graphicData>
+            </a:graphic>
+          </wp:inline>
+        </w:drawing>
+      </w:r>
+    </w:p>
+    <w:p>
+      <w:pPr>
+        <w:rPr>
+          <w:b/>
+          <w:bCs/>
+          <w:sz w:val="32"/>
+          <w:szCs w:val="32"/>
+        </w:rPr>
+      </w:pPr>
+    </w:p>
+    <w:p>
+      <w:pPr>
+        <w:rPr>
+          <w:b/>
+          <w:bCs/>
+          <w:sz w:val="32"/>
+          <w:szCs w:val="32"/>
+        </w:rPr>
+      </w:pPr>
+    </w:p>
+    <w:p>
+      <w:pPr>
+        <w:rPr>
+          <w:b/>
+          <w:bCs/>
+          <w:sz w:val="32"/>
+          <w:szCs w:val="32"/>
+        </w:rPr>
+      </w:pPr>
+    </w:p>
+    <w:p>
+      <w:pPr>
+        <w:rPr>
+          <w:b/>
+          <w:bCs/>
+          <w:sz w:val="32"/>
+          <w:szCs w:val="32"/>
+        </w:rPr>
+      </w:pPr>
+    </w:p>
+    <w:p>
+      <w:pPr>
+        <w:rPr>
+          <w:b/>
+          <w:bCs/>
+          <w:sz w:val="32"/>
+          <w:szCs w:val="32"/>
+        </w:rPr>
+      </w:pPr>
+    </w:p>
+    <w:p>
+      <w:pPr>
+        <w:rPr>
+          <w:b/>
+          <w:bCs/>
+          <w:sz w:val="32"/>
+          <w:szCs w:val="32"/>
+        </w:rPr>
+      </w:pPr>
+    </w:p>
+    <w:p>
+      <w:pPr>
+        <w:rPr>
+          <w:b/>
+          <w:bCs/>
+          <w:sz w:val="32"/>
+          <w:szCs w:val="32"/>
+        </w:rPr>
+      </w:pPr>
+    </w:p>
+    <w:p>
+      <w:pPr>
+        <w:rPr>
+          <w:b/>
+          <w:bCs/>
+          <w:sz w:val="32"/>
+          <w:szCs w:val="32"/>
+        </w:rPr>
+      </w:pPr>
+    </w:p>
+    <w:p>
+      <w:pPr>
+        <w:rPr>
+          <w:b/>
+          <w:bCs/>
+          <w:sz w:val="32"/>
+          <w:szCs w:val="32"/>
+        </w:rPr>
+      </w:pPr>
+    </w:p>
+    <w:p>
+      <w:pPr>
+        <w:rPr>
+          <w:b/>
+          <w:bCs/>
+          <w:sz w:val="32"/>
+          <w:szCs w:val="32"/>
+        </w:rPr>
+      </w:pPr>
+    </w:p>
+    <w:p>
+      <w:pPr>
+        <w:jc w:val="center"/>
+        <w:rPr>
+          <w:b/>
+          <w:bCs/>
+          <w:sz w:val="52"/>
+          <w:szCs w:val="52"/>
+        </w:rPr>
+      </w:pPr>
+      <w:proofErr w:type="spellStart"/>
+      <w:r>
+        <w:rPr>
+          <w:b/>
+          <w:bCs/>
+          <w:sz w:val="52"/>
+          <w:szCs w:val="52"/>
+        </w:rPr>
+        <w:lastRenderedPageBreak/>
+        <w:t>ASL_Quiz_UI</w:t>
+      </w:r>
+      <w:proofErr w:type="spellEnd"/>
+    </w:p>
+    <w:p>
+      <w:pPr>
+        <w:rPr>
+          <w:b/>
+          <w:bCs/>
+          <w:sz w:val="32"/>
+          <w:szCs w:val="32"/>
+        </w:rPr>
+      </w:pPr>
+      <w:r>
+        <w:rPr>
+          <w:b/>
+          <w:bCs/>
+          <w:sz w:val="32"/>
+          <w:szCs w:val="32"/>
+        </w:rPr>
+        <w:t>This scene is designed to display multiple quiz questions of different types, both image prompt and meaning prompt, to the player. The player will be able to answer the quiz questions by clicking on one of the answer buttons, as they do the quiz will cycle to the next question.</w:t>
+      </w:r>
+    </w:p>
+    <w:p>
+      <w:pPr>
+        <w:rPr>
+          <w:b/>
+          <w:bCs/>
+          <w:sz w:val="32"/>
+          <w:szCs w:val="32"/>
+        </w:rPr>
+      </w:pPr>
+    </w:p>
+    <w:p>
+      <w:pPr>
+        <w:rPr>
+          <w:sz w:val="28"/>
+          <w:szCs w:val="28"/>
+        </w:rPr>
+      </w:pPr>
+      <w:r>
+        <w:rPr>
+          <w:b/>
+          <w:bCs/>
+          <w:sz w:val="32"/>
+          <w:szCs w:val="32"/>
+        </w:rPr>
+        <w:t>Variables:</w:t>
+      </w:r>
+      <w:r>
+        <w:rPr>
+          <w:sz w:val="32"/>
+          <w:szCs w:val="32"/>
+        </w:rPr>
+        <w:t xml:space="preserve"> </w:t>
+      </w:r>
+      <w:r>
+        <w:rPr>
+          <w:sz w:val="28"/>
+          <w:szCs w:val="28"/>
+        </w:rPr>
+        <w:t xml:space="preserve">Most variables here are used to display a meaning prompt question or an image prompt question. The </w:t>
+      </w:r>
+      <w:proofErr w:type="spellStart"/>
+      <w:r>
+        <w:rPr>
+          <w:sz w:val="28"/>
+          <w:szCs w:val="28"/>
+        </w:rPr>
+        <w:t>correct_answer</w:t>
+      </w:r>
+      <w:proofErr w:type="spellEnd"/>
+      <w:r>
+        <w:rPr>
+          <w:sz w:val="28"/>
+          <w:szCs w:val="28"/>
+        </w:rPr>
+        <w:t xml:space="preserve"> variable is used to set which multiple choice button is correct. </w:t>
+      </w:r>
+      <w:proofErr w:type="spellStart"/>
+      <w:r>
+        <w:rPr>
+          <w:sz w:val="28"/>
+          <w:szCs w:val="28"/>
+        </w:rPr>
+        <w:t>quiz_questions</w:t>
+      </w:r>
+      <w:proofErr w:type="spellEnd"/>
+      <w:r>
+        <w:rPr>
+          <w:sz w:val="28"/>
+          <w:szCs w:val="28"/>
+        </w:rPr>
+        <w:t xml:space="preserve"> is used to store all question for the quiz. It is given </w:t>
+      </w:r>
+      <w:proofErr w:type="gramStart"/>
+      <w:r>
+        <w:rPr>
+          <w:sz w:val="28"/>
+          <w:szCs w:val="28"/>
+        </w:rPr>
+        <w:t>an</w:t>
+      </w:r>
+      <w:proofErr w:type="gramEnd"/>
+      <w:r>
+        <w:rPr>
+          <w:sz w:val="28"/>
+          <w:szCs w:val="28"/>
+        </w:rPr>
+        <w:t xml:space="preserve"> new array each time a quiz is started.</w:t>
+      </w:r>
+      <w:r>
+        <w:rPr>
+          <w:sz w:val="28"/>
+          <w:szCs w:val="28"/>
+        </w:rPr>
+        <w:t xml:space="preserve"> </w:t>
+      </w:r>
+      <w:proofErr w:type="spellStart"/>
+      <w:r>
+        <w:rPr>
+          <w:sz w:val="28"/>
+          <w:szCs w:val="28"/>
+        </w:rPr>
+        <w:t>quiz_index</w:t>
+      </w:r>
+      <w:proofErr w:type="spellEnd"/>
+      <w:r>
+        <w:rPr>
+          <w:sz w:val="28"/>
+          <w:szCs w:val="28"/>
+        </w:rPr>
+        <w:t xml:space="preserve"> is the index of the question currently being displayed from the </w:t>
+      </w:r>
+      <w:proofErr w:type="spellStart"/>
+      <w:r>
+        <w:rPr>
+          <w:sz w:val="28"/>
+          <w:szCs w:val="28"/>
+        </w:rPr>
+        <w:t>ASLQuestion</w:t>
+      </w:r>
+      <w:proofErr w:type="spellEnd"/>
+      <w:r>
+        <w:rPr>
+          <w:sz w:val="28"/>
+          <w:szCs w:val="28"/>
+        </w:rPr>
+        <w:t xml:space="preserve"> array.</w:t>
+      </w:r>
+    </w:p>
+    <w:p>
+      <w:pPr>
+        <w:rPr>
+          <w:b/>
+          <w:bCs/>
+          <w:sz w:val="32"/>
+          <w:szCs w:val="32"/>
+        </w:rPr>
+      </w:pPr>
+      <w:r>
+        <w:rPr>
+          <w:b/>
+          <w:bCs/>
+          <w:sz w:val="32"/>
+          <w:szCs w:val="32"/>
+        </w:rPr>
+        <w:drawing>
+          <wp:inline distT="0" distB="0" distL="0" distR="0" wp14:anchorId="4AB81620" wp14:editId="244DB880">
+            <wp:extent cx="5480821" cy="4030980"/>
+            <wp:effectExtent l="0" t="0" r="5715" b="7620"/>
+            <wp:docPr id="2108119385" name="Picture 1"/>
+            <wp:cNvGraphicFramePr>
+              <a:graphicFrameLocks xmlns:a="http://schemas.openxmlformats.org/drawingml/2006/main" noChangeAspect="1"/>
+            </wp:cNvGraphicFramePr>
+            <a:graphic xmlns:a="http://schemas.openxmlformats.org/drawingml/2006/main">
+              <a:graphicData uri="http://schemas.openxmlformats.org/drawingml/2006/picture">
+                <pic:pic xmlns:pic="http://schemas.openxmlformats.org/drawingml/2006/picture">
+                  <pic:nvPicPr>
+                    <pic:cNvPr id="2108119385" name=""/>
+                    <pic:cNvPicPr/>
+                  </pic:nvPicPr>
+                  <pic:blipFill>
+                    <a:blip r:embed="rId32"/>
+                    <a:stretch>
+                      <a:fillRect/>
+                    </a:stretch>
+                  </pic:blipFill>
+                  <pic:spPr>
+                    <a:xfrm>
+                      <a:off x="0" y="0"/>
+                      <a:ext cx="5483931" cy="4033267"/>
+                    </a:xfrm>
+                    <a:prstGeom prst="rect">
+                      <a:avLst/>
+                    </a:prstGeom>
+                  </pic:spPr>
+                </pic:pic>
+              </a:graphicData>
+            </a:graphic>
+          </wp:inline>
+        </w:drawing>
+      </w:r>
+      <w:r>
+        <w:rPr>
+          <w:b/>
+          <w:bCs/>
+          <w:sz w:val="32"/>
+          <w:szCs w:val="32"/>
+        </w:rPr>
+        <w:t xml:space="preserve"> </w:t>
+      </w:r>
+    </w:p>
+    <w:p>
+      <w:pPr>
+        <w:rPr>
+          <w:sz w:val="28"/>
+          <w:szCs w:val="28"/>
+        </w:rPr>
+      </w:pPr>
+      <w:r>
+        <w:rPr>
+          <w:b/>
+          <w:bCs/>
+          <w:sz w:val="32"/>
+          <w:szCs w:val="32"/>
+        </w:rPr>
+        <w:lastRenderedPageBreak/>
+        <w:t>_ready(</w:t>
+      </w:r>
+      <w:proofErr w:type="gramStart"/>
+      <w:r>
+        <w:rPr>
+          <w:b/>
+          <w:bCs/>
+          <w:sz w:val="32"/>
+          <w:szCs w:val="32"/>
+        </w:rPr>
+        <w:t>),</w:t>
+      </w:r>
+      <w:proofErr w:type="spellStart"/>
+      <w:r>
+        <w:rPr>
+          <w:b/>
+          <w:bCs/>
+          <w:sz w:val="32"/>
+          <w:szCs w:val="32"/>
+        </w:rPr>
+        <w:t>randomize</w:t>
+      </w:r>
+      <w:proofErr w:type="gramEnd"/>
+      <w:r>
+        <w:rPr>
+          <w:b/>
+          <w:bCs/>
+          <w:sz w:val="32"/>
+          <w:szCs w:val="32"/>
+        </w:rPr>
+        <w:t>_correct_</w:t>
+      </w:r>
+      <w:proofErr w:type="gramStart"/>
+      <w:r>
+        <w:rPr>
+          <w:b/>
+          <w:bCs/>
+          <w:sz w:val="32"/>
+          <w:szCs w:val="32"/>
+        </w:rPr>
+        <w:t>answer</w:t>
+      </w:r>
+      <w:proofErr w:type="spellEnd"/>
+      <w:r>
+        <w:rPr>
+          <w:b/>
+          <w:bCs/>
+          <w:sz w:val="32"/>
+          <w:szCs w:val="32"/>
+        </w:rPr>
+        <w:t>(</w:t>
+      </w:r>
+      <w:proofErr w:type="gramEnd"/>
+      <w:r>
+        <w:rPr>
+          <w:b/>
+          <w:bCs/>
+          <w:sz w:val="32"/>
+          <w:szCs w:val="32"/>
+        </w:rPr>
+        <w:t xml:space="preserve">): </w:t>
+      </w:r>
+      <w:r>
+        <w:rPr>
+          <w:sz w:val="28"/>
+          <w:szCs w:val="28"/>
+        </w:rPr>
+        <w:t xml:space="preserve"> _ready is executed by Godot when the scene is instantiated. The </w:t>
+      </w:r>
+      <w:proofErr w:type="spellStart"/>
+      <w:r>
+        <w:rPr>
+          <w:sz w:val="28"/>
+          <w:szCs w:val="28"/>
+        </w:rPr>
+        <w:t>randomize_correct_answer</w:t>
+      </w:r>
+      <w:proofErr w:type="spellEnd"/>
+      <w:r>
+        <w:rPr>
+          <w:sz w:val="28"/>
+          <w:szCs w:val="28"/>
+        </w:rPr>
+        <w:t xml:space="preserve"> function is used to randomly determine which </w:t>
+      </w:r>
+      <w:proofErr w:type="gramStart"/>
+      <w:r>
+        <w:rPr>
+          <w:sz w:val="28"/>
+          <w:szCs w:val="28"/>
+        </w:rPr>
+        <w:t>multiple choice</w:t>
+      </w:r>
+      <w:proofErr w:type="gramEnd"/>
+      <w:r>
+        <w:rPr>
+          <w:sz w:val="28"/>
+          <w:szCs w:val="28"/>
+        </w:rPr>
+        <w:t xml:space="preserve"> answer will be the correct one.</w:t>
+      </w:r>
+    </w:p>
+    <w:p>
+      <w:pPr>
+        <w:rPr>
+          <w:b/>
+          <w:bCs/>
+          <w:sz w:val="32"/>
+          <w:szCs w:val="32"/>
+        </w:rPr>
+      </w:pPr>
+      <w:r>
+        <w:rPr>
+          <w:b/>
+          <w:bCs/>
+          <w:sz w:val="32"/>
+          <w:szCs w:val="32"/>
+        </w:rPr>
+        <w:drawing>
+          <wp:inline distT="0" distB="0" distL="0" distR="0" wp14:anchorId="012DF8CB" wp14:editId="5BAE41B6">
+            <wp:extent cx="2560542" cy="396274"/>
+            <wp:effectExtent l="0" t="0" r="0" b="3810"/>
+            <wp:docPr id="534295012" name="Picture 1"/>
+            <wp:cNvGraphicFramePr>
+              <a:graphicFrameLocks xmlns:a="http://schemas.openxmlformats.org/drawingml/2006/main" noChangeAspect="1"/>
+            </wp:cNvGraphicFramePr>
+            <a:graphic xmlns:a="http://schemas.openxmlformats.org/drawingml/2006/main">
+              <a:graphicData uri="http://schemas.openxmlformats.org/drawingml/2006/picture">
+                <pic:pic xmlns:pic="http://schemas.openxmlformats.org/drawingml/2006/picture">
+                  <pic:nvPicPr>
+                    <pic:cNvPr id="534295012" name=""/>
+                    <pic:cNvPicPr/>
+                  </pic:nvPicPr>
+                  <pic:blipFill>
+                    <a:blip r:embed="rId33"/>
+                    <a:stretch>
+                      <a:fillRect/>
+                    </a:stretch>
+                  </pic:blipFill>
+                  <pic:spPr>
+                    <a:xfrm>
+                      <a:off x="0" y="0"/>
+                      <a:ext cx="2560542" cy="396274"/>
+                    </a:xfrm>
+                    <a:prstGeom prst="rect">
+                      <a:avLst/>
+                    </a:prstGeom>
+                  </pic:spPr>
+                </pic:pic>
+              </a:graphicData>
+            </a:graphic>
+          </wp:inline>
+        </w:drawing>
+      </w:r>
+    </w:p>
+    <w:p>
+      <w:pPr>
+        <w:rPr>
+          <w:b/>
+          <w:bCs/>
+          <w:sz w:val="32"/>
+          <w:szCs w:val="32"/>
+        </w:rPr>
+      </w:pPr>
+      <w:r>
+        <w:rPr>
+          <w:b/>
+          <w:bCs/>
+          <w:sz w:val="32"/>
+          <w:szCs w:val="32"/>
+        </w:rPr>
+        <w:drawing>
+          <wp:inline distT="0" distB="0" distL="0" distR="0" wp14:anchorId="42C5DD99" wp14:editId="3BD3149E">
+            <wp:extent cx="2751058" cy="2034716"/>
+            <wp:effectExtent l="0" t="0" r="0" b="3810"/>
+            <wp:docPr id="1567827211" name="Picture 1"/>
+            <wp:cNvGraphicFramePr>
+              <a:graphicFrameLocks xmlns:a="http://schemas.openxmlformats.org/drawingml/2006/main" noChangeAspect="1"/>
+            </wp:cNvGraphicFramePr>
+            <a:graphic xmlns:a="http://schemas.openxmlformats.org/drawingml/2006/main">
+              <a:graphicData uri="http://schemas.openxmlformats.org/drawingml/2006/picture">
+                <pic:pic xmlns:pic="http://schemas.openxmlformats.org/drawingml/2006/picture">
+                  <pic:nvPicPr>
+                    <pic:cNvPr id="1567827211" name=""/>
+                    <pic:cNvPicPr/>
+                  </pic:nvPicPr>
+                  <pic:blipFill>
+                    <a:blip r:embed="rId34"/>
+                    <a:stretch>
+                      <a:fillRect/>
+                    </a:stretch>
+                  </pic:blipFill>
+                  <pic:spPr>
+                    <a:xfrm>
+                      <a:off x="0" y="0"/>
+                      <a:ext cx="2751058" cy="2034716"/>
+                    </a:xfrm>
+                    <a:prstGeom prst="rect">
+                      <a:avLst/>
+                    </a:prstGeom>
+                  </pic:spPr>
+                </pic:pic>
+              </a:graphicData>
+            </a:graphic>
+          </wp:inline>
+        </w:drawing>
+      </w:r>
+    </w:p>
+    <w:p>
+      <w:pPr>
+        <w:rPr>
+          <w:b/>
+          <w:bCs/>
+          <w:sz w:val="32"/>
+          <w:szCs w:val="32"/>
+        </w:rPr>
+      </w:pPr>
+    </w:p>
+    <w:p>
+      <w:pPr>
+        <w:rPr>
+          <w:sz w:val="28"/>
+          <w:szCs w:val="28"/>
+        </w:rPr>
+      </w:pPr>
+      <w:proofErr w:type="spellStart"/>
+      <w:r>
+        <w:rPr>
+          <w:b/>
+          <w:bCs/>
+          <w:sz w:val="32"/>
+          <w:szCs w:val="32"/>
+        </w:rPr>
+        <w:t>start_</w:t>
+      </w:r>
+      <w:proofErr w:type="gramStart"/>
+      <w:r>
+        <w:rPr>
+          <w:b/>
+          <w:bCs/>
+          <w:sz w:val="32"/>
+          <w:szCs w:val="32"/>
+        </w:rPr>
+        <w:t>quiz</w:t>
+      </w:r>
+      <w:proofErr w:type="spellEnd"/>
+      <w:r>
+        <w:rPr>
+          <w:b/>
+          <w:bCs/>
+          <w:sz w:val="32"/>
+          <w:szCs w:val="32"/>
+        </w:rPr>
+        <w:t>(</w:t>
+      </w:r>
+      <w:proofErr w:type="gramEnd"/>
+      <w:r>
+        <w:rPr>
+          <w:b/>
+          <w:bCs/>
+          <w:sz w:val="32"/>
+          <w:szCs w:val="32"/>
+        </w:rPr>
+        <w:t>):</w:t>
+      </w:r>
+      <w:r>
+        <w:rPr>
+          <w:sz w:val="28"/>
+          <w:szCs w:val="28"/>
+        </w:rPr>
+        <w:t xml:space="preserve"> This function is used to start a new </w:t>
+      </w:r>
+      <w:proofErr w:type="spellStart"/>
+      <w:r>
+        <w:rPr>
+          <w:sz w:val="28"/>
+          <w:szCs w:val="28"/>
+        </w:rPr>
+        <w:t>ASLQuiz</w:t>
+      </w:r>
+      <w:proofErr w:type="spellEnd"/>
+      <w:r>
+        <w:rPr>
+          <w:sz w:val="28"/>
+          <w:szCs w:val="28"/>
+        </w:rPr>
+        <w:t>.</w:t>
+      </w:r>
+    </w:p>
+    <w:p>
+      <w:pPr>
+        <w:rPr>
+          <w:b/>
+          <w:bCs/>
+          <w:sz w:val="32"/>
+          <w:szCs w:val="32"/>
+        </w:rPr>
+      </w:pPr>
+      <w:r>
+        <w:rPr>
+          <w:b/>
+          <w:bCs/>
+          <w:sz w:val="32"/>
+          <w:szCs w:val="32"/>
+        </w:rPr>
+        <w:drawing>
+          <wp:inline distT="0" distB="0" distL="0" distR="0" wp14:anchorId="69BDE334" wp14:editId="34C22206">
+            <wp:extent cx="5029636" cy="2225233"/>
+            <wp:effectExtent l="0" t="0" r="0" b="3810"/>
+            <wp:docPr id="1859739833" name="Picture 1"/>
+            <wp:cNvGraphicFramePr>
+              <a:graphicFrameLocks xmlns:a="http://schemas.openxmlformats.org/drawingml/2006/main" noChangeAspect="1"/>
+            </wp:cNvGraphicFramePr>
+            <a:graphic xmlns:a="http://schemas.openxmlformats.org/drawingml/2006/main">
+              <a:graphicData uri="http://schemas.openxmlformats.org/drawingml/2006/picture">
+                <pic:pic xmlns:pic="http://schemas.openxmlformats.org/drawingml/2006/picture">
+                  <pic:nvPicPr>
+                    <pic:cNvPr id="1859739833" name=""/>
+                    <pic:cNvPicPr/>
+                  </pic:nvPicPr>
+                  <pic:blipFill>
+                    <a:blip r:embed="rId35"/>
+                    <a:stretch>
+                      <a:fillRect/>
+                    </a:stretch>
+                  </pic:blipFill>
+                  <pic:spPr>
+                    <a:xfrm>
+                      <a:off x="0" y="0"/>
+                      <a:ext cx="5029636" cy="2225233"/>
+                    </a:xfrm>
+                    <a:prstGeom prst="rect">
+                      <a:avLst/>
+                    </a:prstGeom>
+                  </pic:spPr>
+                </pic:pic>
+              </a:graphicData>
+            </a:graphic>
+          </wp:inline>
+        </w:drawing>
+      </w:r>
+    </w:p>
+    <w:p>
+      <w:pPr>
+        <w:rPr>
+          <w:bCs/>
+          <w:sz w:val="28"/>
+          <w:szCs w:val="28"/>
+        </w:rPr>
+      </w:pPr>
+      <w:proofErr w:type="spellStart"/>
+      <w:r>
+        <w:rPr>
+          <w:b/>
+          <w:bCs/>
+          <w:sz w:val="32"/>
+          <w:szCs w:val="32"/>
+        </w:rPr>
+        <w:t>next_</w:t>
+      </w:r>
+      <w:proofErr w:type="gramStart"/>
+      <w:r>
+        <w:rPr>
+          <w:b/>
+          <w:bCs/>
+          <w:sz w:val="32"/>
+          <w:szCs w:val="32"/>
+        </w:rPr>
+        <w:t>question</w:t>
+      </w:r>
+      <w:proofErr w:type="spellEnd"/>
+      <w:r>
+        <w:rPr>
+          <w:b/>
+          <w:bCs/>
+          <w:sz w:val="32"/>
+          <w:szCs w:val="32"/>
+        </w:rPr>
+        <w:t>(</w:t>
+      </w:r>
+      <w:proofErr w:type="gramEnd"/>
+      <w:r>
+        <w:rPr>
+          <w:b/>
+          <w:bCs/>
+          <w:sz w:val="32"/>
+          <w:szCs w:val="32"/>
+        </w:rPr>
+        <w:t xml:space="preserve">): </w:t>
+      </w:r>
+      <w:r>
+        <w:rPr>
+          <w:bCs/>
+          <w:sz w:val="28"/>
+          <w:szCs w:val="28"/>
+        </w:rPr>
+        <w:t>This function is used to execute required functions to display the next question of the quiz, when the player answers a question by clicking one of the quiz buttons.</w:t>
+      </w:r>
+    </w:p>
+    <w:p>
+      <w:pPr>
+        <w:rPr>
+          <w:bCs/>
+          <w:sz w:val="28"/>
+          <w:szCs w:val="28"/>
+        </w:rPr>
+      </w:pPr>
+      <w:r>
+        <w:rPr>
+          <w:bCs/>
+          <w:sz w:val="28"/>
+          <w:szCs w:val="28"/>
+        </w:rPr>
+        <w:lastRenderedPageBreak/>
+        <w:drawing>
+          <wp:inline distT="0" distB="0" distL="0" distR="0" wp14:anchorId="06C47DFD" wp14:editId="3B2200B1">
+            <wp:extent cx="5029636" cy="1623201"/>
+            <wp:effectExtent l="0" t="0" r="0" b="0"/>
+            <wp:docPr id="668233558" name="Picture 1"/>
+            <wp:cNvGraphicFramePr>
+              <a:graphicFrameLocks xmlns:a="http://schemas.openxmlformats.org/drawingml/2006/main" noChangeAspect="1"/>
+            </wp:cNvGraphicFramePr>
+            <a:graphic xmlns:a="http://schemas.openxmlformats.org/drawingml/2006/main">
+              <a:graphicData uri="http://schemas.openxmlformats.org/drawingml/2006/picture">
+                <pic:pic xmlns:pic="http://schemas.openxmlformats.org/drawingml/2006/picture">
+                  <pic:nvPicPr>
+                    <pic:cNvPr id="668233558" name=""/>
+                    <pic:cNvPicPr/>
+                  </pic:nvPicPr>
+                  <pic:blipFill>
+                    <a:blip r:embed="rId36"/>
+                    <a:stretch>
+                      <a:fillRect/>
+                    </a:stretch>
+                  </pic:blipFill>
+                  <pic:spPr>
+                    <a:xfrm>
+                      <a:off x="0" y="0"/>
+                      <a:ext cx="5029636" cy="1623201"/>
+                    </a:xfrm>
+                    <a:prstGeom prst="rect">
+                      <a:avLst/>
+                    </a:prstGeom>
+                  </pic:spPr>
+                </pic:pic>
+              </a:graphicData>
+            </a:graphic>
+          </wp:inline>
+        </w:drawing>
+      </w:r>
+    </w:p>
+    <w:p>
+      <w:pPr>
+        <w:rPr>
+          <w:b/>
+          <w:sz w:val="32"/>
+          <w:szCs w:val="32"/>
+        </w:rPr>
+      </w:pPr>
+    </w:p>
+    <w:p>
+      <w:pPr>
+        <w:rPr>
+          <w:bCs/>
+          <w:sz w:val="28"/>
+          <w:szCs w:val="28"/>
+        </w:rPr>
+      </w:pPr>
+      <w:proofErr w:type="spellStart"/>
+      <w:r>
+        <w:rPr>
+          <w:b/>
+          <w:sz w:val="32"/>
+          <w:szCs w:val="32"/>
+        </w:rPr>
+        <w:t>randomize_question_</w:t>
+      </w:r>
+      <w:proofErr w:type="gramStart"/>
+      <w:r>
+        <w:rPr>
+          <w:b/>
+          <w:sz w:val="32"/>
+          <w:szCs w:val="32"/>
+        </w:rPr>
+        <w:t>type</w:t>
+      </w:r>
+      <w:proofErr w:type="spellEnd"/>
+      <w:r>
+        <w:rPr>
+          <w:b/>
+          <w:sz w:val="32"/>
+          <w:szCs w:val="32"/>
+        </w:rPr>
+        <w:t>(</w:t>
+      </w:r>
+      <w:proofErr w:type="gramEnd"/>
+      <w:r>
+        <w:rPr>
+          <w:b/>
+          <w:sz w:val="32"/>
+          <w:szCs w:val="32"/>
+        </w:rPr>
+        <w:t>):</w:t>
+      </w:r>
+      <w:r>
+        <w:rPr>
+          <w:bCs/>
+          <w:sz w:val="28"/>
+          <w:szCs w:val="28"/>
+        </w:rPr>
+        <w:t xml:space="preserve"> This function is used to determine whether a question is going to be an image prompt question or meaning prompt question.</w:t>
+      </w:r>
+    </w:p>
+    <w:p>
+      <w:pPr>
+        <w:rPr>
+          <w:bCs/>
+          <w:sz w:val="28"/>
+          <w:szCs w:val="28"/>
+        </w:rPr>
+      </w:pPr>
+      <w:r>
+        <w:rPr>
+          <w:bCs/>
+          <w:sz w:val="28"/>
+          <w:szCs w:val="28"/>
+        </w:rPr>
+        <w:drawing>
+          <wp:inline distT="0" distB="0" distL="0" distR="0" wp14:anchorId="386332E2" wp14:editId="50A3E47D">
+            <wp:extent cx="4305673" cy="3703641"/>
+            <wp:effectExtent l="0" t="0" r="0" b="0"/>
+            <wp:docPr id="1153000010" name="Picture 1"/>
+            <wp:cNvGraphicFramePr>
+              <a:graphicFrameLocks xmlns:a="http://schemas.openxmlformats.org/drawingml/2006/main" noChangeAspect="1"/>
+            </wp:cNvGraphicFramePr>
+            <a:graphic xmlns:a="http://schemas.openxmlformats.org/drawingml/2006/main">
+              <a:graphicData uri="http://schemas.openxmlformats.org/drawingml/2006/picture">
+                <pic:pic xmlns:pic="http://schemas.openxmlformats.org/drawingml/2006/picture">
+                  <pic:nvPicPr>
+                    <pic:cNvPr id="1153000010" name=""/>
+                    <pic:cNvPicPr/>
+                  </pic:nvPicPr>
+                  <pic:blipFill>
+                    <a:blip r:embed="rId37"/>
+                    <a:stretch>
+                      <a:fillRect/>
+                    </a:stretch>
+                  </pic:blipFill>
+                  <pic:spPr>
+                    <a:xfrm>
+                      <a:off x="0" y="0"/>
+                      <a:ext cx="4305673" cy="3703641"/>
+                    </a:xfrm>
+                    <a:prstGeom prst="rect">
+                      <a:avLst/>
+                    </a:prstGeom>
+                  </pic:spPr>
+                </pic:pic>
+              </a:graphicData>
+            </a:graphic>
+          </wp:inline>
+        </w:drawing>
+      </w:r>
+    </w:p>
+    <w:p>
+      <w:pPr>
+        <w:rPr>
+          <w:bCs/>
+          <w:sz w:val="28"/>
+          <w:szCs w:val="28"/>
+        </w:rPr>
+      </w:pPr>
+    </w:p>
+    <w:p>
+      <w:pPr>
+        <w:rPr>
+          <w:bCs/>
+          <w:sz w:val="28"/>
+          <w:szCs w:val="28"/>
+        </w:rPr>
+      </w:pPr>
+    </w:p>
+    <w:p>
+      <w:pPr>
+        <w:rPr>
+          <w:bCs/>
+          <w:sz w:val="28"/>
+          <w:szCs w:val="28"/>
+        </w:rPr>
+      </w:pPr>
+    </w:p>
+    <w:p>
+      <w:pPr>
+        <w:rPr>
+          <w:bCs/>
+          <w:sz w:val="28"/>
+          <w:szCs w:val="28"/>
+        </w:rPr>
+      </w:pPr>
+    </w:p>
+    <w:p>
+      <w:pPr>
+        <w:rPr>
+          <w:bCs/>
+          <w:sz w:val="28"/>
+          <w:szCs w:val="28"/>
+        </w:rPr>
+      </w:pPr>
+      <w:proofErr w:type="spellStart"/>
+      <w:r>
+        <w:rPr>
+          <w:b/>
+          <w:sz w:val="32"/>
+          <w:szCs w:val="32"/>
+        </w:rPr>
+        <w:lastRenderedPageBreak/>
+        <w:t>make_IP_</w:t>
+      </w:r>
+      <w:proofErr w:type="gramStart"/>
+      <w:r>
+        <w:rPr>
+          <w:b/>
+          <w:sz w:val="32"/>
+          <w:szCs w:val="32"/>
+        </w:rPr>
+        <w:t>question</w:t>
+      </w:r>
+      <w:proofErr w:type="spellEnd"/>
+      <w:r>
+        <w:rPr>
+          <w:b/>
+          <w:sz w:val="32"/>
+          <w:szCs w:val="32"/>
+        </w:rPr>
+        <w:t>(</w:t>
+      </w:r>
+      <w:proofErr w:type="gramEnd"/>
+      <w:r>
+        <w:rPr>
+          <w:b/>
+          <w:sz w:val="32"/>
+          <w:szCs w:val="32"/>
+        </w:rPr>
+        <w:t xml:space="preserve">): </w:t>
+      </w:r>
+      <w:r>
+        <w:rPr>
+          <w:bCs/>
+          <w:sz w:val="28"/>
+          <w:szCs w:val="28"/>
+        </w:rPr>
+        <w:t xml:space="preserve">This function is used to create a meaning prompt question from the array of </w:t>
+      </w:r>
+      <w:proofErr w:type="spellStart"/>
+      <w:r>
+        <w:rPr>
+          <w:bCs/>
+          <w:sz w:val="28"/>
+          <w:szCs w:val="28"/>
+        </w:rPr>
+        <w:t>ASLSign’s</w:t>
+      </w:r>
+      <w:proofErr w:type="spellEnd"/>
+      <w:r>
+        <w:rPr>
+          <w:bCs/>
+          <w:sz w:val="28"/>
+          <w:szCs w:val="28"/>
+        </w:rPr>
+        <w:t xml:space="preserve"> it is given. This function pulls an image from the correct answer (at index 0) and assigns the meanings of all of the rest of the </w:t>
+      </w:r>
+      <w:proofErr w:type="spellStart"/>
+      <w:r>
+        <w:rPr>
+          <w:bCs/>
+          <w:sz w:val="28"/>
+          <w:szCs w:val="28"/>
+        </w:rPr>
+        <w:t>ASLSign’s</w:t>
+      </w:r>
+      <w:proofErr w:type="spellEnd"/>
+      <w:r>
+        <w:rPr>
+          <w:bCs/>
+          <w:sz w:val="28"/>
+          <w:szCs w:val="28"/>
+        </w:rPr>
+        <w:t xml:space="preserve"> to the labels in the scene according to whether </w:t>
+      </w:r>
+      <w:proofErr w:type="spellStart"/>
+      <w:r>
+        <w:rPr>
+          <w:bCs/>
+          <w:sz w:val="28"/>
+          <w:szCs w:val="28"/>
+        </w:rPr>
+        <w:t>correct_answer</w:t>
+      </w:r>
+      <w:proofErr w:type="spellEnd"/>
+      <w:r>
+        <w:rPr>
+          <w:bCs/>
+          <w:sz w:val="28"/>
+          <w:szCs w:val="28"/>
+        </w:rPr>
+        <w:t xml:space="preserve"> is </w:t>
+      </w:r>
+      <w:proofErr w:type="gramStart"/>
+      <w:r>
+        <w:rPr>
+          <w:bCs/>
+          <w:sz w:val="28"/>
+          <w:szCs w:val="28"/>
+        </w:rPr>
+        <w:t>A,B</w:t>
+      </w:r>
+      <w:proofErr w:type="gramEnd"/>
+      <w:r>
+        <w:rPr>
+          <w:bCs/>
+          <w:sz w:val="28"/>
+          <w:szCs w:val="28"/>
+        </w:rPr>
+        <w:t>,C, or D.</w:t>
+      </w:r>
+    </w:p>
+    <w:p>
+      <w:pPr>
+        <w:rPr>
+          <w:bCs/>
+          <w:sz w:val="28"/>
+          <w:szCs w:val="28"/>
+        </w:rPr>
+      </w:pPr>
+      <w:r>
+        <w:rPr>
+          <w:bCs/>
+          <w:sz w:val="28"/>
+          <w:szCs w:val="28"/>
+        </w:rPr>
+        <w:drawing>
+          <wp:inline distT="0" distB="0" distL="0" distR="0" wp14:anchorId="02761207" wp14:editId="11889685">
+            <wp:extent cx="4717748" cy="3284220"/>
+            <wp:effectExtent l="0" t="0" r="6985" b="0"/>
+            <wp:docPr id="1749941363" name="Picture 1"/>
+            <wp:cNvGraphicFramePr>
+              <a:graphicFrameLocks xmlns:a="http://schemas.openxmlformats.org/drawingml/2006/main" noChangeAspect="1"/>
+            </wp:cNvGraphicFramePr>
+            <a:graphic xmlns:a="http://schemas.openxmlformats.org/drawingml/2006/main">
+              <a:graphicData uri="http://schemas.openxmlformats.org/drawingml/2006/picture">
+                <pic:pic xmlns:pic="http://schemas.openxmlformats.org/drawingml/2006/picture">
+                  <pic:nvPicPr>
+                    <pic:cNvPr id="1749941363" name=""/>
+                    <pic:cNvPicPr/>
+                  </pic:nvPicPr>
+                  <pic:blipFill>
+                    <a:blip r:embed="rId38"/>
+                    <a:stretch>
+                      <a:fillRect/>
+                    </a:stretch>
+                  </pic:blipFill>
+                  <pic:spPr>
+                    <a:xfrm>
+                      <a:off x="0" y="0"/>
+                      <a:ext cx="4744216" cy="3302645"/>
+                    </a:xfrm>
+                    <a:prstGeom prst="rect">
+                      <a:avLst/>
+                    </a:prstGeom>
+                  </pic:spPr>
+                </pic:pic>
+              </a:graphicData>
+            </a:graphic>
+          </wp:inline>
+        </w:drawing>
+      </w:r>
+      <w:r>
+        <w:rPr>
+          <w:bCs/>
+          <w:sz w:val="28"/>
+          <w:szCs w:val="28"/>
+        </w:rPr>
+        <w:drawing>
+          <wp:inline distT="0" distB="0" distL="0" distR="0" wp14:anchorId="4EAE4D29" wp14:editId="720947B8">
+            <wp:extent cx="4775031" cy="1706880"/>
+            <wp:effectExtent l="0" t="0" r="6985" b="7620"/>
+            <wp:docPr id="1097448096" name="Picture 1"/>
+            <wp:cNvGraphicFramePr>
+              <a:graphicFrameLocks xmlns:a="http://schemas.openxmlformats.org/drawingml/2006/main" noChangeAspect="1"/>
+            </wp:cNvGraphicFramePr>
+            <a:graphic xmlns:a="http://schemas.openxmlformats.org/drawingml/2006/main">
+              <a:graphicData uri="http://schemas.openxmlformats.org/drawingml/2006/picture">
+                <pic:pic xmlns:pic="http://schemas.openxmlformats.org/drawingml/2006/picture">
+                  <pic:nvPicPr>
+                    <pic:cNvPr id="1097448096" name=""/>
+                    <pic:cNvPicPr/>
+                  </pic:nvPicPr>
+                  <pic:blipFill>
+                    <a:blip r:embed="rId39"/>
+                    <a:stretch>
+                      <a:fillRect/>
+                    </a:stretch>
+                  </pic:blipFill>
+                  <pic:spPr>
+                    <a:xfrm>
+                      <a:off x="0" y="0"/>
+                      <a:ext cx="4789477" cy="1712044"/>
+                    </a:xfrm>
+                    <a:prstGeom prst="rect">
+                      <a:avLst/>
+                    </a:prstGeom>
+                  </pic:spPr>
+                </pic:pic>
+              </a:graphicData>
+            </a:graphic>
+          </wp:inline>
+        </w:drawing>
+      </w:r>
+    </w:p>
+    <w:p>
+      <w:pPr>
+        <w:rPr>
+          <w:bCs/>
+          <w:sz w:val="28"/>
+          <w:szCs w:val="28"/>
+        </w:rPr>
+      </w:pPr>
+    </w:p>
+    <w:p>
+      <w:pPr>
+        <w:rPr>
+          <w:bCs/>
+          <w:sz w:val="28"/>
+          <w:szCs w:val="28"/>
+        </w:rPr>
+      </w:pPr>
+    </w:p>
+    <w:p>
+      <w:pPr>
+        <w:rPr>
+          <w:bCs/>
+          <w:sz w:val="28"/>
+          <w:szCs w:val="28"/>
+        </w:rPr>
+      </w:pPr>
+    </w:p>
+    <w:p>
+      <w:pPr>
+        <w:rPr>
+          <w:bCs/>
+          <w:sz w:val="28"/>
+          <w:szCs w:val="28"/>
+        </w:rPr>
+      </w:pPr>
+    </w:p>
+    <w:p>
+      <w:pPr>
+        <w:rPr>
+          <w:bCs/>
+          <w:sz w:val="28"/>
+          <w:szCs w:val="28"/>
+        </w:rPr>
+      </w:pPr>
+    </w:p>
+    <w:p>
+      <w:pPr>
+        <w:rPr>
+          <w:bCs/>
+          <w:sz w:val="32"/>
+          <w:szCs w:val="32"/>
+        </w:rPr>
+      </w:pPr>
+      <w:proofErr w:type="spellStart"/>
+      <w:r>
+        <w:rPr>
+          <w:b/>
+          <w:sz w:val="32"/>
+          <w:szCs w:val="32"/>
+        </w:rPr>
+        <w:lastRenderedPageBreak/>
+        <w:t>make_MP_</w:t>
+      </w:r>
+      <w:proofErr w:type="gramStart"/>
+      <w:r>
+        <w:rPr>
+          <w:b/>
+          <w:sz w:val="32"/>
+          <w:szCs w:val="32"/>
+        </w:rPr>
+        <w:t>question</w:t>
+      </w:r>
+      <w:proofErr w:type="spellEnd"/>
+      <w:r>
+        <w:rPr>
+          <w:b/>
+          <w:sz w:val="32"/>
+          <w:szCs w:val="32"/>
+        </w:rPr>
+        <w:t>(</w:t>
+      </w:r>
+      <w:proofErr w:type="gramEnd"/>
+      <w:r>
+        <w:rPr>
+          <w:b/>
+          <w:sz w:val="32"/>
+          <w:szCs w:val="32"/>
+        </w:rPr>
+        <w:t xml:space="preserve">): </w:t>
+      </w:r>
+      <w:r>
+        <w:rPr>
+          <w:bCs/>
+          <w:sz w:val="28"/>
+          <w:szCs w:val="28"/>
+        </w:rPr>
+        <w:t xml:space="preserve">This function is used to create </w:t>
+      </w:r>
+      <w:r>
+        <w:rPr>
+          <w:bCs/>
+          <w:sz w:val="28"/>
+          <w:szCs w:val="28"/>
+        </w:rPr>
+        <w:t>an image</w:t>
+      </w:r>
+      <w:r>
+        <w:rPr>
+          <w:bCs/>
+          <w:sz w:val="28"/>
+          <w:szCs w:val="28"/>
+        </w:rPr>
+        <w:t xml:space="preserve"> prompt question from the array of </w:t>
+      </w:r>
+      <w:proofErr w:type="spellStart"/>
+      <w:r>
+        <w:rPr>
+          <w:bCs/>
+          <w:sz w:val="28"/>
+          <w:szCs w:val="28"/>
+        </w:rPr>
+        <w:t>ASLSign’s</w:t>
+      </w:r>
+      <w:proofErr w:type="spellEnd"/>
+      <w:r>
+        <w:rPr>
+          <w:bCs/>
+          <w:sz w:val="28"/>
+          <w:szCs w:val="28"/>
+        </w:rPr>
+        <w:t xml:space="preserve"> it is given. This function pulls a</w:t>
+      </w:r>
+      <w:r>
+        <w:rPr>
+          <w:bCs/>
+          <w:sz w:val="28"/>
+          <w:szCs w:val="28"/>
+        </w:rPr>
+        <w:t xml:space="preserve"> meaning</w:t>
+      </w:r>
+      <w:r>
+        <w:rPr>
+          <w:bCs/>
+          <w:sz w:val="28"/>
+          <w:szCs w:val="28"/>
+        </w:rPr>
+        <w:t xml:space="preserve"> from the correct answer (at index 0) and assigns the</w:t>
+      </w:r>
+      <w:r>
+        <w:rPr>
+          <w:bCs/>
+          <w:sz w:val="28"/>
+          <w:szCs w:val="28"/>
+        </w:rPr>
+        <w:t xml:space="preserve"> images</w:t>
+      </w:r>
+      <w:r>
+        <w:rPr>
+          <w:bCs/>
+          <w:sz w:val="28"/>
+          <w:szCs w:val="28"/>
+        </w:rPr>
+        <w:t xml:space="preserve"> of all of the rest of the </w:t>
+      </w:r>
+      <w:proofErr w:type="spellStart"/>
+      <w:r>
+        <w:rPr>
+          <w:bCs/>
+          <w:sz w:val="28"/>
+          <w:szCs w:val="28"/>
+        </w:rPr>
+        <w:t>ASLSign’s</w:t>
+      </w:r>
+      <w:proofErr w:type="spellEnd"/>
+      <w:r>
+        <w:rPr>
+          <w:bCs/>
+          <w:sz w:val="28"/>
+          <w:szCs w:val="28"/>
+        </w:rPr>
+        <w:t xml:space="preserve"> to the labels in the scene according to whether </w:t>
+      </w:r>
+      <w:proofErr w:type="spellStart"/>
+      <w:r>
+        <w:rPr>
+          <w:bCs/>
+          <w:sz w:val="28"/>
+          <w:szCs w:val="28"/>
+        </w:rPr>
+        <w:t>correct_answer</w:t>
+      </w:r>
+      <w:proofErr w:type="spellEnd"/>
+      <w:r>
+        <w:rPr>
+          <w:bCs/>
+          <w:sz w:val="28"/>
+          <w:szCs w:val="28"/>
+        </w:rPr>
+        <w:t xml:space="preserve"> is </w:t>
+      </w:r>
+      <w:proofErr w:type="gramStart"/>
+      <w:r>
+        <w:rPr>
+          <w:bCs/>
+          <w:sz w:val="28"/>
+          <w:szCs w:val="28"/>
+        </w:rPr>
+        <w:t>A,B</w:t>
+      </w:r>
+      <w:proofErr w:type="gramEnd"/>
+      <w:r>
+        <w:rPr>
+          <w:bCs/>
+          <w:sz w:val="28"/>
+          <w:szCs w:val="28"/>
+        </w:rPr>
+        <w:t>,C, or D.</w:t>
+      </w:r>
+    </w:p>
+    <w:p>
+      <w:pPr>
+        <w:rPr>
+          <w:bCs/>
+          <w:sz w:val="28"/>
+          <w:szCs w:val="28"/>
+        </w:rPr>
+      </w:pPr>
+      <w:r>
+        <w:rPr>
+          <w:bCs/>
+          <w:sz w:val="28"/>
+          <w:szCs w:val="28"/>
+        </w:rPr>
+        <w:drawing>
+          <wp:inline distT="0" distB="0" distL="0" distR="0" wp14:anchorId="1D32618D" wp14:editId="7AAB13C9">
+            <wp:extent cx="5065827" cy="2910840"/>
+            <wp:effectExtent l="0" t="0" r="1905" b="3810"/>
+            <wp:docPr id="2120799678" name="Picture 1"/>
+            <wp:cNvGraphicFramePr>
+              <a:graphicFrameLocks xmlns:a="http://schemas.openxmlformats.org/drawingml/2006/main" noChangeAspect="1"/>
+            </wp:cNvGraphicFramePr>
+            <a:graphic xmlns:a="http://schemas.openxmlformats.org/drawingml/2006/main">
+              <a:graphicData uri="http://schemas.openxmlformats.org/drawingml/2006/picture">
+                <pic:pic xmlns:pic="http://schemas.openxmlformats.org/drawingml/2006/picture">
+                  <pic:nvPicPr>
+                    <pic:cNvPr id="2120799678" name=""/>
+                    <pic:cNvPicPr/>
+                  </pic:nvPicPr>
+                  <pic:blipFill>
+                    <a:blip r:embed="rId40"/>
+                    <a:stretch>
+                      <a:fillRect/>
+                    </a:stretch>
+                  </pic:blipFill>
+                  <pic:spPr>
+                    <a:xfrm>
+                      <a:off x="0" y="0"/>
+                      <a:ext cx="5075750" cy="2916542"/>
+                    </a:xfrm>
+                    <a:prstGeom prst="rect">
+                      <a:avLst/>
+                    </a:prstGeom>
+                  </pic:spPr>
+                </pic:pic>
+              </a:graphicData>
+            </a:graphic>
+          </wp:inline>
+        </w:drawing>
+      </w:r>
+    </w:p>
+    <w:p>
+      <w:pPr>
+        <w:rPr>
+          <w:bCs/>
+          <w:sz w:val="28"/>
+          <w:szCs w:val="28"/>
+        </w:rPr>
+      </w:pPr>
+      <w:r>
+        <w:rPr>
+          <w:bCs/>
+          <w:sz w:val="28"/>
+          <w:szCs w:val="28"/>
+        </w:rPr>
+        <w:drawing>
+          <wp:inline distT="0" distB="0" distL="0" distR="0" wp14:anchorId="0C906EA1" wp14:editId="1BF0C4CC">
+            <wp:extent cx="5121084" cy="1851820"/>
+            <wp:effectExtent l="0" t="0" r="3810" b="0"/>
+            <wp:docPr id="1722106972" name="Picture 1"/>
+            <wp:cNvGraphicFramePr>
+              <a:graphicFrameLocks xmlns:a="http://schemas.openxmlformats.org/drawingml/2006/main" noChangeAspect="1"/>
+            </wp:cNvGraphicFramePr>
+            <a:graphic xmlns:a="http://schemas.openxmlformats.org/drawingml/2006/main">
+              <a:graphicData uri="http://schemas.openxmlformats.org/drawingml/2006/picture">
+                <pic:pic xmlns:pic="http://schemas.openxmlformats.org/drawingml/2006/picture">
+                  <pic:nvPicPr>
+                    <pic:cNvPr id="1722106972" name=""/>
+                    <pic:cNvPicPr/>
+                  </pic:nvPicPr>
+                  <pic:blipFill>
+                    <a:blip r:embed="rId41"/>
+                    <a:stretch>
+                      <a:fillRect/>
+                    </a:stretch>
+                  </pic:blipFill>
+                  <pic:spPr>
+                    <a:xfrm>
+                      <a:off x="0" y="0"/>
+                      <a:ext cx="5121084" cy="1851820"/>
+                    </a:xfrm>
+                    <a:prstGeom prst="rect">
+                      <a:avLst/>
+                    </a:prstGeom>
+                  </pic:spPr>
+                </pic:pic>
+              </a:graphicData>
+            </a:graphic>
+          </wp:inline>
+        </w:drawing>
+      </w:r>
+    </w:p>
+    <w:p>
+      <w:pPr>
+        <w:rPr>
+          <w:b/>
+          <w:sz w:val="28"/>
+          <w:szCs w:val="28"/>
+        </w:rPr>
+      </w:pPr>
+    </w:p>
+    <w:p>
+      <w:pPr>
+        <w:rPr>
+          <w:b/>
+          <w:sz w:val="28"/>
+          <w:szCs w:val="28"/>
+        </w:rPr>
+      </w:pPr>
+    </w:p>
+    <w:p>
+      <w:pPr>
+        <w:rPr>
+          <w:b/>
+          <w:sz w:val="28"/>
+          <w:szCs w:val="28"/>
+        </w:rPr>
+      </w:pPr>
+    </w:p>
+    <w:p>
+      <w:pPr>
+        <w:rPr>
+          <w:b/>
+          <w:sz w:val="28"/>
+          <w:szCs w:val="28"/>
+        </w:rPr>
+      </w:pPr>
+    </w:p>
+    <w:p>
+      <w:pPr>
+        <w:rPr>
+          <w:b/>
+          <w:sz w:val="28"/>
+          <w:szCs w:val="28"/>
+        </w:rPr>
+      </w:pPr>
+    </w:p>
+    <w:p>
+      <w:pPr>
+        <w:rPr>
+          <w:sz w:val="28"/>
+          <w:szCs w:val="28"/>
+        </w:rPr>
+      </w:pPr>
+      <w:r>
+        <w:rPr>
+          <w:b/>
+          <w:sz w:val="32"/>
+          <w:szCs w:val="32"/>
+        </w:rPr>
+        <w:lastRenderedPageBreak/>
+        <w:t xml:space="preserve">Buttons: </w:t>
+      </w:r>
+      <w:r>
+        <w:rPr>
+          <w:sz w:val="28"/>
+          <w:szCs w:val="28"/>
+        </w:rPr>
+        <w:t xml:space="preserve">The following functions represent buttons in the scene that are shown or hidden according to whether the question is an image prompt or meaning prompt. When the player clicks any button to answer, </w:t>
+      </w:r>
+      <w:proofErr w:type="spellStart"/>
+      <w:r>
+        <w:rPr>
+          <w:sz w:val="28"/>
+          <w:szCs w:val="28"/>
+        </w:rPr>
+        <w:t>answer_picked</w:t>
+      </w:r>
+      <w:proofErr w:type="spellEnd"/>
+      <w:r>
+        <w:rPr>
+          <w:sz w:val="28"/>
+          <w:szCs w:val="28"/>
+        </w:rPr>
+        <w:t xml:space="preserve"> is called.</w:t>
+      </w:r>
+    </w:p>
+    <w:p>
+      <w:pPr>
+        <w:rPr>
+          <w:b/>
+          <w:sz w:val="32"/>
+          <w:szCs w:val="32"/>
+        </w:rPr>
+      </w:pPr>
+      <w:r>
+        <w:rPr>
+          <w:b/>
+          <w:sz w:val="32"/>
+          <w:szCs w:val="32"/>
+        </w:rPr>
+        <w:drawing>
+          <wp:inline distT="0" distB="0" distL="0" distR="0" wp14:anchorId="50E6B81C" wp14:editId="3E31DF5E">
+            <wp:extent cx="4016088" cy="4465707"/>
+            <wp:effectExtent l="0" t="0" r="3810" b="0"/>
+            <wp:docPr id="2044264173" name="Picture 1"/>
+            <wp:cNvGraphicFramePr>
+              <a:graphicFrameLocks xmlns:a="http://schemas.openxmlformats.org/drawingml/2006/main" noChangeAspect="1"/>
+            </wp:cNvGraphicFramePr>
+            <a:graphic xmlns:a="http://schemas.openxmlformats.org/drawingml/2006/main">
+              <a:graphicData uri="http://schemas.openxmlformats.org/drawingml/2006/picture">
+                <pic:pic xmlns:pic="http://schemas.openxmlformats.org/drawingml/2006/picture">
+                  <pic:nvPicPr>
+                    <pic:cNvPr id="2044264173" name=""/>
+                    <pic:cNvPicPr/>
+                  </pic:nvPicPr>
+                  <pic:blipFill>
+                    <a:blip r:embed="rId42"/>
+                    <a:stretch>
+                      <a:fillRect/>
+                    </a:stretch>
+                  </pic:blipFill>
+                  <pic:spPr>
+                    <a:xfrm>
+                      <a:off x="0" y="0"/>
+                      <a:ext cx="4016088" cy="4465707"/>
+                    </a:xfrm>
+                    <a:prstGeom prst="rect">
+                      <a:avLst/>
+                    </a:prstGeom>
+                  </pic:spPr>
+                </pic:pic>
+              </a:graphicData>
+            </a:graphic>
+          </wp:inline>
+        </w:drawing>
+      </w:r>
+    </w:p>
+    <w:p>
+      <w:pPr>
+        <w:rPr>
+          <w:b/>
+          <w:bCs/>
+          <w:sz w:val="32"/>
+          <w:szCs w:val="32"/>
+        </w:rPr>
+      </w:pPr>
+    </w:p>
+    <w:p>
+      <w:pPr>
+        <w:rPr>
+          <w:b/>
+          <w:bCs/>
+          <w:sz w:val="32"/>
+          <w:szCs w:val="32"/>
+        </w:rPr>
+      </w:pPr>
+    </w:p>
+    <w:p>
+      <w:pPr>
+        <w:rPr>
+          <w:b/>
+          <w:bCs/>
+          <w:sz w:val="32"/>
+          <w:szCs w:val="32"/>
+        </w:rPr>
+      </w:pPr>
+    </w:p>
+    <w:p>
+      <w:pPr>
+        <w:rPr>
+          <w:b/>
+          <w:bCs/>
+          <w:sz w:val="32"/>
+          <w:szCs w:val="32"/>
+        </w:rPr>
+      </w:pPr>
+    </w:p>
+    <w:p>
+      <w:pPr>
+        <w:rPr>
+          <w:b/>
+          <w:bCs/>
+          <w:sz w:val="32"/>
+          <w:szCs w:val="32"/>
+        </w:rPr>
+      </w:pPr>
+    </w:p>
+    <w:p>
+      <w:pPr>
+        <w:rPr>
+          <w:b/>
+          <w:bCs/>
+          <w:sz w:val="32"/>
+          <w:szCs w:val="32"/>
+        </w:rPr>
+      </w:pPr>
+    </w:p>
+    <w:p>
+      <w:pPr>
+        <w:rPr>
+          <w:sz w:val="28"/>
+          <w:szCs w:val="28"/>
+        </w:rPr>
+      </w:pPr>
+      <w:proofErr w:type="spellStart"/>
+      <w:r>
+        <w:rPr>
+          <w:b/>
+          <w:bCs/>
+          <w:sz w:val="32"/>
+          <w:szCs w:val="32"/>
+        </w:rPr>
+        <w:lastRenderedPageBreak/>
+        <w:t>answer_</w:t>
+      </w:r>
+      <w:proofErr w:type="gramStart"/>
+      <w:r>
+        <w:rPr>
+          <w:b/>
+          <w:bCs/>
+          <w:sz w:val="32"/>
+          <w:szCs w:val="32"/>
+        </w:rPr>
+        <w:t>picked</w:t>
+      </w:r>
+      <w:proofErr w:type="spellEnd"/>
+      <w:r>
+        <w:rPr>
+          <w:b/>
+          <w:bCs/>
+          <w:sz w:val="32"/>
+          <w:szCs w:val="32"/>
+        </w:rPr>
+        <w:t>(</w:t>
+      </w:r>
+      <w:proofErr w:type="gramEnd"/>
+      <w:r>
+        <w:rPr>
+          <w:b/>
+          <w:bCs/>
+          <w:sz w:val="32"/>
+          <w:szCs w:val="32"/>
+        </w:rPr>
+        <w:t xml:space="preserve">): </w:t>
+      </w:r>
+      <w:r>
+        <w:rPr>
+          <w:sz w:val="28"/>
+          <w:szCs w:val="28"/>
+        </w:rPr>
+        <w:t xml:space="preserve">This function is used to call </w:t>
+      </w:r>
+      <w:proofErr w:type="spellStart"/>
+      <w:r>
+        <w:rPr>
+          <w:sz w:val="28"/>
+          <w:szCs w:val="28"/>
+        </w:rPr>
+        <w:t>next_question</w:t>
+      </w:r>
+      <w:proofErr w:type="spellEnd"/>
+      <w:r>
+        <w:rPr>
+          <w:sz w:val="28"/>
+          <w:szCs w:val="28"/>
+        </w:rPr>
+        <w:t xml:space="preserve"> and determine whether the player picked correctly by comparing the button they pressed to </w:t>
+      </w:r>
+      <w:proofErr w:type="spellStart"/>
+      <w:r>
+        <w:rPr>
+          <w:sz w:val="28"/>
+          <w:szCs w:val="28"/>
+        </w:rPr>
+        <w:t>correct_answer</w:t>
+      </w:r>
+      <w:proofErr w:type="spellEnd"/>
+      <w:r>
+        <w:rPr>
+          <w:sz w:val="28"/>
+          <w:szCs w:val="28"/>
+        </w:rPr>
+        <w:t xml:space="preserve"> and incrementing </w:t>
+      </w:r>
+      <w:proofErr w:type="spellStart"/>
+      <w:r>
+        <w:rPr>
+          <w:sz w:val="28"/>
+          <w:szCs w:val="28"/>
+        </w:rPr>
+        <w:t>answered_correctly</w:t>
+      </w:r>
+      <w:proofErr w:type="spellEnd"/>
+      <w:r>
+        <w:rPr>
+          <w:sz w:val="28"/>
+          <w:szCs w:val="28"/>
+        </w:rPr>
+        <w:t xml:space="preserve">. It also randomizes the answer to the next question by calling </w:t>
+      </w:r>
+      <w:proofErr w:type="spellStart"/>
+      <w:r>
+        <w:rPr>
+          <w:sz w:val="28"/>
+          <w:szCs w:val="28"/>
+        </w:rPr>
+        <w:t>randomize_correct_answer</w:t>
+      </w:r>
+      <w:proofErr w:type="spellEnd"/>
+      <w:r>
+        <w:rPr>
+          <w:sz w:val="28"/>
+          <w:szCs w:val="28"/>
+        </w:rPr>
+        <w:t>.</w:t>
+      </w:r>
+    </w:p>
+    <w:p>
+      <w:pPr>
+        <w:rPr>
+          <w:sz w:val="28"/>
+          <w:szCs w:val="28"/>
+        </w:rPr>
+      </w:pPr>
+      <w:r>
+        <w:rPr>
+          <w:sz w:val="28"/>
+          <w:szCs w:val="28"/>
+        </w:rPr>
+        <w:drawing>
+          <wp:inline distT="0" distB="0" distL="0" distR="0" wp14:anchorId="75CE8EE0" wp14:editId="104C1BD1">
+            <wp:extent cx="5265876" cy="1889924"/>
+            <wp:effectExtent l="0" t="0" r="0" b="0"/>
+            <wp:docPr id="516148375" name="Picture 1"/>
+            <wp:cNvGraphicFramePr>
+              <a:graphicFrameLocks xmlns:a="http://schemas.openxmlformats.org/drawingml/2006/main" noChangeAspect="1"/>
+            </wp:cNvGraphicFramePr>
+            <a:graphic xmlns:a="http://schemas.openxmlformats.org/drawingml/2006/main">
+              <a:graphicData uri="http://schemas.openxmlformats.org/drawingml/2006/picture">
+                <pic:pic xmlns:pic="http://schemas.openxmlformats.org/drawingml/2006/picture">
+                  <pic:nvPicPr>
+                    <pic:cNvPr id="516148375" name=""/>
+                    <pic:cNvPicPr/>
+                  </pic:nvPicPr>
+                  <pic:blipFill>
+                    <a:blip r:embed="rId43"/>
+                    <a:stretch>
+                      <a:fillRect/>
+                    </a:stretch>
+                  </pic:blipFill>
+                  <pic:spPr>
+                    <a:xfrm>
+                      <a:off x="0" y="0"/>
+                      <a:ext cx="5265876" cy="1889924"/>
                     </a:xfrm>
                     <a:prstGeom prst="rect">
                       <a:avLst/>
